--- a/manuel-histoire-t8/Manuel_Histoire_T8_UNITE5.docx
+++ b/manuel-histoire-t8/Manuel_Histoire_T8_UNITE5.docx
@@ -1819,152 +1819,152 @@
                 <w:szCs w:val="20"/>
                 <w:rFonts w:ascii="Times New Roman" w:cs="Times New Roman" w:eastAsia="Times New Roman" w:hAnsi="Times New Roman"/>
               </w:rPr>
-              <w:t xml:space="preserve">3. Observation</w:t>
-            </w:r>
-          </w:p>
-        </w:tc>
-        <w:tc>
-          <w:tcPr>
-            <w:tcMar>
-              <w:top w:type="dxa" w:w="80"/>
-              <w:left w:type="dxa" w:w="80"/>
-              <w:bottom w:type="dxa" w:w="80"/>
-              <w:right w:type="dxa" w:w="80"/>
-            </w:tcMar>
-          </w:tcPr>
-          <w:p>
-            <w:pPr>
-              <w:spacing w:after="40"/>
-              <w:jc w:val="left"/>
-            </w:pPr>
-            <w:r>
-              <w:rPr>
-                <w:b w:val="false"/>
-                <w:bCs w:val="false"/>
-                <w:i w:val="false"/>
-                <w:iCs w:val="false"/>
-                <w:color w:val="000000"/>
-                <w:sz w:val="20"/>
-                <w:szCs w:val="20"/>
-                <w:rFonts w:ascii="Times New Roman" w:cs="Times New Roman" w:eastAsia="Times New Roman" w:hAnsi="Times New Roman"/>
-              </w:rPr>
-              <w:t xml:space="preserve">Pour retenir l’ordre : deux « R » masculins d’abord (Radama I, puis — après Ranavalona I — Radama II), et les reines en « R » ensuite : Rasoherina, Ranavalona II, Ranavalona III. Les durées : 18, 33, 2, 5, 15, 13 ans.</w:t>
-            </w:r>
-          </w:p>
-        </w:tc>
-        <w:tc>
-          <w:tcPr>
-            <w:tcMar>
-              <w:top w:type="dxa" w:w="80"/>
-              <w:left w:type="dxa" w:w="80"/>
-              <w:bottom w:type="dxa" w:w="80"/>
-              <w:right w:type="dxa" w:w="80"/>
-            </w:tcMar>
-          </w:tcPr>
-          <w:p>
-            <w:pPr>
-              <w:spacing w:after="40"/>
-              <w:jc w:val="left"/>
-            </w:pPr>
-            <w:r>
-              <w:rPr>
-                <w:b w:val="false"/>
-                <w:bCs w:val="false"/>
-                <w:i w:val="false"/>
-                <w:iCs w:val="false"/>
-                <w:color w:val="000000"/>
-                <w:sz w:val="20"/>
-                <w:szCs w:val="20"/>
-                <w:rFonts w:ascii="Times New Roman" w:cs="Times New Roman" w:eastAsia="Times New Roman" w:hAnsi="Times New Roman"/>
-              </w:rPr>
-              <w:t xml:space="preserve">Observent l’exemple résolu.</w:t>
-            </w:r>
-          </w:p>
-        </w:tc>
-        <w:tc>
-          <w:tcPr>
-            <w:tcMar>
-              <w:top w:type="dxa" w:w="80"/>
-              <w:left w:type="dxa" w:w="80"/>
-              <w:bottom w:type="dxa" w:w="80"/>
-              <w:right w:type="dxa" w:w="80"/>
-            </w:tcMar>
-          </w:tcPr>
-          <w:p>
-            <w:pPr>
-              <w:spacing w:after="40"/>
-              <w:jc w:val="left"/>
-            </w:pPr>
-            <w:r>
-              <w:rPr>
-                <w:b w:val="false"/>
-                <w:bCs w:val="false"/>
-                <w:i w:val="false"/>
-                <w:iCs w:val="false"/>
-                <w:color w:val="000000"/>
-                <w:sz w:val="20"/>
-                <w:szCs w:val="20"/>
-                <w:rFonts w:ascii="Times New Roman" w:cs="Times New Roman" w:eastAsia="Times New Roman" w:hAnsi="Times New Roman"/>
-              </w:rPr>
-              <w:t xml:space="preserve">Observation dirigée</w:t>
-            </w:r>
-          </w:p>
-        </w:tc>
-        <w:tc>
-          <w:tcPr>
-            <w:tcMar>
-              <w:top w:type="dxa" w:w="80"/>
-              <w:left w:type="dxa" w:w="80"/>
-              <w:bottom w:type="dxa" w:w="80"/>
-              <w:right w:type="dxa" w:w="80"/>
-            </w:tcMar>
-          </w:tcPr>
-          <w:p>
-            <w:pPr>
-              <w:spacing w:after="40"/>
-              <w:jc w:val="left"/>
-            </w:pPr>
-            <w:r>
-              <w:rPr>
-                <w:b w:val="false"/>
-                <w:bCs w:val="false"/>
-                <w:i w:val="false"/>
-                <w:iCs w:val="false"/>
-                <w:color w:val="000000"/>
-                <w:sz w:val="20"/>
-                <w:szCs w:val="20"/>
-                <w:rFonts w:ascii="Times New Roman" w:cs="Times New Roman" w:eastAsia="Times New Roman" w:hAnsi="Times New Roman"/>
-              </w:rPr>
-              <w:t xml:space="preserve">Document imprimé</w:t>
-            </w:r>
-          </w:p>
-        </w:tc>
-        <w:tc>
-          <w:tcPr>
-            <w:tcMar>
-              <w:top w:type="dxa" w:w="80"/>
-              <w:left w:type="dxa" w:w="80"/>
-              <w:bottom w:type="dxa" w:w="80"/>
-              <w:right w:type="dxa" w:w="80"/>
-            </w:tcMar>
-          </w:tcPr>
-          <w:p>
-            <w:pPr>
-              <w:spacing w:after="40"/>
-              <w:jc w:val="left"/>
-            </w:pPr>
-            <w:r>
-              <w:rPr>
-                <w:b w:val="false"/>
-                <w:bCs w:val="false"/>
-                <w:i w:val="false"/>
-                <w:iCs w:val="false"/>
-                <w:color w:val="000000"/>
-                <w:sz w:val="20"/>
-                <w:szCs w:val="20"/>
-                <w:rFonts w:ascii="Times New Roman" w:cs="Times New Roman" w:eastAsia="Times New Roman" w:hAnsi="Times New Roman"/>
-              </w:rPr>
-              <w:t xml:space="preserve">Compréhension</w:t>
+              <w:t xml:space="preserve">3. Développement</w:t>
+            </w:r>
+          </w:p>
+        </w:tc>
+        <w:tc>
+          <w:tcPr>
+            <w:tcMar>
+              <w:top w:type="dxa" w:w="80"/>
+              <w:left w:type="dxa" w:w="80"/>
+              <w:bottom w:type="dxa" w:w="80"/>
+              <w:right w:type="dxa" w:w="80"/>
+            </w:tcMar>
+          </w:tcPr>
+          <w:p>
+            <w:pPr>
+              <w:spacing w:after="40"/>
+              <w:jc w:val="left"/>
+            </w:pPr>
+            <w:r>
+              <w:rPr>
+                <w:b w:val="false"/>
+                <w:bCs w:val="false"/>
+                <w:i w:val="false"/>
+                <w:iCs w:val="false"/>
+                <w:color w:val="000000"/>
+                <w:sz w:val="20"/>
+                <w:szCs w:val="20"/>
+                <w:rFonts w:ascii="Times New Roman" w:cs="Times New Roman" w:eastAsia="Times New Roman" w:hAnsi="Times New Roman"/>
+              </w:rPr>
+              <w:t xml:space="preserve">Développe la leçon partie par partie : La naissance du royaume ; La succession des souverains ; Retenir la frise.</w:t>
+            </w:r>
+          </w:p>
+        </w:tc>
+        <w:tc>
+          <w:tcPr>
+            <w:tcMar>
+              <w:top w:type="dxa" w:w="80"/>
+              <w:left w:type="dxa" w:w="80"/>
+              <w:bottom w:type="dxa" w:w="80"/>
+              <w:right w:type="dxa" w:w="80"/>
+            </w:tcMar>
+          </w:tcPr>
+          <w:p>
+            <w:pPr>
+              <w:spacing w:after="40"/>
+              <w:jc w:val="left"/>
+            </w:pPr>
+            <w:r>
+              <w:rPr>
+                <w:b w:val="false"/>
+                <w:bCs w:val="false"/>
+                <w:i w:val="false"/>
+                <w:iCs w:val="false"/>
+                <w:color w:val="000000"/>
+                <w:sz w:val="20"/>
+                <w:szCs w:val="20"/>
+                <w:rFonts w:ascii="Times New Roman" w:cs="Times New Roman" w:eastAsia="Times New Roman" w:hAnsi="Times New Roman"/>
+              </w:rPr>
+              <w:t xml:space="preserve">Écoutent, répondent aux questions et notent les mots-clés.</w:t>
+            </w:r>
+          </w:p>
+        </w:tc>
+        <w:tc>
+          <w:tcPr>
+            <w:tcMar>
+              <w:top w:type="dxa" w:w="80"/>
+              <w:left w:type="dxa" w:w="80"/>
+              <w:bottom w:type="dxa" w:w="80"/>
+              <w:right w:type="dxa" w:w="80"/>
+            </w:tcMar>
+          </w:tcPr>
+          <w:p>
+            <w:pPr>
+              <w:spacing w:after="40"/>
+              <w:jc w:val="left"/>
+            </w:pPr>
+            <w:r>
+              <w:rPr>
+                <w:b w:val="false"/>
+                <w:bCs w:val="false"/>
+                <w:i w:val="false"/>
+                <w:iCs w:val="false"/>
+                <w:color w:val="000000"/>
+                <w:sz w:val="20"/>
+                <w:szCs w:val="20"/>
+                <w:rFonts w:ascii="Times New Roman" w:cs="Times New Roman" w:eastAsia="Times New Roman" w:hAnsi="Times New Roman"/>
+              </w:rPr>
+              <w:t xml:space="preserve">Exposé interactif, questions-réponses</w:t>
+            </w:r>
+          </w:p>
+        </w:tc>
+        <w:tc>
+          <w:tcPr>
+            <w:tcMar>
+              <w:top w:type="dxa" w:w="80"/>
+              <w:left w:type="dxa" w:w="80"/>
+              <w:bottom w:type="dxa" w:w="80"/>
+              <w:right w:type="dxa" w:w="80"/>
+            </w:tcMar>
+          </w:tcPr>
+          <w:p>
+            <w:pPr>
+              <w:spacing w:after="40"/>
+              <w:jc w:val="left"/>
+            </w:pPr>
+            <w:r>
+              <w:rPr>
+                <w:b w:val="false"/>
+                <w:bCs w:val="false"/>
+                <w:i w:val="false"/>
+                <w:iCs w:val="false"/>
+                <w:color w:val="000000"/>
+                <w:sz w:val="20"/>
+                <w:szCs w:val="20"/>
+                <w:rFonts w:ascii="Times New Roman" w:cs="Times New Roman" w:eastAsia="Times New Roman" w:hAnsi="Times New Roman"/>
+              </w:rPr>
+              <w:t xml:space="preserve">Tableau, frises, cartes</w:t>
+            </w:r>
+          </w:p>
+        </w:tc>
+        <w:tc>
+          <w:tcPr>
+            <w:tcMar>
+              <w:top w:type="dxa" w:w="80"/>
+              <w:left w:type="dxa" w:w="80"/>
+              <w:bottom w:type="dxa" w:w="80"/>
+              <w:right w:type="dxa" w:w="80"/>
+            </w:tcMar>
+          </w:tcPr>
+          <w:p>
+            <w:pPr>
+              <w:spacing w:after="40"/>
+              <w:jc w:val="left"/>
+            </w:pPr>
+            <w:r>
+              <w:rPr>
+                <w:b w:val="false"/>
+                <w:bCs w:val="false"/>
+                <w:i w:val="false"/>
+                <w:iCs w:val="false"/>
+                <w:color w:val="000000"/>
+                <w:sz w:val="20"/>
+                <w:szCs w:val="20"/>
+                <w:rFonts w:ascii="Times New Roman" w:cs="Times New Roman" w:eastAsia="Times New Roman" w:hAnsi="Times New Roman"/>
+              </w:rPr>
+              <w:t xml:space="preserve">Attention, participation</w:t>
             </w:r>
           </w:p>
         </w:tc>
@@ -1995,152 +1995,152 @@
                 <w:szCs w:val="20"/>
                 <w:rFonts w:ascii="Times New Roman" w:cs="Times New Roman" w:eastAsia="Times New Roman" w:hAnsi="Times New Roman"/>
               </w:rPr>
-              <w:t xml:space="preserve">4. Analyse</w:t>
-            </w:r>
-          </w:p>
-        </w:tc>
-        <w:tc>
-          <w:tcPr>
-            <w:tcMar>
-              <w:top w:type="dxa" w:w="80"/>
-              <w:left w:type="dxa" w:w="80"/>
-              <w:bottom w:type="dxa" w:w="80"/>
-              <w:right w:type="dxa" w:w="80"/>
-            </w:tcMar>
-          </w:tcPr>
-          <w:p>
-            <w:pPr>
-              <w:spacing w:after="40"/>
-              <w:jc w:val="left"/>
-            </w:pPr>
-            <w:r>
-              <w:rPr>
-                <w:b w:val="false"/>
-                <w:bCs w:val="false"/>
-                <w:i w:val="false"/>
-                <w:iCs w:val="false"/>
-                <w:color w:val="000000"/>
-                <w:sz w:val="20"/>
-                <w:szCs w:val="20"/>
-                <w:rFonts w:ascii="Times New Roman" w:cs="Times New Roman" w:eastAsia="Times New Roman" w:hAnsi="Times New Roman"/>
-              </w:rPr>
-              <w:t xml:space="preserve">Guide l’analyse : Le royaume naît sur les Hautes Terres : Andrianampoinimerina (vers 1787-1810) a unifié l’Imerina et fixé l’ambition — « la mer sera la limite de ma rizière ». Son fils Radama I (1810-1828) la réalise en grande partie : par les armes et la diplomatie, son autorité s’étend sur la majeure partie de l’île — les puissances étrangères le reconnaissent « roi de Madagascar ». À sa mort, son épouse Ranavalona I règne 33 ans (1828-1861) : règne le plus long, marqué par la défense farouche de l’indépendance et des traditions, la méfiance envers les étrangers et la persécution des chrétiens — mais aussi par l’essor d’une industrie naissante avec Jean Laborde. Son fils Radama II (1861-1863) rouvre grand les portes aux étrangers ; son règne, trop rapide dans ses réformes, s’achève en deux ans par son assassinat. S’ouvre alors l’ère des reines : Rasoherina (1863-1868), Ranavalona II (1868-1883) — qui fait du protestantisme la religion d’État — et Ranavalona III (1883-1896), dernière souveraine, qui affrontera la conquête française. Derrière ces trois reines, le pouvoir réel appartient au Premier ministre : nous le verrons à la séance 3. Mémorise la frise : deux rois, puis — après le bref Radama II — quatre reines au total, et les dates-charnières 1810, 1828, 1861, 1863, 1868, 1883, 1896.</w:t>
-            </w:r>
-          </w:p>
-        </w:tc>
-        <w:tc>
-          <w:tcPr>
-            <w:tcMar>
-              <w:top w:type="dxa" w:w="80"/>
-              <w:left w:type="dxa" w:w="80"/>
-              <w:bottom w:type="dxa" w:w="80"/>
-              <w:right w:type="dxa" w:w="80"/>
-            </w:tcMar>
-          </w:tcPr>
-          <w:p>
-            <w:pPr>
-              <w:spacing w:after="40"/>
-              <w:jc w:val="left"/>
-            </w:pPr>
-            <w:r>
-              <w:rPr>
-                <w:b w:val="false"/>
-                <w:bCs w:val="false"/>
-                <w:i w:val="false"/>
-                <w:iCs w:val="false"/>
-                <w:color w:val="000000"/>
-                <w:sz w:val="20"/>
-                <w:szCs w:val="20"/>
-                <w:rFonts w:ascii="Times New Roman" w:cs="Times New Roman" w:eastAsia="Times New Roman" w:hAnsi="Times New Roman"/>
-              </w:rPr>
-              <w:t xml:space="preserve">Expliquent la démarche et vérifient le résultat.</w:t>
-            </w:r>
-          </w:p>
-        </w:tc>
-        <w:tc>
-          <w:tcPr>
-            <w:tcMar>
-              <w:top w:type="dxa" w:w="80"/>
-              <w:left w:type="dxa" w:w="80"/>
-              <w:bottom w:type="dxa" w:w="80"/>
-              <w:right w:type="dxa" w:w="80"/>
-            </w:tcMar>
-          </w:tcPr>
-          <w:p>
-            <w:pPr>
-              <w:spacing w:after="40"/>
-              <w:jc w:val="left"/>
-            </w:pPr>
-            <w:r>
-              <w:rPr>
-                <w:b w:val="false"/>
-                <w:bCs w:val="false"/>
-                <w:i w:val="false"/>
-                <w:iCs w:val="false"/>
-                <w:color w:val="000000"/>
-                <w:sz w:val="20"/>
-                <w:szCs w:val="20"/>
-                <w:rFonts w:ascii="Times New Roman" w:cs="Times New Roman" w:eastAsia="Times New Roman" w:hAnsi="Times New Roman"/>
-              </w:rPr>
-              <w:t xml:space="preserve">Recherche en binômes</w:t>
-            </w:r>
-          </w:p>
-        </w:tc>
-        <w:tc>
-          <w:tcPr>
-            <w:tcMar>
-              <w:top w:type="dxa" w:w="80"/>
-              <w:left w:type="dxa" w:w="80"/>
-              <w:bottom w:type="dxa" w:w="80"/>
-              <w:right w:type="dxa" w:w="80"/>
-            </w:tcMar>
-          </w:tcPr>
-          <w:p>
-            <w:pPr>
-              <w:spacing w:after="40"/>
-              <w:jc w:val="left"/>
-            </w:pPr>
-            <w:r>
-              <w:rPr>
-                <w:b w:val="false"/>
-                <w:bCs w:val="false"/>
-                <w:i w:val="false"/>
-                <w:iCs w:val="false"/>
-                <w:color w:val="000000"/>
-                <w:sz w:val="20"/>
-                <w:szCs w:val="20"/>
-                <w:rFonts w:ascii="Times New Roman" w:cs="Times New Roman" w:eastAsia="Times New Roman" w:hAnsi="Times New Roman"/>
-              </w:rPr>
-              <w:t xml:space="preserve">Documents, cartes, frises</w:t>
-            </w:r>
-          </w:p>
-        </w:tc>
-        <w:tc>
-          <w:tcPr>
-            <w:tcMar>
-              <w:top w:type="dxa" w:w="80"/>
-              <w:left w:type="dxa" w:w="80"/>
-              <w:bottom w:type="dxa" w:w="80"/>
-              <w:right w:type="dxa" w:w="80"/>
-            </w:tcMar>
-          </w:tcPr>
-          <w:p>
-            <w:pPr>
-              <w:spacing w:after="40"/>
-              <w:jc w:val="left"/>
-            </w:pPr>
-            <w:r>
-              <w:rPr>
-                <w:b w:val="false"/>
-                <w:bCs w:val="false"/>
-                <w:i w:val="false"/>
-                <w:iCs w:val="false"/>
-                <w:color w:val="000000"/>
-                <w:sz w:val="20"/>
-                <w:szCs w:val="20"/>
-                <w:rFonts w:ascii="Times New Roman" w:cs="Times New Roman" w:eastAsia="Times New Roman" w:hAnsi="Times New Roman"/>
-              </w:rPr>
-              <w:t xml:space="preserve">Raisonnement</w:t>
+              <w:t xml:space="preserve">4. Étude de document</w:t>
+            </w:r>
+          </w:p>
+        </w:tc>
+        <w:tc>
+          <w:tcPr>
+            <w:tcMar>
+              <w:top w:type="dxa" w:w="80"/>
+              <w:left w:type="dxa" w:w="80"/>
+              <w:bottom w:type="dxa" w:w="80"/>
+              <w:right w:type="dxa" w:w="80"/>
+            </w:tcMar>
+          </w:tcPr>
+          <w:p>
+            <w:pPr>
+              <w:spacing w:after="40"/>
+              <w:jc w:val="left"/>
+            </w:pPr>
+            <w:r>
+              <w:rPr>
+                <w:b w:val="false"/>
+                <w:bCs w:val="false"/>
+                <w:i w:val="false"/>
+                <w:iCs w:val="false"/>
+                <w:color w:val="000000"/>
+                <w:sz w:val="20"/>
+                <w:szCs w:val="20"/>
+                <w:rFonts w:ascii="Times New Roman" w:cs="Times New Roman" w:eastAsia="Times New Roman" w:hAnsi="Times New Roman"/>
+              </w:rPr>
+              <w:t xml:space="preserve">Fait lire le document « Un visiteur reçu à la cour d’Antananarivo » (d’après William Ellis, Three Visits to Madagascar (1858) — extrait adapté), puis pose les questions.</w:t>
+            </w:r>
+          </w:p>
+        </w:tc>
+        <w:tc>
+          <w:tcPr>
+            <w:tcMar>
+              <w:top w:type="dxa" w:w="80"/>
+              <w:left w:type="dxa" w:w="80"/>
+              <w:bottom w:type="dxa" w:w="80"/>
+              <w:right w:type="dxa" w:w="80"/>
+            </w:tcMar>
+          </w:tcPr>
+          <w:p>
+            <w:pPr>
+              <w:spacing w:after="40"/>
+              <w:jc w:val="left"/>
+            </w:pPr>
+            <w:r>
+              <w:rPr>
+                <w:b w:val="false"/>
+                <w:bCs w:val="false"/>
+                <w:i w:val="false"/>
+                <w:iCs w:val="false"/>
+                <w:color w:val="000000"/>
+                <w:sz w:val="20"/>
+                <w:szCs w:val="20"/>
+                <w:rFonts w:ascii="Times New Roman" w:cs="Times New Roman" w:eastAsia="Times New Roman" w:hAnsi="Times New Roman"/>
+              </w:rPr>
+              <w:t xml:space="preserve">Lisent le document, répondent aux questions et critiquent la source.</w:t>
+            </w:r>
+          </w:p>
+        </w:tc>
+        <w:tc>
+          <w:tcPr>
+            <w:tcMar>
+              <w:top w:type="dxa" w:w="80"/>
+              <w:left w:type="dxa" w:w="80"/>
+              <w:bottom w:type="dxa" w:w="80"/>
+              <w:right w:type="dxa" w:w="80"/>
+            </w:tcMar>
+          </w:tcPr>
+          <w:p>
+            <w:pPr>
+              <w:spacing w:after="40"/>
+              <w:jc w:val="left"/>
+            </w:pPr>
+            <w:r>
+              <w:rPr>
+                <w:b w:val="false"/>
+                <w:bCs w:val="false"/>
+                <w:i w:val="false"/>
+                <w:iCs w:val="false"/>
+                <w:color w:val="000000"/>
+                <w:sz w:val="20"/>
+                <w:szCs w:val="20"/>
+                <w:rFonts w:ascii="Times New Roman" w:cs="Times New Roman" w:eastAsia="Times New Roman" w:hAnsi="Times New Roman"/>
+              </w:rPr>
+              <w:t xml:space="preserve">Observation dirigée, travail en binômes</w:t>
+            </w:r>
+          </w:p>
+        </w:tc>
+        <w:tc>
+          <w:tcPr>
+            <w:tcMar>
+              <w:top w:type="dxa" w:w="80"/>
+              <w:left w:type="dxa" w:w="80"/>
+              <w:bottom w:type="dxa" w:w="80"/>
+              <w:right w:type="dxa" w:w="80"/>
+            </w:tcMar>
+          </w:tcPr>
+          <w:p>
+            <w:pPr>
+              <w:spacing w:after="40"/>
+              <w:jc w:val="left"/>
+            </w:pPr>
+            <w:r>
+              <w:rPr>
+                <w:b w:val="false"/>
+                <w:bCs w:val="false"/>
+                <w:i w:val="false"/>
+                <w:iCs w:val="false"/>
+                <w:color w:val="000000"/>
+                <w:sz w:val="20"/>
+                <w:szCs w:val="20"/>
+                <w:rFonts w:ascii="Times New Roman" w:cs="Times New Roman" w:eastAsia="Times New Roman" w:hAnsi="Times New Roman"/>
+              </w:rPr>
+              <w:t xml:space="preserve">Document imprimé</w:t>
+            </w:r>
+          </w:p>
+        </w:tc>
+        <w:tc>
+          <w:tcPr>
+            <w:tcMar>
+              <w:top w:type="dxa" w:w="80"/>
+              <w:left w:type="dxa" w:w="80"/>
+              <w:bottom w:type="dxa" w:w="80"/>
+              <w:right w:type="dxa" w:w="80"/>
+            </w:tcMar>
+          </w:tcPr>
+          <w:p>
+            <w:pPr>
+              <w:spacing w:after="40"/>
+              <w:jc w:val="left"/>
+            </w:pPr>
+            <w:r>
+              <w:rPr>
+                <w:b w:val="false"/>
+                <w:bCs w:val="false"/>
+                <w:i w:val="false"/>
+                <w:iCs w:val="false"/>
+                <w:color w:val="000000"/>
+                <w:sz w:val="20"/>
+                <w:szCs w:val="20"/>
+                <w:rFonts w:ascii="Times New Roman" w:cs="Times New Roman" w:eastAsia="Times New Roman" w:hAnsi="Times New Roman"/>
+              </w:rPr>
+              <w:t xml:space="preserve">Esprit critique</w:t>
             </w:r>
           </w:p>
         </w:tc>
@@ -2746,39 +2746,26 @@
     </w:p>
     <w:p>
       <w:pPr>
-        <w:spacing w:after="110" w:line="300"/>
-        <w:jc w:val="both"/>
+        <w:spacing w:after="160" w:line="300"/>
+        <w:jc w:val="center"/>
       </w:pPr>
       <w:r>
         <w:rPr>
-          <w:b/>
-          <w:bCs/>
-          <w:i w:val="false"/>
-          <w:iCs w:val="false"/>
-          <w:color w:val="2E7D32"/>
-          <w:sz w:val="24"/>
-          <w:szCs w:val="24"/>
-          <w:rFonts w:ascii="Times New Roman" w:cs="Times New Roman" w:eastAsia="Times New Roman" w:hAnsi="Times New Roman"/>
-        </w:rPr>
-        <w:t xml:space="preserve">Définition — </w:t>
-      </w:r>
-      <w:r>
-        <w:rPr>
-          <w:b/>
-          <w:bCs/>
-          <w:i w:val="false"/>
-          <w:iCs w:val="false"/>
+          <w:b w:val="false"/>
+          <w:bCs w:val="false"/>
+          <w:i/>
+          <w:iCs/>
           <w:color w:val="000000"/>
-          <w:sz w:val="24"/>
-          <w:szCs w:val="24"/>
-          <w:rFonts w:ascii="Times New Roman" w:cs="Times New Roman" w:eastAsia="Times New Roman" w:hAnsi="Times New Roman"/>
-        </w:rPr>
-        <w:t xml:space="preserve">Le Royaume de Madagascar (1810-1896) est l’État fondé depuis l’Imerina, qui a étendu son autorité sur la majeure partie de l’île depuis sa capitale Antananarivo. Ses souverains se succèdent ainsi : Radama I (1810-1828), Ranavalona I (1828-1861), Radama II (1861-1863), Rasoherina (1863-1868), Ranavalona II (1868-1883) et Ranavalona III (1883-1896).</w:t>
+          <w:sz w:val="21"/>
+          <w:szCs w:val="21"/>
+          <w:rFonts w:ascii="Times New Roman" w:cs="Times New Roman" w:eastAsia="Times New Roman" w:hAnsi="Times New Roman"/>
+        </w:rPr>
+        <w:t xml:space="preserve">Six souverains en 86 ans : deux rois, puis — après le bref Radama II — l’ère des reines.</w:t>
       </w:r>
     </w:p>
     <w:p>
       <w:pPr>
-        <w:spacing w:after="110" w:line="300"/>
+        <w:spacing w:after="80" w:line="300"/>
         <w:jc w:val="both"/>
       </w:pPr>
       <w:r>
@@ -2787,30 +2774,17 @@
           <w:bCs/>
           <w:i w:val="false"/>
           <w:iCs w:val="false"/>
-          <w:color w:val="1F4E79"/>
-          <w:sz w:val="24"/>
-          <w:szCs w:val="24"/>
-          <w:rFonts w:ascii="Times New Roman" w:cs="Times New Roman" w:eastAsia="Times New Roman" w:hAnsi="Times New Roman"/>
-        </w:rPr>
-        <w:t xml:space="preserve">Autrement dit : </w:t>
-      </w:r>
-      <w:r>
-        <w:rPr>
-          <w:b w:val="false"/>
-          <w:bCs w:val="false"/>
-          <w:i w:val="false"/>
-          <w:iCs w:val="false"/>
-          <w:color w:val="000000"/>
-          <w:sz w:val="24"/>
-          <w:szCs w:val="24"/>
-          <w:rFonts w:ascii="Times New Roman" w:cs="Times New Roman" w:eastAsia="Times New Roman" w:hAnsi="Times New Roman"/>
-        </w:rPr>
-        <w:t xml:space="preserve">de 1810 à 1896, six souverains règnent depuis Antananarivo sur la plus grande partie de l’île : Radama I, Ranavalona I, Radama II, puis trois reines — Rasoherina, Ranavalona II, Ranavalona III.</w:t>
+          <w:color w:val="2E7D32"/>
+          <w:sz w:val="26"/>
+          <w:szCs w:val="26"/>
+          <w:rFonts w:ascii="Times New Roman" w:cs="Times New Roman" w:eastAsia="Times New Roman" w:hAnsi="Times New Roman"/>
+        </w:rPr>
+        <w:t xml:space="preserve">1. La naissance du royaume</w:t>
       </w:r>
     </w:p>
     <w:p>
       <w:pPr>
-        <w:spacing w:after="110" w:line="300"/>
+        <w:spacing w:after="100" w:line="300"/>
         <w:jc w:val="both"/>
       </w:pPr>
       <w:r>
@@ -2824,7 +2798,542 @@
           <w:szCs w:val="24"/>
           <w:rFonts w:ascii="Times New Roman" w:cs="Times New Roman" w:eastAsia="Times New Roman" w:hAnsi="Times New Roman"/>
         </w:rPr>
-        <w:t xml:space="preserve">Le royaume naît sur les Hautes Terres : Andrianampoinimerina (vers 1787-1810) a unifié l’Imerina et fixé l’ambition — « la mer sera la limite de ma rizière ». Son fils Radama I (1810-1828) la réalise en grande partie : par les armes et la diplomatie, son autorité s’étend sur la majeure partie de l’île — les puissances étrangères le reconnaissent « roi de Madagascar ». À sa mort, son épouse Ranavalona I règne 33 ans (1828-1861) : règne le plus long, marqué par la défense farouche de l’indépendance et des traditions, la méfiance envers les étrangers et la persécution des chrétiens — mais aussi par l’essor d’une industrie naissante avec Jean Laborde. Son fils Radama II (1861-1863) rouvre grand les portes aux étrangers ; son règne, trop rapide dans ses réformes, s’achève en deux ans par son assassinat. S’ouvre alors l’ère des reines : Rasoherina (1863-1868), Ranavalona II (1868-1883) — qui fait du protestantisme la religion d’État — et Ranavalona III (1883-1896), dernière souveraine, qui affrontera la conquête française. Derrière ces trois reines, le pouvoir réel appartient au Premier ministre : nous le verrons à la séance 3. Mémorise la frise : deux rois, puis — après le bref Radama II — quatre reines au total, et les dates-charnières 1810, 1828, 1861, 1863, 1868, 1883, 1896.</w:t>
+        <w:t xml:space="preserve">Le royaume naît sur les Hautes Terres : </w:t>
+      </w:r>
+      <w:r>
+        <w:rPr>
+          <w:b/>
+          <w:bCs/>
+          <w:i w:val="false"/>
+          <w:iCs w:val="false"/>
+          <w:color w:val="1F4E79"/>
+          <w:sz w:val="24"/>
+          <w:szCs w:val="24"/>
+          <w:rFonts w:ascii="Times New Roman" w:cs="Times New Roman" w:eastAsia="Times New Roman" w:hAnsi="Times New Roman"/>
+        </w:rPr>
+        <w:t xml:space="preserve">Andrianampoinimerina</w:t>
+      </w:r>
+      <w:r>
+        <w:rPr>
+          <w:b w:val="false"/>
+          <w:bCs w:val="false"/>
+          <w:i w:val="false"/>
+          <w:iCs w:val="false"/>
+          <w:color w:val="000000"/>
+          <w:sz w:val="24"/>
+          <w:szCs w:val="24"/>
+          <w:rFonts w:ascii="Times New Roman" w:cs="Times New Roman" w:eastAsia="Times New Roman" w:hAnsi="Times New Roman"/>
+        </w:rPr>
+        <w:t xml:space="preserve"> (vers 1787-</w:t>
+      </w:r>
+      <w:r>
+        <w:rPr>
+          <w:b/>
+          <w:bCs/>
+          <w:i w:val="false"/>
+          <w:iCs w:val="false"/>
+          <w:color w:val="1F4E79"/>
+          <w:sz w:val="24"/>
+          <w:szCs w:val="24"/>
+          <w:rFonts w:ascii="Times New Roman" w:cs="Times New Roman" w:eastAsia="Times New Roman" w:hAnsi="Times New Roman"/>
+        </w:rPr>
+        <w:t xml:space="preserve">1810</w:t>
+      </w:r>
+      <w:r>
+        <w:rPr>
+          <w:b w:val="false"/>
+          <w:bCs w:val="false"/>
+          <w:i w:val="false"/>
+          <w:iCs w:val="false"/>
+          <w:color w:val="000000"/>
+          <w:sz w:val="24"/>
+          <w:szCs w:val="24"/>
+          <w:rFonts w:ascii="Times New Roman" w:cs="Times New Roman" w:eastAsia="Times New Roman" w:hAnsi="Times New Roman"/>
+        </w:rPr>
+        <w:t xml:space="preserve">) a unifié l’Imerina et fixé l’ambition — « la mer sera la limite de ma rizière ». Son fils </w:t>
+      </w:r>
+      <w:r>
+        <w:rPr>
+          <w:b/>
+          <w:bCs/>
+          <w:i w:val="false"/>
+          <w:iCs w:val="false"/>
+          <w:color w:val="1F4E79"/>
+          <w:sz w:val="24"/>
+          <w:szCs w:val="24"/>
+          <w:rFonts w:ascii="Times New Roman" w:cs="Times New Roman" w:eastAsia="Times New Roman" w:hAnsi="Times New Roman"/>
+        </w:rPr>
+        <w:t xml:space="preserve">Radama I</w:t>
+      </w:r>
+      <w:r>
+        <w:rPr>
+          <w:b w:val="false"/>
+          <w:bCs w:val="false"/>
+          <w:i w:val="false"/>
+          <w:iCs w:val="false"/>
+          <w:color w:val="000000"/>
+          <w:sz w:val="24"/>
+          <w:szCs w:val="24"/>
+          <w:rFonts w:ascii="Times New Roman" w:cs="Times New Roman" w:eastAsia="Times New Roman" w:hAnsi="Times New Roman"/>
+        </w:rPr>
+        <w:t xml:space="preserve"> (</w:t>
+      </w:r>
+      <w:r>
+        <w:rPr>
+          <w:b/>
+          <w:bCs/>
+          <w:i w:val="false"/>
+          <w:iCs w:val="false"/>
+          <w:color w:val="1F4E79"/>
+          <w:sz w:val="24"/>
+          <w:szCs w:val="24"/>
+          <w:rFonts w:ascii="Times New Roman" w:cs="Times New Roman" w:eastAsia="Times New Roman" w:hAnsi="Times New Roman"/>
+        </w:rPr>
+        <w:t xml:space="preserve">1810</w:t>
+      </w:r>
+      <w:r>
+        <w:rPr>
+          <w:b w:val="false"/>
+          <w:bCs w:val="false"/>
+          <w:i w:val="false"/>
+          <w:iCs w:val="false"/>
+          <w:color w:val="000000"/>
+          <w:sz w:val="24"/>
+          <w:szCs w:val="24"/>
+          <w:rFonts w:ascii="Times New Roman" w:cs="Times New Roman" w:eastAsia="Times New Roman" w:hAnsi="Times New Roman"/>
+        </w:rPr>
+        <w:t xml:space="preserve">-1828) la réalise en grande partie : par les armes et la diplomatie, son autorité s’étend sur la majeure partie de l’île — les puissances étrangères le reconnaissent « roi de Madagascar ».</w:t>
+      </w:r>
+    </w:p>
+    <w:p>
+      <w:pPr>
+        <w:spacing w:after="80" w:line="300"/>
+        <w:jc w:val="both"/>
+      </w:pPr>
+      <w:r>
+        <w:rPr>
+          <w:b/>
+          <w:bCs/>
+          <w:i w:val="false"/>
+          <w:iCs w:val="false"/>
+          <w:color w:val="2E7D32"/>
+          <w:sz w:val="26"/>
+          <w:szCs w:val="26"/>
+          <w:rFonts w:ascii="Times New Roman" w:cs="Times New Roman" w:eastAsia="Times New Roman" w:hAnsi="Times New Roman"/>
+        </w:rPr>
+        <w:t xml:space="preserve">2. La succession des souverains</w:t>
+      </w:r>
+    </w:p>
+    <w:p>
+      <w:pPr>
+        <w:spacing w:after="100" w:line="300"/>
+        <w:jc w:val="both"/>
+      </w:pPr>
+      <w:r>
+        <w:rPr>
+          <w:b w:val="false"/>
+          <w:bCs w:val="false"/>
+          <w:i w:val="false"/>
+          <w:iCs w:val="false"/>
+          <w:color w:val="000000"/>
+          <w:sz w:val="24"/>
+          <w:szCs w:val="24"/>
+          <w:rFonts w:ascii="Times New Roman" w:cs="Times New Roman" w:eastAsia="Times New Roman" w:hAnsi="Times New Roman"/>
+        </w:rPr>
+        <w:t xml:space="preserve">Après </w:t>
+      </w:r>
+      <w:r>
+        <w:rPr>
+          <w:b/>
+          <w:bCs/>
+          <w:i w:val="false"/>
+          <w:iCs w:val="false"/>
+          <w:color w:val="1F4E79"/>
+          <w:sz w:val="24"/>
+          <w:szCs w:val="24"/>
+          <w:rFonts w:ascii="Times New Roman" w:cs="Times New Roman" w:eastAsia="Times New Roman" w:hAnsi="Times New Roman"/>
+        </w:rPr>
+        <w:t xml:space="preserve">Radama I</w:t>
+      </w:r>
+      <w:r>
+        <w:rPr>
+          <w:b w:val="false"/>
+          <w:bCs w:val="false"/>
+          <w:i w:val="false"/>
+          <w:iCs w:val="false"/>
+          <w:color w:val="000000"/>
+          <w:sz w:val="24"/>
+          <w:szCs w:val="24"/>
+          <w:rFonts w:ascii="Times New Roman" w:cs="Times New Roman" w:eastAsia="Times New Roman" w:hAnsi="Times New Roman"/>
+        </w:rPr>
+        <w:t xml:space="preserve"> se succèdent cinq souverains :</w:t>
+      </w:r>
+    </w:p>
+    <w:p>
+      <w:pPr>
+        <w:spacing w:after="60" w:line="300"/>
+        <w:jc w:val="both"/>
+      </w:pPr>
+      <w:r>
+        <w:rPr>
+          <w:b w:val="false"/>
+          <w:bCs w:val="false"/>
+          <w:i w:val="false"/>
+          <w:iCs w:val="false"/>
+          <w:color w:val="000000"/>
+          <w:sz w:val="24"/>
+          <w:szCs w:val="24"/>
+          <w:rFonts w:ascii="Times New Roman" w:cs="Times New Roman" w:eastAsia="Times New Roman" w:hAnsi="Times New Roman"/>
+        </w:rPr>
+        <w:t xml:space="preserve">• </w:t>
+      </w:r>
+      <w:r>
+        <w:rPr>
+          <w:b/>
+          <w:bCs/>
+          <w:i w:val="false"/>
+          <w:iCs w:val="false"/>
+          <w:color w:val="1F4E79"/>
+          <w:sz w:val="24"/>
+          <w:szCs w:val="24"/>
+          <w:rFonts w:ascii="Times New Roman" w:cs="Times New Roman" w:eastAsia="Times New Roman" w:hAnsi="Times New Roman"/>
+        </w:rPr>
+        <w:t xml:space="preserve">Ranavalona I</w:t>
+      </w:r>
+      <w:r>
+        <w:rPr>
+          <w:b w:val="false"/>
+          <w:bCs w:val="false"/>
+          <w:i w:val="false"/>
+          <w:iCs w:val="false"/>
+          <w:color w:val="000000"/>
+          <w:sz w:val="24"/>
+          <w:szCs w:val="24"/>
+          <w:rFonts w:ascii="Times New Roman" w:cs="Times New Roman" w:eastAsia="Times New Roman" w:hAnsi="Times New Roman"/>
+        </w:rPr>
+        <w:t xml:space="preserve"> (1828-1861), son épouse : règne le plus long (33 ans), marqué par la défense farouche de l’indépendance et des traditions, la méfiance envers les étrangers et la persécution des chrétiens — mais aussi par l’essor d’une industrie naissante avec Jean Laborde ;</w:t>
+      </w:r>
+    </w:p>
+    <w:p>
+      <w:pPr>
+        <w:spacing w:after="60" w:line="300"/>
+        <w:jc w:val="both"/>
+      </w:pPr>
+      <w:r>
+        <w:rPr>
+          <w:b w:val="false"/>
+          <w:bCs w:val="false"/>
+          <w:i w:val="false"/>
+          <w:iCs w:val="false"/>
+          <w:color w:val="000000"/>
+          <w:sz w:val="24"/>
+          <w:szCs w:val="24"/>
+          <w:rFonts w:ascii="Times New Roman" w:cs="Times New Roman" w:eastAsia="Times New Roman" w:hAnsi="Times New Roman"/>
+        </w:rPr>
+        <w:t xml:space="preserve">• </w:t>
+      </w:r>
+      <w:r>
+        <w:rPr>
+          <w:b/>
+          <w:bCs/>
+          <w:i w:val="false"/>
+          <w:iCs w:val="false"/>
+          <w:color w:val="1F4E79"/>
+          <w:sz w:val="24"/>
+          <w:szCs w:val="24"/>
+          <w:rFonts w:ascii="Times New Roman" w:cs="Times New Roman" w:eastAsia="Times New Roman" w:hAnsi="Times New Roman"/>
+        </w:rPr>
+        <w:t xml:space="preserve">Radama II</w:t>
+      </w:r>
+      <w:r>
+        <w:rPr>
+          <w:b w:val="false"/>
+          <w:bCs w:val="false"/>
+          <w:i w:val="false"/>
+          <w:iCs w:val="false"/>
+          <w:color w:val="000000"/>
+          <w:sz w:val="24"/>
+          <w:szCs w:val="24"/>
+          <w:rFonts w:ascii="Times New Roman" w:cs="Times New Roman" w:eastAsia="Times New Roman" w:hAnsi="Times New Roman"/>
+        </w:rPr>
+        <w:t xml:space="preserve"> (1861-1863), son fils : il rouvre grand les portes aux étrangers ; son règne, trop rapide dans ses réformes, s’achève en deux ans par son assassinat ;</w:t>
+      </w:r>
+    </w:p>
+    <w:p>
+      <w:pPr>
+        <w:spacing w:after="60" w:line="300"/>
+        <w:jc w:val="both"/>
+      </w:pPr>
+      <w:r>
+        <w:rPr>
+          <w:b w:val="false"/>
+          <w:bCs w:val="false"/>
+          <w:i w:val="false"/>
+          <w:iCs w:val="false"/>
+          <w:color w:val="000000"/>
+          <w:sz w:val="24"/>
+          <w:szCs w:val="24"/>
+          <w:rFonts w:ascii="Times New Roman" w:cs="Times New Roman" w:eastAsia="Times New Roman" w:hAnsi="Times New Roman"/>
+        </w:rPr>
+        <w:t xml:space="preserve">• </w:t>
+      </w:r>
+      <w:r>
+        <w:rPr>
+          <w:b/>
+          <w:bCs/>
+          <w:i w:val="false"/>
+          <w:iCs w:val="false"/>
+          <w:color w:val="1F4E79"/>
+          <w:sz w:val="24"/>
+          <w:szCs w:val="24"/>
+          <w:rFonts w:ascii="Times New Roman" w:cs="Times New Roman" w:eastAsia="Times New Roman" w:hAnsi="Times New Roman"/>
+        </w:rPr>
+        <w:t xml:space="preserve">Rasoherina</w:t>
+      </w:r>
+      <w:r>
+        <w:rPr>
+          <w:b w:val="false"/>
+          <w:bCs w:val="false"/>
+          <w:i w:val="false"/>
+          <w:iCs w:val="false"/>
+          <w:color w:val="000000"/>
+          <w:sz w:val="24"/>
+          <w:szCs w:val="24"/>
+          <w:rFonts w:ascii="Times New Roman" w:cs="Times New Roman" w:eastAsia="Times New Roman" w:hAnsi="Times New Roman"/>
+        </w:rPr>
+        <w:t xml:space="preserve"> (1863-1868), première reine de l’ère nouvelle ;</w:t>
+      </w:r>
+    </w:p>
+    <w:p>
+      <w:pPr>
+        <w:spacing w:after="60" w:line="300"/>
+        <w:jc w:val="both"/>
+      </w:pPr>
+      <w:r>
+        <w:rPr>
+          <w:b w:val="false"/>
+          <w:bCs w:val="false"/>
+          <w:i w:val="false"/>
+          <w:iCs w:val="false"/>
+          <w:color w:val="000000"/>
+          <w:sz w:val="24"/>
+          <w:szCs w:val="24"/>
+          <w:rFonts w:ascii="Times New Roman" w:cs="Times New Roman" w:eastAsia="Times New Roman" w:hAnsi="Times New Roman"/>
+        </w:rPr>
+        <w:t xml:space="preserve">• </w:t>
+      </w:r>
+      <w:r>
+        <w:rPr>
+          <w:b/>
+          <w:bCs/>
+          <w:i w:val="false"/>
+          <w:iCs w:val="false"/>
+          <w:color w:val="1F4E79"/>
+          <w:sz w:val="24"/>
+          <w:szCs w:val="24"/>
+          <w:rFonts w:ascii="Times New Roman" w:cs="Times New Roman" w:eastAsia="Times New Roman" w:hAnsi="Times New Roman"/>
+        </w:rPr>
+        <w:t xml:space="preserve">Ranavalona II</w:t>
+      </w:r>
+      <w:r>
+        <w:rPr>
+          <w:b w:val="false"/>
+          <w:bCs w:val="false"/>
+          <w:i w:val="false"/>
+          <w:iCs w:val="false"/>
+          <w:color w:val="000000"/>
+          <w:sz w:val="24"/>
+          <w:szCs w:val="24"/>
+          <w:rFonts w:ascii="Times New Roman" w:cs="Times New Roman" w:eastAsia="Times New Roman" w:hAnsi="Times New Roman"/>
+        </w:rPr>
+        <w:t xml:space="preserve"> (1868-1883), qui fait du protestantisme la religion d’État ;</w:t>
+      </w:r>
+    </w:p>
+    <w:p>
+      <w:pPr>
+        <w:spacing w:after="60" w:line="300"/>
+        <w:jc w:val="both"/>
+      </w:pPr>
+      <w:r>
+        <w:rPr>
+          <w:b w:val="false"/>
+          <w:bCs w:val="false"/>
+          <w:i w:val="false"/>
+          <w:iCs w:val="false"/>
+          <w:color w:val="000000"/>
+          <w:sz w:val="24"/>
+          <w:szCs w:val="24"/>
+          <w:rFonts w:ascii="Times New Roman" w:cs="Times New Roman" w:eastAsia="Times New Roman" w:hAnsi="Times New Roman"/>
+        </w:rPr>
+        <w:t xml:space="preserve">• </w:t>
+      </w:r>
+      <w:r>
+        <w:rPr>
+          <w:b/>
+          <w:bCs/>
+          <w:i w:val="false"/>
+          <w:iCs w:val="false"/>
+          <w:color w:val="1F4E79"/>
+          <w:sz w:val="24"/>
+          <w:szCs w:val="24"/>
+          <w:rFonts w:ascii="Times New Roman" w:cs="Times New Roman" w:eastAsia="Times New Roman" w:hAnsi="Times New Roman"/>
+        </w:rPr>
+        <w:t xml:space="preserve">Ranavalona III</w:t>
+      </w:r>
+      <w:r>
+        <w:rPr>
+          <w:b w:val="false"/>
+          <w:bCs w:val="false"/>
+          <w:i w:val="false"/>
+          <w:iCs w:val="false"/>
+          <w:color w:val="000000"/>
+          <w:sz w:val="24"/>
+          <w:szCs w:val="24"/>
+          <w:rFonts w:ascii="Times New Roman" w:cs="Times New Roman" w:eastAsia="Times New Roman" w:hAnsi="Times New Roman"/>
+        </w:rPr>
+        <w:t xml:space="preserve"> (1883-</w:t>
+      </w:r>
+      <w:r>
+        <w:rPr>
+          <w:b/>
+          <w:bCs/>
+          <w:i w:val="false"/>
+          <w:iCs w:val="false"/>
+          <w:color w:val="1F4E79"/>
+          <w:sz w:val="24"/>
+          <w:szCs w:val="24"/>
+          <w:rFonts w:ascii="Times New Roman" w:cs="Times New Roman" w:eastAsia="Times New Roman" w:hAnsi="Times New Roman"/>
+        </w:rPr>
+        <w:t xml:space="preserve">1896</w:t>
+      </w:r>
+      <w:r>
+        <w:rPr>
+          <w:b w:val="false"/>
+          <w:bCs w:val="false"/>
+          <w:i w:val="false"/>
+          <w:iCs w:val="false"/>
+          <w:color w:val="000000"/>
+          <w:sz w:val="24"/>
+          <w:szCs w:val="24"/>
+          <w:rFonts w:ascii="Times New Roman" w:cs="Times New Roman" w:eastAsia="Times New Roman" w:hAnsi="Times New Roman"/>
+        </w:rPr>
+        <w:t xml:space="preserve">), dernière souveraine, qui affrontera la conquête française.</w:t>
+      </w:r>
+    </w:p>
+    <w:p>
+      <w:pPr>
+        <w:spacing w:after="80" w:line="300"/>
+        <w:jc w:val="both"/>
+      </w:pPr>
+      <w:r>
+        <w:rPr>
+          <w:b/>
+          <w:bCs/>
+          <w:i w:val="false"/>
+          <w:iCs w:val="false"/>
+          <w:color w:val="2E7D32"/>
+          <w:sz w:val="26"/>
+          <w:szCs w:val="26"/>
+          <w:rFonts w:ascii="Times New Roman" w:cs="Times New Roman" w:eastAsia="Times New Roman" w:hAnsi="Times New Roman"/>
+        </w:rPr>
+        <w:t xml:space="preserve">3. Retenir la frise</w:t>
+      </w:r>
+    </w:p>
+    <w:p>
+      <w:pPr>
+        <w:spacing w:after="100" w:line="300"/>
+        <w:jc w:val="both"/>
+      </w:pPr>
+      <w:r>
+        <w:rPr>
+          <w:b w:val="false"/>
+          <w:bCs w:val="false"/>
+          <w:i w:val="false"/>
+          <w:iCs w:val="false"/>
+          <w:color w:val="000000"/>
+          <w:sz w:val="24"/>
+          <w:szCs w:val="24"/>
+          <w:rFonts w:ascii="Times New Roman" w:cs="Times New Roman" w:eastAsia="Times New Roman" w:hAnsi="Times New Roman"/>
+        </w:rPr>
+        <w:t xml:space="preserve">Derrière les trois dernières reines, le pouvoir réel appartient au Premier ministre : nous le verrons à la séance 3. Mémorise la frise : deux rois, puis — après le bref </w:t>
+      </w:r>
+      <w:r>
+        <w:rPr>
+          <w:b/>
+          <w:bCs/>
+          <w:i w:val="false"/>
+          <w:iCs w:val="false"/>
+          <w:color w:val="1F4E79"/>
+          <w:sz w:val="24"/>
+          <w:szCs w:val="24"/>
+          <w:rFonts w:ascii="Times New Roman" w:cs="Times New Roman" w:eastAsia="Times New Roman" w:hAnsi="Times New Roman"/>
+        </w:rPr>
+        <w:t xml:space="preserve">Radama II</w:t>
+      </w:r>
+      <w:r>
+        <w:rPr>
+          <w:b w:val="false"/>
+          <w:bCs w:val="false"/>
+          <w:i w:val="false"/>
+          <w:iCs w:val="false"/>
+          <w:color w:val="000000"/>
+          <w:sz w:val="24"/>
+          <w:szCs w:val="24"/>
+          <w:rFonts w:ascii="Times New Roman" w:cs="Times New Roman" w:eastAsia="Times New Roman" w:hAnsi="Times New Roman"/>
+        </w:rPr>
+        <w:t xml:space="preserve"> — quatre reines au total, et les dates-charnières </w:t>
+      </w:r>
+      <w:r>
+        <w:rPr>
+          <w:b/>
+          <w:bCs/>
+          <w:i w:val="false"/>
+          <w:iCs w:val="false"/>
+          <w:color w:val="1F4E79"/>
+          <w:sz w:val="24"/>
+          <w:szCs w:val="24"/>
+          <w:rFonts w:ascii="Times New Roman" w:cs="Times New Roman" w:eastAsia="Times New Roman" w:hAnsi="Times New Roman"/>
+        </w:rPr>
+        <w:t xml:space="preserve">1810</w:t>
+      </w:r>
+      <w:r>
+        <w:rPr>
+          <w:b w:val="false"/>
+          <w:bCs w:val="false"/>
+          <w:i w:val="false"/>
+          <w:iCs w:val="false"/>
+          <w:color w:val="000000"/>
+          <w:sz w:val="24"/>
+          <w:szCs w:val="24"/>
+          <w:rFonts w:ascii="Times New Roman" w:cs="Times New Roman" w:eastAsia="Times New Roman" w:hAnsi="Times New Roman"/>
+        </w:rPr>
+        <w:t xml:space="preserve">, 1828, 1861, 1863, 1868, 1883, </w:t>
+      </w:r>
+      <w:r>
+        <w:rPr>
+          <w:b/>
+          <w:bCs/>
+          <w:i w:val="false"/>
+          <w:iCs w:val="false"/>
+          <w:color w:val="1F4E79"/>
+          <w:sz w:val="24"/>
+          <w:szCs w:val="24"/>
+          <w:rFonts w:ascii="Times New Roman" w:cs="Times New Roman" w:eastAsia="Times New Roman" w:hAnsi="Times New Roman"/>
+        </w:rPr>
+        <w:t xml:space="preserve">1896</w:t>
+      </w:r>
+      <w:r>
+        <w:rPr>
+          <w:b w:val="false"/>
+          <w:bCs w:val="false"/>
+          <w:i w:val="false"/>
+          <w:iCs w:val="false"/>
+          <w:color w:val="000000"/>
+          <w:sz w:val="24"/>
+          <w:szCs w:val="24"/>
+          <w:rFonts w:ascii="Times New Roman" w:cs="Times New Roman" w:eastAsia="Times New Roman" w:hAnsi="Times New Roman"/>
+        </w:rPr>
+        <w:t xml:space="preserve">. Les durées de règne : 18, 33, 2, 5, 15 et 13 ans.</w:t>
       </w:r>
     </w:p>
     <w:p>
@@ -2875,176 +3384,670 @@
     </w:p>
     <w:p>
       <w:pPr>
-        <w:spacing w:before="200" w:after="150"/>
-        <w:jc w:val="left"/>
+        <w:spacing w:after="120"/>
       </w:pPr>
-      <w:r>
-        <w:rPr>
-          <w:b/>
-          <w:bCs/>
-          <w:i w:val="false"/>
-          <w:iCs w:val="false"/>
-          <w:color w:val="2E7D32"/>
-          <w:sz w:val="28"/>
-          <w:szCs w:val="28"/>
-          <w:rFonts w:ascii="Times New Roman" w:cs="Times New Roman" w:eastAsia="Times New Roman" w:hAnsi="Times New Roman"/>
-        </w:rPr>
-        <w:t xml:space="preserve">Méthode</w:t>
-      </w:r>
+    </w:p>
+    <w:tbl>
+      <w:tblPr>
+        <w:tblW w:type="dxa" w:w="9600"/>
+        <w:tblBorders>
+          <w:top w:val="single" w:color="B25000" w:sz="12"/>
+          <w:left w:val="single" w:color="B25000" w:sz="12"/>
+          <w:bottom w:val="single" w:color="B25000" w:sz="12"/>
+          <w:right w:val="single" w:color="B25000" w:sz="12"/>
+          <w:insideH w:val="none"/>
+          <w:insideV w:val="none"/>
+        </w:tblBorders>
+        <w:tblLayout w:type="fixed"/>
+      </w:tblPr>
+      <w:tblGrid>
+        <w:gridCol w:w="9600"/>
+      </w:tblGrid>
+      <w:tr>
+        <w:tc>
+          <w:tcPr>
+            <w:shd w:fill="FFF8EF" w:val="clear"/>
+            <w:tcMar>
+              <w:top w:type="dxa" w:w="140"/>
+              <w:left w:type="dxa" w:w="180"/>
+              <w:bottom w:type="dxa" w:w="140"/>
+              <w:right w:type="dxa" w:w="180"/>
+            </w:tcMar>
+          </w:tcPr>
+          <w:p>
+            <w:pPr>
+              <w:spacing w:after="90"/>
+            </w:pPr>
+            <w:r>
+              <w:rPr>
+                <w:b/>
+                <w:bCs/>
+                <w:i w:val="false"/>
+                <w:iCs w:val="false"/>
+                <w:color w:val="B25000"/>
+                <w:sz w:val="25"/>
+                <w:szCs w:val="25"/>
+                <w:rFonts w:ascii="Times New Roman" w:cs="Times New Roman" w:eastAsia="Times New Roman" w:hAnsi="Times New Roman"/>
+              </w:rPr>
+              <w:t xml:space="preserve">Document à étudier</w:t>
+            </w:r>
+          </w:p>
+          <w:p>
+            <w:pPr>
+              <w:spacing w:after="80" w:line="300"/>
+              <w:jc w:val="left"/>
+            </w:pPr>
+            <w:r>
+              <w:rPr>
+                <w:b/>
+                <w:bCs/>
+                <w:i w:val="false"/>
+                <w:iCs w:val="false"/>
+                <w:color w:val="000000"/>
+                <w:sz w:val="21"/>
+                <w:szCs w:val="21"/>
+                <w:rFonts w:ascii="Times New Roman" w:cs="Times New Roman" w:eastAsia="Times New Roman" w:hAnsi="Times New Roman"/>
+              </w:rPr>
+              <w:t xml:space="preserve">Un visiteur reçu à la cour d’Antananarivo — d’après William Ellis, Three Visits to Madagascar (1858) — extrait adapté</w:t>
+            </w:r>
+          </w:p>
+          <w:p>
+            <w:pPr>
+              <w:spacing w:after="100" w:line="300"/>
+              <w:jc w:val="both"/>
+            </w:pPr>
+            <w:r>
+              <w:rPr>
+                <w:b w:val="false"/>
+                <w:bCs w:val="false"/>
+                <w:i/>
+                <w:iCs/>
+                <w:color w:val="000000"/>
+                <w:sz w:val="24"/>
+                <w:szCs w:val="24"/>
+                <w:rFonts w:ascii="Times New Roman" w:cs="Times New Roman" w:eastAsia="Times New Roman" w:hAnsi="Times New Roman"/>
+              </w:rPr>
+              <w:t xml:space="preserve">« La ville couvre le sommet et les pentes d’une longue colline, et le palais de la reine la domine tout entière. Reçu en audience, je trouvai la souveraine assise sous un dais écarlate, entourée des grands officiers du royaume vêtus de riches lamba de soie. Des milliers de personnes se tenaient sur la grande place, en silence. Tout, dans le cérémonial — les salutations, les discours prononcés au nom de la reine, le rang de chacun —, montrait la puissance d’un État organisé, avec ses ministres, ses juges et son armée. »</w:t>
+            </w:r>
+          </w:p>
+          <w:p>
+            <w:pPr>
+              <w:spacing w:after="40" w:line="300"/>
+              <w:jc w:val="both"/>
+            </w:pPr>
+            <w:r>
+              <w:rPr>
+                <w:b w:val="false"/>
+                <w:bCs w:val="false"/>
+                <w:i w:val="false"/>
+                <w:iCs w:val="false"/>
+                <w:color w:val="000000"/>
+                <w:sz w:val="24"/>
+                <w:szCs w:val="24"/>
+                <w:rFonts w:ascii="Times New Roman" w:cs="Times New Roman" w:eastAsia="Times New Roman" w:hAnsi="Times New Roman"/>
+              </w:rPr>
+              <w:t xml:space="preserve">1. Quels détails montrent la puissance de la monarchie malgache ?</w:t>
+            </w:r>
+          </w:p>
+          <w:p>
+            <w:pPr>
+              <w:spacing w:after="40" w:line="300"/>
+              <w:jc w:val="both"/>
+            </w:pPr>
+            <w:r>
+              <w:rPr>
+                <w:b w:val="false"/>
+                <w:bCs w:val="false"/>
+                <w:i w:val="false"/>
+                <w:iCs w:val="false"/>
+                <w:color w:val="000000"/>
+                <w:sz w:val="24"/>
+                <w:szCs w:val="24"/>
+                <w:rFonts w:ascii="Times New Roman" w:cs="Times New Roman" w:eastAsia="Times New Roman" w:hAnsi="Times New Roman"/>
+              </w:rPr>
+              <w:t xml:space="preserve">2. Qui parle « au nom de la reine », et que cela annonce-t-il ?</w:t>
+            </w:r>
+          </w:p>
+          <w:p>
+            <w:pPr>
+              <w:spacing w:after="40" w:line="300"/>
+              <w:jc w:val="both"/>
+            </w:pPr>
+            <w:r>
+              <w:rPr>
+                <w:b w:val="false"/>
+                <w:bCs w:val="false"/>
+                <w:i w:val="false"/>
+                <w:iCs w:val="false"/>
+                <w:color w:val="000000"/>
+                <w:sz w:val="24"/>
+                <w:szCs w:val="24"/>
+                <w:rFonts w:ascii="Times New Roman" w:cs="Times New Roman" w:eastAsia="Times New Roman" w:hAnsi="Times New Roman"/>
+              </w:rPr>
+              <w:t xml:space="preserve">3. Pourquoi le témoignage d’un visiteur étranger doit-il être utilisé avec prudence ?</w:t>
+            </w:r>
+          </w:p>
+          <w:p>
+            <w:pPr>
+              <w:spacing w:after="60"/>
+            </w:pPr>
+          </w:p>
+          <w:p>
+            <w:pPr>
+              <w:spacing w:after="40"/>
+            </w:pPr>
+            <w:r>
+              <w:rPr>
+                <w:b/>
+                <w:bCs/>
+                <w:i w:val="false"/>
+                <w:iCs w:val="false"/>
+                <w:color w:val="C2185B"/>
+                <w:sz w:val="22"/>
+                <w:szCs w:val="22"/>
+                <w:rFonts w:ascii="Times New Roman" w:cs="Times New Roman" w:eastAsia="Times New Roman" w:hAnsi="Times New Roman"/>
+              </w:rPr>
+              <w:t xml:space="preserve">Réponse 1. </w:t>
+            </w:r>
+            <w:r>
+              <w:rPr>
+                <w:b w:val="false"/>
+                <w:bCs w:val="false"/>
+                <w:i w:val="false"/>
+                <w:iCs w:val="false"/>
+                <w:color w:val="000000"/>
+                <w:sz w:val="22"/>
+                <w:szCs w:val="22"/>
+                <w:rFonts w:ascii="Times New Roman" w:cs="Times New Roman" w:eastAsia="Times New Roman" w:hAnsi="Times New Roman"/>
+              </w:rPr>
+              <w:t xml:space="preserve">Le palais dominant la ville, le dais, les grands officiers en lamba de soie, la foule silencieuse, le cérémonial réglé : tout manifeste un État organisé et hiérarchisé.</w:t>
+            </w:r>
+          </w:p>
+          <w:p>
+            <w:pPr>
+              <w:spacing w:after="40"/>
+            </w:pPr>
+            <w:r>
+              <w:rPr>
+                <w:b/>
+                <w:bCs/>
+                <w:i w:val="false"/>
+                <w:iCs w:val="false"/>
+                <w:color w:val="C2185B"/>
+                <w:sz w:val="22"/>
+                <w:szCs w:val="22"/>
+                <w:rFonts w:ascii="Times New Roman" w:cs="Times New Roman" w:eastAsia="Times New Roman" w:hAnsi="Times New Roman"/>
+              </w:rPr>
+              <w:t xml:space="preserve">Réponse 2. </w:t>
+            </w:r>
+            <w:r>
+              <w:rPr>
+                <w:b w:val="false"/>
+                <w:bCs w:val="false"/>
+                <w:i w:val="false"/>
+                <w:iCs w:val="false"/>
+                <w:color w:val="000000"/>
+                <w:sz w:val="22"/>
+                <w:szCs w:val="22"/>
+                <w:rFonts w:ascii="Times New Roman" w:cs="Times New Roman" w:eastAsia="Times New Roman" w:hAnsi="Times New Roman"/>
+              </w:rPr>
+              <w:t xml:space="preserve">Les discours sont prononcés par les grands officiers : le souverain règne, mais d’autres parlent et agissent pour lui — annonce du rôle croissant des ministres, étudié à la séance 3.</w:t>
+            </w:r>
+          </w:p>
+          <w:p>
+            <w:pPr>
+              <w:spacing w:after="40"/>
+            </w:pPr>
+            <w:r>
+              <w:rPr>
+                <w:b/>
+                <w:bCs/>
+                <w:i w:val="false"/>
+                <w:iCs w:val="false"/>
+                <w:color w:val="C2185B"/>
+                <w:sz w:val="22"/>
+                <w:szCs w:val="22"/>
+                <w:rFonts w:ascii="Times New Roman" w:cs="Times New Roman" w:eastAsia="Times New Roman" w:hAnsi="Times New Roman"/>
+              </w:rPr>
+              <w:t xml:space="preserve">Réponse 3. </w:t>
+            </w:r>
+            <w:r>
+              <w:rPr>
+                <w:b w:val="false"/>
+                <w:bCs w:val="false"/>
+                <w:i w:val="false"/>
+                <w:iCs w:val="false"/>
+                <w:color w:val="000000"/>
+                <w:sz w:val="22"/>
+                <w:szCs w:val="22"/>
+                <w:rFonts w:ascii="Times New Roman" w:cs="Times New Roman" w:eastAsia="Times New Roman" w:hAnsi="Times New Roman"/>
+              </w:rPr>
+              <w:t xml:space="preserve">Ellis est un missionnaire étranger : il voit la cour avec ses propres attentes et intérêts ; l’historien croise son récit avec les sources malgaches, comme le Tantara ny Andriana.</w:t>
+            </w:r>
+          </w:p>
+        </w:tc>
+      </w:tr>
+    </w:tbl>
+    <w:p>
+      <w:pPr>
+        <w:spacing w:after="160"/>
+      </w:pPr>
+    </w:p>
+    <w:tbl>
+      <w:tblPr>
+        <w:tblW w:type="dxa" w:w="9600"/>
+        <w:tblBorders>
+          <w:top w:val="single" w:color="1565C0" w:sz="12"/>
+          <w:left w:val="single" w:color="1565C0" w:sz="12"/>
+          <w:bottom w:val="single" w:color="1565C0" w:sz="12"/>
+          <w:right w:val="single" w:color="1565C0" w:sz="12"/>
+          <w:insideH w:val="none"/>
+          <w:insideV w:val="none"/>
+        </w:tblBorders>
+        <w:tblLayout w:type="fixed"/>
+      </w:tblPr>
+      <w:tblGrid>
+        <w:gridCol w:w="9600"/>
+      </w:tblGrid>
+      <w:tr>
+        <w:tc>
+          <w:tcPr>
+            <w:shd w:fill="E3F2FD" w:val="clear"/>
+            <w:tcMar>
+              <w:top w:type="dxa" w:w="140"/>
+              <w:left w:type="dxa" w:w="180"/>
+              <w:bottom w:type="dxa" w:w="140"/>
+              <w:right w:type="dxa" w:w="180"/>
+            </w:tcMar>
+          </w:tcPr>
+          <w:p>
+            <w:pPr>
+              <w:spacing w:after="90"/>
+            </w:pPr>
+            <w:r>
+              <w:rPr>
+                <w:b/>
+                <w:bCs/>
+                <w:i w:val="false"/>
+                <w:iCs w:val="false"/>
+                <w:color w:val="1565C0"/>
+                <w:sz w:val="25"/>
+                <w:szCs w:val="25"/>
+                <w:rFonts w:ascii="Times New Roman" w:cs="Times New Roman" w:eastAsia="Times New Roman" w:hAnsi="Times New Roman"/>
+              </w:rPr>
+              <w:t xml:space="preserve">Le savais-tu ?</w:t>
+            </w:r>
+          </w:p>
+          <w:p>
+            <w:pPr>
+              <w:spacing w:after="0" w:line="300"/>
+              <w:jc w:val="both"/>
+            </w:pPr>
+            <w:r>
+              <w:rPr>
+                <w:b w:val="false"/>
+                <w:bCs w:val="false"/>
+                <w:i w:val="false"/>
+                <w:iCs w:val="false"/>
+                <w:color w:val="000000"/>
+                <w:sz w:val="22"/>
+                <w:szCs w:val="22"/>
+                <w:rFonts w:ascii="Times New Roman" w:cs="Times New Roman" w:eastAsia="Times New Roman" w:hAnsi="Times New Roman"/>
+              </w:rPr>
+              <w:t xml:space="preserve">Ranavalona III n’avait que 22 ans à son couronnement — et elle finit sa vie à des milliers de kilomètres de son île : exilée par les Français après 1897, d’abord à La Réunion puis à Alger, elle y mourut en 1917 sans avoir jamais revu Madagascar. Ses cendres ne furent ramenées au Rova d’Antananarivo qu’en 1938.</w:t>
+            </w:r>
+          </w:p>
+        </w:tc>
+      </w:tr>
+    </w:tbl>
+    <w:p>
+      <w:pPr>
+        <w:spacing w:after="160"/>
+      </w:pPr>
     </w:p>
     <w:p>
       <w:pPr>
-        <w:spacing w:after="60" w:line="300"/>
+        <w:spacing w:after="80" w:line="300"/>
         <w:jc w:val="both"/>
       </w:pPr>
       <w:r>
         <w:rPr>
-          <w:b w:val="false"/>
-          <w:bCs w:val="false"/>
-          <w:i w:val="false"/>
-          <w:iCs w:val="false"/>
-          <w:color w:val="000000"/>
-          <w:sz w:val="24"/>
-          <w:szCs w:val="24"/>
-          <w:rFonts w:ascii="Times New Roman" w:cs="Times New Roman" w:eastAsia="Times New Roman" w:hAnsi="Times New Roman"/>
-        </w:rPr>
-        <w:t xml:space="preserve">1. Réciter la frise des six souverains avec leurs dates.</w:t>
+          <w:b/>
+          <w:bCs/>
+          <w:i w:val="false"/>
+          <w:iCs w:val="false"/>
+          <w:color w:val="2E7D32"/>
+          <w:sz w:val="26"/>
+          <w:szCs w:val="26"/>
+          <w:rFonts w:ascii="Times New Roman" w:cs="Times New Roman" w:eastAsia="Times New Roman" w:hAnsi="Times New Roman"/>
+        </w:rPr>
+        <w:t xml:space="preserve">Petit lexique</w:t>
       </w:r>
     </w:p>
+    <w:tbl>
+      <w:tblPr>
+        <w:tblW w:type="dxa" w:w="9600"/>
+        <w:tblBorders>
+          <w:top w:val="single" w:color="808080" w:sz="4"/>
+          <w:left w:val="single" w:color="808080" w:sz="4"/>
+          <w:bottom w:val="single" w:color="808080" w:sz="4"/>
+          <w:right w:val="single" w:color="808080" w:sz="4"/>
+          <w:insideH w:val="single" w:color="B0B0B0" w:sz="4"/>
+          <w:insideV w:val="single" w:color="B0B0B0" w:sz="4"/>
+        </w:tblBorders>
+        <w:tblLayout w:type="fixed"/>
+      </w:tblPr>
+      <w:tblGrid>
+        <w:gridCol w:w="2800"/>
+        <w:gridCol w:w="6800"/>
+      </w:tblGrid>
+      <w:tr>
+        <w:tc>
+          <w:tcPr>
+            <w:shd w:fill="E7E6E6" w:val="clear"/>
+            <w:tcMar>
+              <w:top w:type="dxa" w:w="80"/>
+              <w:left w:type="dxa" w:w="80"/>
+              <w:bottom w:type="dxa" w:w="80"/>
+              <w:right w:type="dxa" w:w="80"/>
+            </w:tcMar>
+          </w:tcPr>
+          <w:p>
+            <w:pPr>
+              <w:spacing w:after="40"/>
+              <w:jc w:val="left"/>
+            </w:pPr>
+            <w:r>
+              <w:rPr>
+                <w:b/>
+                <w:bCs/>
+                <w:i w:val="false"/>
+                <w:iCs w:val="false"/>
+                <w:color w:val="000000"/>
+                <w:sz w:val="20"/>
+                <w:szCs w:val="20"/>
+                <w:rFonts w:ascii="Times New Roman" w:cs="Times New Roman" w:eastAsia="Times New Roman" w:hAnsi="Times New Roman"/>
+              </w:rPr>
+              <w:t xml:space="preserve">Mot</w:t>
+            </w:r>
+          </w:p>
+        </w:tc>
+        <w:tc>
+          <w:tcPr>
+            <w:shd w:fill="E7E6E6" w:val="clear"/>
+            <w:tcMar>
+              <w:top w:type="dxa" w:w="80"/>
+              <w:left w:type="dxa" w:w="80"/>
+              <w:bottom w:type="dxa" w:w="80"/>
+              <w:right w:type="dxa" w:w="80"/>
+            </w:tcMar>
+          </w:tcPr>
+          <w:p>
+            <w:pPr>
+              <w:spacing w:after="40"/>
+              <w:jc w:val="left"/>
+            </w:pPr>
+            <w:r>
+              <w:rPr>
+                <w:b/>
+                <w:bCs/>
+                <w:i w:val="false"/>
+                <w:iCs w:val="false"/>
+                <w:color w:val="000000"/>
+                <w:sz w:val="20"/>
+                <w:szCs w:val="20"/>
+                <w:rFonts w:ascii="Times New Roman" w:cs="Times New Roman" w:eastAsia="Times New Roman" w:hAnsi="Times New Roman"/>
+              </w:rPr>
+              <w:t xml:space="preserve">Sens</w:t>
+            </w:r>
+          </w:p>
+        </w:tc>
+      </w:tr>
+      <w:tr>
+        <w:tc>
+          <w:tcPr>
+            <w:tcMar>
+              <w:top w:type="dxa" w:w="80"/>
+              <w:left w:type="dxa" w:w="80"/>
+              <w:bottom w:type="dxa" w:w="80"/>
+              <w:right w:type="dxa" w:w="80"/>
+            </w:tcMar>
+          </w:tcPr>
+          <w:p>
+            <w:pPr>
+              <w:spacing w:after="40"/>
+              <w:jc w:val="left"/>
+            </w:pPr>
+            <w:r>
+              <w:rPr>
+                <w:b/>
+                <w:bCs/>
+                <w:i w:val="false"/>
+                <w:iCs w:val="false"/>
+                <w:color w:val="000000"/>
+                <w:sz w:val="20"/>
+                <w:szCs w:val="20"/>
+                <w:rFonts w:ascii="Times New Roman" w:cs="Times New Roman" w:eastAsia="Times New Roman" w:hAnsi="Times New Roman"/>
+              </w:rPr>
+              <w:t xml:space="preserve">Souverain</w:t>
+            </w:r>
+          </w:p>
+        </w:tc>
+        <w:tc>
+          <w:tcPr>
+            <w:tcMar>
+              <w:top w:type="dxa" w:w="80"/>
+              <w:left w:type="dxa" w:w="80"/>
+              <w:bottom w:type="dxa" w:w="80"/>
+              <w:right w:type="dxa" w:w="80"/>
+            </w:tcMar>
+          </w:tcPr>
+          <w:p>
+            <w:pPr>
+              <w:spacing w:after="40"/>
+              <w:jc w:val="left"/>
+            </w:pPr>
+            <w:r>
+              <w:rPr>
+                <w:b w:val="false"/>
+                <w:bCs w:val="false"/>
+                <w:i w:val="false"/>
+                <w:iCs w:val="false"/>
+                <w:color w:val="000000"/>
+                <w:sz w:val="20"/>
+                <w:szCs w:val="20"/>
+                <w:rFonts w:ascii="Times New Roman" w:cs="Times New Roman" w:eastAsia="Times New Roman" w:hAnsi="Times New Roman"/>
+              </w:rPr>
+              <w:t xml:space="preserve">celui ou celle qui détient le pouvoir royal</w:t>
+            </w:r>
+          </w:p>
+        </w:tc>
+      </w:tr>
+      <w:tr>
+        <w:tc>
+          <w:tcPr>
+            <w:tcMar>
+              <w:top w:type="dxa" w:w="80"/>
+              <w:left w:type="dxa" w:w="80"/>
+              <w:bottom w:type="dxa" w:w="80"/>
+              <w:right w:type="dxa" w:w="80"/>
+            </w:tcMar>
+          </w:tcPr>
+          <w:p>
+            <w:pPr>
+              <w:spacing w:after="40"/>
+              <w:jc w:val="left"/>
+            </w:pPr>
+            <w:r>
+              <w:rPr>
+                <w:b/>
+                <w:bCs/>
+                <w:i w:val="false"/>
+                <w:iCs w:val="false"/>
+                <w:color w:val="000000"/>
+                <w:sz w:val="20"/>
+                <w:szCs w:val="20"/>
+                <w:rFonts w:ascii="Times New Roman" w:cs="Times New Roman" w:eastAsia="Times New Roman" w:hAnsi="Times New Roman"/>
+              </w:rPr>
+              <w:t xml:space="preserve">Frise</w:t>
+            </w:r>
+          </w:p>
+        </w:tc>
+        <w:tc>
+          <w:tcPr>
+            <w:tcMar>
+              <w:top w:type="dxa" w:w="80"/>
+              <w:left w:type="dxa" w:w="80"/>
+              <w:bottom w:type="dxa" w:w="80"/>
+              <w:right w:type="dxa" w:w="80"/>
+            </w:tcMar>
+          </w:tcPr>
+          <w:p>
+            <w:pPr>
+              <w:spacing w:after="40"/>
+              <w:jc w:val="left"/>
+            </w:pPr>
+            <w:r>
+              <w:rPr>
+                <w:b w:val="false"/>
+                <w:bCs w:val="false"/>
+                <w:i w:val="false"/>
+                <w:iCs w:val="false"/>
+                <w:color w:val="000000"/>
+                <w:sz w:val="20"/>
+                <w:szCs w:val="20"/>
+                <w:rFonts w:ascii="Times New Roman" w:cs="Times New Roman" w:eastAsia="Times New Roman" w:hAnsi="Times New Roman"/>
+              </w:rPr>
+              <w:t xml:space="preserve">ligne du temps ordonnant règnes et dates</w:t>
+            </w:r>
+          </w:p>
+        </w:tc>
+      </w:tr>
+      <w:tr>
+        <w:tc>
+          <w:tcPr>
+            <w:tcMar>
+              <w:top w:type="dxa" w:w="80"/>
+              <w:left w:type="dxa" w:w="80"/>
+              <w:bottom w:type="dxa" w:w="80"/>
+              <w:right w:type="dxa" w:w="80"/>
+            </w:tcMar>
+          </w:tcPr>
+          <w:p>
+            <w:pPr>
+              <w:spacing w:after="40"/>
+              <w:jc w:val="left"/>
+            </w:pPr>
+            <w:r>
+              <w:rPr>
+                <w:b/>
+                <w:bCs/>
+                <w:i w:val="false"/>
+                <w:iCs w:val="false"/>
+                <w:color w:val="000000"/>
+                <w:sz w:val="20"/>
+                <w:szCs w:val="20"/>
+                <w:rFonts w:ascii="Times New Roman" w:cs="Times New Roman" w:eastAsia="Times New Roman" w:hAnsi="Times New Roman"/>
+              </w:rPr>
+              <w:t xml:space="preserve">Rova</w:t>
+            </w:r>
+          </w:p>
+        </w:tc>
+        <w:tc>
+          <w:tcPr>
+            <w:tcMar>
+              <w:top w:type="dxa" w:w="80"/>
+              <w:left w:type="dxa" w:w="80"/>
+              <w:bottom w:type="dxa" w:w="80"/>
+              <w:right w:type="dxa" w:w="80"/>
+            </w:tcMar>
+          </w:tcPr>
+          <w:p>
+            <w:pPr>
+              <w:spacing w:after="40"/>
+              <w:jc w:val="left"/>
+            </w:pPr>
+            <w:r>
+              <w:rPr>
+                <w:b w:val="false"/>
+                <w:bCs w:val="false"/>
+                <w:i w:val="false"/>
+                <w:iCs w:val="false"/>
+                <w:color w:val="000000"/>
+                <w:sz w:val="20"/>
+                <w:szCs w:val="20"/>
+                <w:rFonts w:ascii="Times New Roman" w:cs="Times New Roman" w:eastAsia="Times New Roman" w:hAnsi="Times New Roman"/>
+              </w:rPr>
+              <w:t xml:space="preserve">enceinte royale d’Antananarivo, siège du pouvoir</w:t>
+            </w:r>
+          </w:p>
+        </w:tc>
+      </w:tr>
+      <w:tr>
+        <w:tc>
+          <w:tcPr>
+            <w:tcMar>
+              <w:top w:type="dxa" w:w="80"/>
+              <w:left w:type="dxa" w:w="80"/>
+              <w:bottom w:type="dxa" w:w="80"/>
+              <w:right w:type="dxa" w:w="80"/>
+            </w:tcMar>
+          </w:tcPr>
+          <w:p>
+            <w:pPr>
+              <w:spacing w:after="40"/>
+              <w:jc w:val="left"/>
+            </w:pPr>
+            <w:r>
+              <w:rPr>
+                <w:b/>
+                <w:bCs/>
+                <w:i w:val="false"/>
+                <w:iCs w:val="false"/>
+                <w:color w:val="000000"/>
+                <w:sz w:val="20"/>
+                <w:szCs w:val="20"/>
+                <w:rFonts w:ascii="Times New Roman" w:cs="Times New Roman" w:eastAsia="Times New Roman" w:hAnsi="Times New Roman"/>
+              </w:rPr>
+              <w:t xml:space="preserve">Règne</w:t>
+            </w:r>
+          </w:p>
+        </w:tc>
+        <w:tc>
+          <w:tcPr>
+            <w:tcMar>
+              <w:top w:type="dxa" w:w="80"/>
+              <w:left w:type="dxa" w:w="80"/>
+              <w:bottom w:type="dxa" w:w="80"/>
+              <w:right w:type="dxa" w:w="80"/>
+            </w:tcMar>
+          </w:tcPr>
+          <w:p>
+            <w:pPr>
+              <w:spacing w:after="40"/>
+              <w:jc w:val="left"/>
+            </w:pPr>
+            <w:r>
+              <w:rPr>
+                <w:b w:val="false"/>
+                <w:bCs w:val="false"/>
+                <w:i w:val="false"/>
+                <w:iCs w:val="false"/>
+                <w:color w:val="000000"/>
+                <w:sz w:val="20"/>
+                <w:szCs w:val="20"/>
+                <w:rFonts w:ascii="Times New Roman" w:cs="Times New Roman" w:eastAsia="Times New Roman" w:hAnsi="Times New Roman"/>
+              </w:rPr>
+              <w:t xml:space="preserve">durée pendant laquelle un souverain gouverne</w:t>
+            </w:r>
+          </w:p>
+        </w:tc>
+      </w:tr>
+    </w:tbl>
     <w:p>
       <w:pPr>
-        <w:spacing w:after="60" w:line="300"/>
-        <w:jc w:val="both"/>
+        <w:spacing w:after="120"/>
       </w:pPr>
-      <w:r>
-        <w:rPr>
-          <w:b w:val="false"/>
-          <w:bCs w:val="false"/>
-          <w:i w:val="false"/>
-          <w:iCs w:val="false"/>
-          <w:color w:val="000000"/>
-          <w:sz w:val="24"/>
-          <w:szCs w:val="24"/>
-          <w:rFonts w:ascii="Times New Roman" w:cs="Times New Roman" w:eastAsia="Times New Roman" w:hAnsi="Times New Roman"/>
-        </w:rPr>
-        <w:t xml:space="preserve">2. Associer un fait marquant à chaque règne.</w:t>
-      </w:r>
-    </w:p>
-    <w:p>
-      <w:pPr>
-        <w:spacing w:after="60" w:line="300"/>
-        <w:jc w:val="both"/>
-      </w:pPr>
-      <w:r>
-        <w:rPr>
-          <w:b w:val="false"/>
-          <w:bCs w:val="false"/>
-          <w:i w:val="false"/>
-          <w:iCs w:val="false"/>
-          <w:color w:val="000000"/>
-          <w:sz w:val="24"/>
-          <w:szCs w:val="24"/>
-          <w:rFonts w:ascii="Times New Roman" w:cs="Times New Roman" w:eastAsia="Times New Roman" w:hAnsi="Times New Roman"/>
-        </w:rPr>
-        <w:t xml:space="preserve">3. Situer le royaume : cœur en Imerina, autorité étendue sur la majeure partie de l’île.</w:t>
-      </w:r>
-    </w:p>
-    <w:p>
-      <w:pPr>
-        <w:spacing w:after="110" w:line="300"/>
-        <w:jc w:val="both"/>
-      </w:pPr>
-      <w:r>
-        <w:rPr>
-          <w:b/>
-          <w:bCs/>
-          <w:i w:val="false"/>
-          <w:iCs w:val="false"/>
-          <w:color w:val="1F4E79"/>
-          <w:sz w:val="24"/>
-          <w:szCs w:val="24"/>
-          <w:rFonts w:ascii="Times New Roman" w:cs="Times New Roman" w:eastAsia="Times New Roman" w:hAnsi="Times New Roman"/>
-        </w:rPr>
-        <w:t xml:space="preserve">Exemple — </w:t>
-      </w:r>
-      <w:r>
-        <w:rPr>
-          <w:b w:val="false"/>
-          <w:bCs w:val="false"/>
-          <w:i w:val="false"/>
-          <w:iCs w:val="false"/>
-          <w:color w:val="000000"/>
-          <w:sz w:val="24"/>
-          <w:szCs w:val="24"/>
-          <w:rFonts w:ascii="Times New Roman" w:cs="Times New Roman" w:eastAsia="Times New Roman" w:hAnsi="Times New Roman"/>
-        </w:rPr>
-        <w:t xml:space="preserve">Pour retenir l’ordre : deux « R » masculins d’abord (Radama I, puis — après Ranavalona I — Radama II), et les reines en « R » ensuite : Rasoherina, Ranavalona II, Ranavalona III. Les durées : 18, 33, 2, 5, 15, 13 ans.</w:t>
-      </w:r>
-    </w:p>
-    <w:p>
-      <w:pPr>
-        <w:spacing w:after="110" w:line="300"/>
-        <w:jc w:val="both"/>
-      </w:pPr>
-      <w:r>
-        <w:rPr>
-          <w:b/>
-          <w:bCs/>
-          <w:i w:val="false"/>
-          <w:iCs w:val="false"/>
-          <w:color w:val="B25000"/>
-          <w:sz w:val="24"/>
-          <w:szCs w:val="24"/>
-          <w:rFonts w:ascii="Times New Roman" w:cs="Times New Roman" w:eastAsia="Times New Roman" w:hAnsi="Times New Roman"/>
-        </w:rPr>
-        <w:t xml:space="preserve">Erreur à éviter — </w:t>
-      </w:r>
-      <w:r>
-        <w:rPr>
-          <w:b w:val="false"/>
-          <w:bCs w:val="false"/>
-          <w:i w:val="false"/>
-          <w:iCs w:val="false"/>
-          <w:color w:val="000000"/>
-          <w:sz w:val="24"/>
-          <w:szCs w:val="24"/>
-          <w:rFonts w:ascii="Times New Roman" w:cs="Times New Roman" w:eastAsia="Times New Roman" w:hAnsi="Times New Roman"/>
-        </w:rPr>
-        <w:t xml:space="preserve">Confondre les trois Ranavalona : Ranavalona I est l’épouse de Radama I et règne 33 ans (1828-1861) ; Ranavalona II convertit le royaume au protestantisme (1868-1883) ; Ranavalona III est la dernière reine (1883-1896). Le numéro suffit à les distinguer — vérifie toujours les dates.</w:t>
-      </w:r>
-    </w:p>
-    <w:p>
-      <w:pPr>
-        <w:shd w:fill="E3F2FD" w:val="clear"/>
-        <w:spacing w:after="110" w:line="300"/>
-        <w:jc w:val="both"/>
-      </w:pPr>
-      <w:r>
-        <w:rPr>
-          <w:b/>
-          <w:bCs/>
-          <w:i w:val="false"/>
-          <w:iCs w:val="false"/>
-          <w:color w:val="1565C0"/>
-          <w:sz w:val="24"/>
-          <w:szCs w:val="24"/>
-          <w:rFonts w:ascii="Times New Roman" w:cs="Times New Roman" w:eastAsia="Times New Roman" w:hAnsi="Times New Roman"/>
-        </w:rPr>
-        <w:t xml:space="preserve">Le savais-tu ? </w:t>
-      </w:r>
-      <w:r>
-        <w:rPr>
-          <w:b w:val="false"/>
-          <w:bCs w:val="false"/>
-          <w:i w:val="false"/>
-          <w:iCs w:val="false"/>
-          <w:color w:val="000000"/>
-          <w:sz w:val="24"/>
-          <w:szCs w:val="24"/>
-          <w:rFonts w:ascii="Times New Roman" w:cs="Times New Roman" w:eastAsia="Times New Roman" w:hAnsi="Times New Roman"/>
-        </w:rPr>
-        <w:t xml:space="preserve">Ranavalona III n’avait que 22 ans à son couronnement — et elle finit sa vie à des milliers de kilomètres de son île : exilée par les Français après 1897, d’abord à La Réunion puis à Alger, elle y mourut en 1917 sans avoir jamais revu Madagascar. Ses cendres ne furent ramenées au Rova d’Antananarivo qu’en 1938.</w:t>
-      </w:r>
     </w:p>
     <w:p>
       <w:pPr>
@@ -4708,152 +5711,152 @@
                 <w:szCs w:val="20"/>
                 <w:rFonts w:ascii="Times New Roman" w:cs="Times New Roman" w:eastAsia="Times New Roman" w:hAnsi="Times New Roman"/>
               </w:rPr>
-              <w:t xml:space="preserve">3. Observation</w:t>
-            </w:r>
-          </w:p>
-        </w:tc>
-        <w:tc>
-          <w:tcPr>
-            <w:tcMar>
-              <w:top w:type="dxa" w:w="80"/>
-              <w:left w:type="dxa" w:w="80"/>
-              <w:bottom w:type="dxa" w:w="80"/>
-              <w:right w:type="dxa" w:w="80"/>
-            </w:tcMar>
-          </w:tcPr>
-          <w:p>
-            <w:pPr>
-              <w:spacing w:after="40"/>
-              <w:jc w:val="left"/>
-            </w:pPr>
-            <w:r>
-              <w:rPr>
-                <w:b w:val="false"/>
-                <w:bCs w:val="false"/>
-                <w:i w:val="false"/>
-                <w:iCs w:val="false"/>
-                <w:color w:val="000000"/>
-                <w:sz w:val="20"/>
-                <w:szCs w:val="20"/>
-                <w:rFonts w:ascii="Times New Roman" w:cs="Times New Roman" w:eastAsia="Times New Roman" w:hAnsi="Times New Roman"/>
-              </w:rPr>
-              <w:t xml:space="preserve">Le mot foloalindahy se décompose : folo (dix) × alina (dix mille) = cent mille — « les cent mille hommes ». Le chiffre est symbolique, mais il dit l’ambition : une armée nationale permanente, du jamais-vu dans l’île.</w:t>
-            </w:r>
-          </w:p>
-        </w:tc>
-        <w:tc>
-          <w:tcPr>
-            <w:tcMar>
-              <w:top w:type="dxa" w:w="80"/>
-              <w:left w:type="dxa" w:w="80"/>
-              <w:bottom w:type="dxa" w:w="80"/>
-              <w:right w:type="dxa" w:w="80"/>
-            </w:tcMar>
-          </w:tcPr>
-          <w:p>
-            <w:pPr>
-              <w:spacing w:after="40"/>
-              <w:jc w:val="left"/>
-            </w:pPr>
-            <w:r>
-              <w:rPr>
-                <w:b w:val="false"/>
-                <w:bCs w:val="false"/>
-                <w:i w:val="false"/>
-                <w:iCs w:val="false"/>
-                <w:color w:val="000000"/>
-                <w:sz w:val="20"/>
-                <w:szCs w:val="20"/>
-                <w:rFonts w:ascii="Times New Roman" w:cs="Times New Roman" w:eastAsia="Times New Roman" w:hAnsi="Times New Roman"/>
-              </w:rPr>
-              <w:t xml:space="preserve">Observent l’exemple résolu.</w:t>
-            </w:r>
-          </w:p>
-        </w:tc>
-        <w:tc>
-          <w:tcPr>
-            <w:tcMar>
-              <w:top w:type="dxa" w:w="80"/>
-              <w:left w:type="dxa" w:w="80"/>
-              <w:bottom w:type="dxa" w:w="80"/>
-              <w:right w:type="dxa" w:w="80"/>
-            </w:tcMar>
-          </w:tcPr>
-          <w:p>
-            <w:pPr>
-              <w:spacing w:after="40"/>
-              <w:jc w:val="left"/>
-            </w:pPr>
-            <w:r>
-              <w:rPr>
-                <w:b w:val="false"/>
-                <w:bCs w:val="false"/>
-                <w:i w:val="false"/>
-                <w:iCs w:val="false"/>
-                <w:color w:val="000000"/>
-                <w:sz w:val="20"/>
-                <w:szCs w:val="20"/>
-                <w:rFonts w:ascii="Times New Roman" w:cs="Times New Roman" w:eastAsia="Times New Roman" w:hAnsi="Times New Roman"/>
-              </w:rPr>
-              <w:t xml:space="preserve">Observation dirigée</w:t>
-            </w:r>
-          </w:p>
-        </w:tc>
-        <w:tc>
-          <w:tcPr>
-            <w:tcMar>
-              <w:top w:type="dxa" w:w="80"/>
-              <w:left w:type="dxa" w:w="80"/>
-              <w:bottom w:type="dxa" w:w="80"/>
-              <w:right w:type="dxa" w:w="80"/>
-            </w:tcMar>
-          </w:tcPr>
-          <w:p>
-            <w:pPr>
-              <w:spacing w:after="40"/>
-              <w:jc w:val="left"/>
-            </w:pPr>
-            <w:r>
-              <w:rPr>
-                <w:b w:val="false"/>
-                <w:bCs w:val="false"/>
-                <w:i w:val="false"/>
-                <w:iCs w:val="false"/>
-                <w:color w:val="000000"/>
-                <w:sz w:val="20"/>
-                <w:szCs w:val="20"/>
-                <w:rFonts w:ascii="Times New Roman" w:cs="Times New Roman" w:eastAsia="Times New Roman" w:hAnsi="Times New Roman"/>
-              </w:rPr>
-              <w:t xml:space="preserve">Document imprimé</w:t>
-            </w:r>
-          </w:p>
-        </w:tc>
-        <w:tc>
-          <w:tcPr>
-            <w:tcMar>
-              <w:top w:type="dxa" w:w="80"/>
-              <w:left w:type="dxa" w:w="80"/>
-              <w:bottom w:type="dxa" w:w="80"/>
-              <w:right w:type="dxa" w:w="80"/>
-            </w:tcMar>
-          </w:tcPr>
-          <w:p>
-            <w:pPr>
-              <w:spacing w:after="40"/>
-              <w:jc w:val="left"/>
-            </w:pPr>
-            <w:r>
-              <w:rPr>
-                <w:b w:val="false"/>
-                <w:bCs w:val="false"/>
-                <w:i w:val="false"/>
-                <w:iCs w:val="false"/>
-                <w:color w:val="000000"/>
-                <w:sz w:val="20"/>
-                <w:szCs w:val="20"/>
-                <w:rFonts w:ascii="Times New Roman" w:cs="Times New Roman" w:eastAsia="Times New Roman" w:hAnsi="Times New Roman"/>
-              </w:rPr>
-              <w:t xml:space="preserve">Compréhension</w:t>
+              <w:t xml:space="preserve">3. Développement</w:t>
+            </w:r>
+          </w:p>
+        </w:tc>
+        <w:tc>
+          <w:tcPr>
+            <w:tcMar>
+              <w:top w:type="dxa" w:w="80"/>
+              <w:left w:type="dxa" w:w="80"/>
+              <w:bottom w:type="dxa" w:w="80"/>
+              <w:right w:type="dxa" w:w="80"/>
+            </w:tcMar>
+          </w:tcPr>
+          <w:p>
+            <w:pPr>
+              <w:spacing w:after="40"/>
+              <w:jc w:val="left"/>
+            </w:pPr>
+            <w:r>
+              <w:rPr>
+                <w:b w:val="false"/>
+                <w:bCs w:val="false"/>
+                <w:i w:val="false"/>
+                <w:iCs w:val="false"/>
+                <w:color w:val="000000"/>
+                <w:sz w:val="20"/>
+                <w:szCs w:val="20"/>
+                <w:rFonts w:ascii="Times New Roman" w:cs="Times New Roman" w:eastAsia="Times New Roman" w:hAnsi="Times New Roman"/>
+              </w:rPr>
+              <w:t xml:space="preserve">Développe la leçon partie par partie : Le marché des traités anglais ; Trois transformations ; Un État reconnu.</w:t>
+            </w:r>
+          </w:p>
+        </w:tc>
+        <w:tc>
+          <w:tcPr>
+            <w:tcMar>
+              <w:top w:type="dxa" w:w="80"/>
+              <w:left w:type="dxa" w:w="80"/>
+              <w:bottom w:type="dxa" w:w="80"/>
+              <w:right w:type="dxa" w:w="80"/>
+            </w:tcMar>
+          </w:tcPr>
+          <w:p>
+            <w:pPr>
+              <w:spacing w:after="40"/>
+              <w:jc w:val="left"/>
+            </w:pPr>
+            <w:r>
+              <w:rPr>
+                <w:b w:val="false"/>
+                <w:bCs w:val="false"/>
+                <w:i w:val="false"/>
+                <w:iCs w:val="false"/>
+                <w:color w:val="000000"/>
+                <w:sz w:val="20"/>
+                <w:szCs w:val="20"/>
+                <w:rFonts w:ascii="Times New Roman" w:cs="Times New Roman" w:eastAsia="Times New Roman" w:hAnsi="Times New Roman"/>
+              </w:rPr>
+              <w:t xml:space="preserve">Écoutent, répondent aux questions et notent les mots-clés.</w:t>
+            </w:r>
+          </w:p>
+        </w:tc>
+        <w:tc>
+          <w:tcPr>
+            <w:tcMar>
+              <w:top w:type="dxa" w:w="80"/>
+              <w:left w:type="dxa" w:w="80"/>
+              <w:bottom w:type="dxa" w:w="80"/>
+              <w:right w:type="dxa" w:w="80"/>
+            </w:tcMar>
+          </w:tcPr>
+          <w:p>
+            <w:pPr>
+              <w:spacing w:after="40"/>
+              <w:jc w:val="left"/>
+            </w:pPr>
+            <w:r>
+              <w:rPr>
+                <w:b w:val="false"/>
+                <w:bCs w:val="false"/>
+                <w:i w:val="false"/>
+                <w:iCs w:val="false"/>
+                <w:color w:val="000000"/>
+                <w:sz w:val="20"/>
+                <w:szCs w:val="20"/>
+                <w:rFonts w:ascii="Times New Roman" w:cs="Times New Roman" w:eastAsia="Times New Roman" w:hAnsi="Times New Roman"/>
+              </w:rPr>
+              <w:t xml:space="preserve">Exposé interactif, questions-réponses</w:t>
+            </w:r>
+          </w:p>
+        </w:tc>
+        <w:tc>
+          <w:tcPr>
+            <w:tcMar>
+              <w:top w:type="dxa" w:w="80"/>
+              <w:left w:type="dxa" w:w="80"/>
+              <w:bottom w:type="dxa" w:w="80"/>
+              <w:right w:type="dxa" w:w="80"/>
+            </w:tcMar>
+          </w:tcPr>
+          <w:p>
+            <w:pPr>
+              <w:spacing w:after="40"/>
+              <w:jc w:val="left"/>
+            </w:pPr>
+            <w:r>
+              <w:rPr>
+                <w:b w:val="false"/>
+                <w:bCs w:val="false"/>
+                <w:i w:val="false"/>
+                <w:iCs w:val="false"/>
+                <w:color w:val="000000"/>
+                <w:sz w:val="20"/>
+                <w:szCs w:val="20"/>
+                <w:rFonts w:ascii="Times New Roman" w:cs="Times New Roman" w:eastAsia="Times New Roman" w:hAnsi="Times New Roman"/>
+              </w:rPr>
+              <w:t xml:space="preserve">Tableau, frises, cartes</w:t>
+            </w:r>
+          </w:p>
+        </w:tc>
+        <w:tc>
+          <w:tcPr>
+            <w:tcMar>
+              <w:top w:type="dxa" w:w="80"/>
+              <w:left w:type="dxa" w:w="80"/>
+              <w:bottom w:type="dxa" w:w="80"/>
+              <w:right w:type="dxa" w:w="80"/>
+            </w:tcMar>
+          </w:tcPr>
+          <w:p>
+            <w:pPr>
+              <w:spacing w:after="40"/>
+              <w:jc w:val="left"/>
+            </w:pPr>
+            <w:r>
+              <w:rPr>
+                <w:b w:val="false"/>
+                <w:bCs w:val="false"/>
+                <w:i w:val="false"/>
+                <w:iCs w:val="false"/>
+                <w:color w:val="000000"/>
+                <w:sz w:val="20"/>
+                <w:szCs w:val="20"/>
+                <w:rFonts w:ascii="Times New Roman" w:cs="Times New Roman" w:eastAsia="Times New Roman" w:hAnsi="Times New Roman"/>
+              </w:rPr>
+              <w:t xml:space="preserve">Attention, participation</w:t>
             </w:r>
           </w:p>
         </w:tc>
@@ -4884,152 +5887,152 @@
                 <w:szCs w:val="20"/>
                 <w:rFonts w:ascii="Times New Roman" w:cs="Times New Roman" w:eastAsia="Times New Roman" w:hAnsi="Times New Roman"/>
               </w:rPr>
-              <w:t xml:space="preserve">4. Analyse</w:t>
-            </w:r>
-          </w:p>
-        </w:tc>
-        <w:tc>
-          <w:tcPr>
-            <w:tcMar>
-              <w:top w:type="dxa" w:w="80"/>
-              <w:left w:type="dxa" w:w="80"/>
-              <w:bottom w:type="dxa" w:w="80"/>
-              <w:right w:type="dxa" w:w="80"/>
-            </w:tcMar>
-          </w:tcPr>
-          <w:p>
-            <w:pPr>
-              <w:spacing w:after="40"/>
-              <w:jc w:val="left"/>
-            </w:pPr>
-            <w:r>
-              <w:rPr>
-                <w:b w:val="false"/>
-                <w:bCs w:val="false"/>
-                <w:i w:val="false"/>
-                <w:iCs w:val="false"/>
-                <w:color w:val="000000"/>
-                <w:sz w:val="20"/>
-                <w:szCs w:val="20"/>
-                <w:rFonts w:ascii="Times New Roman" w:cs="Times New Roman" w:eastAsia="Times New Roman" w:hAnsi="Times New Roman"/>
-              </w:rPr>
-              <w:t xml:space="preserve">Guide l’analyse : Tout part d’un calcul diplomatique. Les Anglais, maîtres de Maurice depuis 1810, veulent tarir la traite dans l’océan Indien ; Radama veut des armes et des savoirs. Le traité de 1817, renouvelé en 1820, scelle l’échange : abolition de l’exportation des esclaves contre une compensation annuelle — « l’équivalent » en argent, armes et munitions — et l’envoi d’instructeurs. Première transformation : l’armée. Fini les levées en masse d’autrefois : Radama bâtit une armée permanente, le foloalindahy (« les cent mille hommes »), instruite à l’européenne par des sergents anglais, disciplinée, articulée en grades. Deuxième transformation : l’école. Les missionnaires de la London Missionary Society ouvrent dès 1820 les premières écoles — écoles du palais pour les enfants des grands, puis écoles publiques ; le malgache s’écrit désormais en caractères latins ; des milliers d’enfants apprennent à lire. Des jeunes gens partent se former en Angleterre, des artisans missionnaires enseignent la charpente, la forge, l’imprimerie ; et avec les missionnaires entre le christianisme, qui gagne du terrain dans l’Imerina. Troisième transformation : l’espace. L’armée nouvelle mène les expéditions qui soumettent l’essentiel de l’île : des postes militaires s’installent à Mahabo (pays sakalava du Menabe), Marovoay (Boina), Fort-Dauphin (sud-est) et Tamatave (côte est) — verrous du royaume sur les quatre horizons. À la mort de Radama en 1828, l’Imerina est devenue le Royaume de Madagascar : un État reconnu, armé, scolarisé — première modernisation de l’histoire malgache.</w:t>
-            </w:r>
-          </w:p>
-        </w:tc>
-        <w:tc>
-          <w:tcPr>
-            <w:tcMar>
-              <w:top w:type="dxa" w:w="80"/>
-              <w:left w:type="dxa" w:w="80"/>
-              <w:bottom w:type="dxa" w:w="80"/>
-              <w:right w:type="dxa" w:w="80"/>
-            </w:tcMar>
-          </w:tcPr>
-          <w:p>
-            <w:pPr>
-              <w:spacing w:after="40"/>
-              <w:jc w:val="left"/>
-            </w:pPr>
-            <w:r>
-              <w:rPr>
-                <w:b w:val="false"/>
-                <w:bCs w:val="false"/>
-                <w:i w:val="false"/>
-                <w:iCs w:val="false"/>
-                <w:color w:val="000000"/>
-                <w:sz w:val="20"/>
-                <w:szCs w:val="20"/>
-                <w:rFonts w:ascii="Times New Roman" w:cs="Times New Roman" w:eastAsia="Times New Roman" w:hAnsi="Times New Roman"/>
-              </w:rPr>
-              <w:t xml:space="preserve">Expliquent la démarche et vérifient le résultat.</w:t>
-            </w:r>
-          </w:p>
-        </w:tc>
-        <w:tc>
-          <w:tcPr>
-            <w:tcMar>
-              <w:top w:type="dxa" w:w="80"/>
-              <w:left w:type="dxa" w:w="80"/>
-              <w:bottom w:type="dxa" w:w="80"/>
-              <w:right w:type="dxa" w:w="80"/>
-            </w:tcMar>
-          </w:tcPr>
-          <w:p>
-            <w:pPr>
-              <w:spacing w:after="40"/>
-              <w:jc w:val="left"/>
-            </w:pPr>
-            <w:r>
-              <w:rPr>
-                <w:b w:val="false"/>
-                <w:bCs w:val="false"/>
-                <w:i w:val="false"/>
-                <w:iCs w:val="false"/>
-                <w:color w:val="000000"/>
-                <w:sz w:val="20"/>
-                <w:szCs w:val="20"/>
-                <w:rFonts w:ascii="Times New Roman" w:cs="Times New Roman" w:eastAsia="Times New Roman" w:hAnsi="Times New Roman"/>
-              </w:rPr>
-              <w:t xml:space="preserve">Recherche en binômes</w:t>
-            </w:r>
-          </w:p>
-        </w:tc>
-        <w:tc>
-          <w:tcPr>
-            <w:tcMar>
-              <w:top w:type="dxa" w:w="80"/>
-              <w:left w:type="dxa" w:w="80"/>
-              <w:bottom w:type="dxa" w:w="80"/>
-              <w:right w:type="dxa" w:w="80"/>
-            </w:tcMar>
-          </w:tcPr>
-          <w:p>
-            <w:pPr>
-              <w:spacing w:after="40"/>
-              <w:jc w:val="left"/>
-            </w:pPr>
-            <w:r>
-              <w:rPr>
-                <w:b w:val="false"/>
-                <w:bCs w:val="false"/>
-                <w:i w:val="false"/>
-                <w:iCs w:val="false"/>
-                <w:color w:val="000000"/>
-                <w:sz w:val="20"/>
-                <w:szCs w:val="20"/>
-                <w:rFonts w:ascii="Times New Roman" w:cs="Times New Roman" w:eastAsia="Times New Roman" w:hAnsi="Times New Roman"/>
-              </w:rPr>
-              <w:t xml:space="preserve">Documents, cartes, frises</w:t>
-            </w:r>
-          </w:p>
-        </w:tc>
-        <w:tc>
-          <w:tcPr>
-            <w:tcMar>
-              <w:top w:type="dxa" w:w="80"/>
-              <w:left w:type="dxa" w:w="80"/>
-              <w:bottom w:type="dxa" w:w="80"/>
-              <w:right w:type="dxa" w:w="80"/>
-            </w:tcMar>
-          </w:tcPr>
-          <w:p>
-            <w:pPr>
-              <w:spacing w:after="40"/>
-              <w:jc w:val="left"/>
-            </w:pPr>
-            <w:r>
-              <w:rPr>
-                <w:b w:val="false"/>
-                <w:bCs w:val="false"/>
-                <w:i w:val="false"/>
-                <w:iCs w:val="false"/>
-                <w:color w:val="000000"/>
-                <w:sz w:val="20"/>
-                <w:szCs w:val="20"/>
-                <w:rFonts w:ascii="Times New Roman" w:cs="Times New Roman" w:eastAsia="Times New Roman" w:hAnsi="Times New Roman"/>
-              </w:rPr>
-              <w:t xml:space="preserve">Raisonnement</w:t>
+              <w:t xml:space="preserve">4. Étude de document</w:t>
+            </w:r>
+          </w:p>
+        </w:tc>
+        <w:tc>
+          <w:tcPr>
+            <w:tcMar>
+              <w:top w:type="dxa" w:w="80"/>
+              <w:left w:type="dxa" w:w="80"/>
+              <w:bottom w:type="dxa" w:w="80"/>
+              <w:right w:type="dxa" w:w="80"/>
+            </w:tcMar>
+          </w:tcPr>
+          <w:p>
+            <w:pPr>
+              <w:spacing w:after="40"/>
+              <w:jc w:val="left"/>
+            </w:pPr>
+            <w:r>
+              <w:rPr>
+                <w:b w:val="false"/>
+                <w:bCs w:val="false"/>
+                <w:i w:val="false"/>
+                <w:iCs w:val="false"/>
+                <w:color w:val="000000"/>
+                <w:sz w:val="20"/>
+                <w:szCs w:val="20"/>
+                <w:rFonts w:ascii="Times New Roman" w:cs="Times New Roman" w:eastAsia="Times New Roman" w:hAnsi="Times New Roman"/>
+              </w:rPr>
+              <w:t xml:space="preserve">Fait lire le document « Le traité anglo-merina de 1817 » (d’après le traité conclu à Tamatave entre Radama I et le gouverneur britannique de Maurice (23 octobre 1817) — extraits adaptés), puis pose les questions.</w:t>
+            </w:r>
+          </w:p>
+        </w:tc>
+        <w:tc>
+          <w:tcPr>
+            <w:tcMar>
+              <w:top w:type="dxa" w:w="80"/>
+              <w:left w:type="dxa" w:w="80"/>
+              <w:bottom w:type="dxa" w:w="80"/>
+              <w:right w:type="dxa" w:w="80"/>
+            </w:tcMar>
+          </w:tcPr>
+          <w:p>
+            <w:pPr>
+              <w:spacing w:after="40"/>
+              <w:jc w:val="left"/>
+            </w:pPr>
+            <w:r>
+              <w:rPr>
+                <w:b w:val="false"/>
+                <w:bCs w:val="false"/>
+                <w:i w:val="false"/>
+                <w:iCs w:val="false"/>
+                <w:color w:val="000000"/>
+                <w:sz w:val="20"/>
+                <w:szCs w:val="20"/>
+                <w:rFonts w:ascii="Times New Roman" w:cs="Times New Roman" w:eastAsia="Times New Roman" w:hAnsi="Times New Roman"/>
+              </w:rPr>
+              <w:t xml:space="preserve">Lisent le document, répondent aux questions et critiquent la source.</w:t>
+            </w:r>
+          </w:p>
+        </w:tc>
+        <w:tc>
+          <w:tcPr>
+            <w:tcMar>
+              <w:top w:type="dxa" w:w="80"/>
+              <w:left w:type="dxa" w:w="80"/>
+              <w:bottom w:type="dxa" w:w="80"/>
+              <w:right w:type="dxa" w:w="80"/>
+            </w:tcMar>
+          </w:tcPr>
+          <w:p>
+            <w:pPr>
+              <w:spacing w:after="40"/>
+              <w:jc w:val="left"/>
+            </w:pPr>
+            <w:r>
+              <w:rPr>
+                <w:b w:val="false"/>
+                <w:bCs w:val="false"/>
+                <w:i w:val="false"/>
+                <w:iCs w:val="false"/>
+                <w:color w:val="000000"/>
+                <w:sz w:val="20"/>
+                <w:szCs w:val="20"/>
+                <w:rFonts w:ascii="Times New Roman" w:cs="Times New Roman" w:eastAsia="Times New Roman" w:hAnsi="Times New Roman"/>
+              </w:rPr>
+              <w:t xml:space="preserve">Observation dirigée, travail en binômes</w:t>
+            </w:r>
+          </w:p>
+        </w:tc>
+        <w:tc>
+          <w:tcPr>
+            <w:tcMar>
+              <w:top w:type="dxa" w:w="80"/>
+              <w:left w:type="dxa" w:w="80"/>
+              <w:bottom w:type="dxa" w:w="80"/>
+              <w:right w:type="dxa" w:w="80"/>
+            </w:tcMar>
+          </w:tcPr>
+          <w:p>
+            <w:pPr>
+              <w:spacing w:after="40"/>
+              <w:jc w:val="left"/>
+            </w:pPr>
+            <w:r>
+              <w:rPr>
+                <w:b w:val="false"/>
+                <w:bCs w:val="false"/>
+                <w:i w:val="false"/>
+                <w:iCs w:val="false"/>
+                <w:color w:val="000000"/>
+                <w:sz w:val="20"/>
+                <w:szCs w:val="20"/>
+                <w:rFonts w:ascii="Times New Roman" w:cs="Times New Roman" w:eastAsia="Times New Roman" w:hAnsi="Times New Roman"/>
+              </w:rPr>
+              <w:t xml:space="preserve">Document imprimé</w:t>
+            </w:r>
+          </w:p>
+        </w:tc>
+        <w:tc>
+          <w:tcPr>
+            <w:tcMar>
+              <w:top w:type="dxa" w:w="80"/>
+              <w:left w:type="dxa" w:w="80"/>
+              <w:bottom w:type="dxa" w:w="80"/>
+              <w:right w:type="dxa" w:w="80"/>
+            </w:tcMar>
+          </w:tcPr>
+          <w:p>
+            <w:pPr>
+              <w:spacing w:after="40"/>
+              <w:jc w:val="left"/>
+            </w:pPr>
+            <w:r>
+              <w:rPr>
+                <w:b w:val="false"/>
+                <w:bCs w:val="false"/>
+                <w:i w:val="false"/>
+                <w:iCs w:val="false"/>
+                <w:color w:val="000000"/>
+                <w:sz w:val="20"/>
+                <w:szCs w:val="20"/>
+                <w:rFonts w:ascii="Times New Roman" w:cs="Times New Roman" w:eastAsia="Times New Roman" w:hAnsi="Times New Roman"/>
+              </w:rPr>
+              <w:t xml:space="preserve">Esprit critique</w:t>
             </w:r>
           </w:p>
         </w:tc>
@@ -5635,39 +6638,26 @@
     </w:p>
     <w:p>
       <w:pPr>
-        <w:spacing w:after="110" w:line="300"/>
-        <w:jc w:val="both"/>
+        <w:spacing w:after="160" w:line="300"/>
+        <w:jc w:val="center"/>
       </w:pPr>
       <w:r>
         <w:rPr>
-          <w:b/>
-          <w:bCs/>
-          <w:i w:val="false"/>
-          <w:iCs w:val="false"/>
-          <w:color w:val="2E7D32"/>
-          <w:sz w:val="24"/>
-          <w:szCs w:val="24"/>
-          <w:rFonts w:ascii="Times New Roman" w:cs="Times New Roman" w:eastAsia="Times New Roman" w:hAnsi="Times New Roman"/>
-        </w:rPr>
-        <w:t xml:space="preserve">Définition — </w:t>
-      </w:r>
-      <w:r>
-        <w:rPr>
-          <w:b/>
-          <w:bCs/>
-          <w:i w:val="false"/>
-          <w:iCs w:val="false"/>
+          <w:b w:val="false"/>
+          <w:bCs w:val="false"/>
+          <w:i/>
+          <w:iCs/>
           <w:color w:val="000000"/>
-          <w:sz w:val="24"/>
-          <w:szCs w:val="24"/>
-          <w:rFonts w:ascii="Times New Roman" w:cs="Times New Roman" w:eastAsia="Times New Roman" w:hAnsi="Times New Roman"/>
-        </w:rPr>
-        <w:t xml:space="preserve">Radama I (1810-1828) poursuit l’œuvre d’unification de son père Andrianampoinimerina. Par les traités de 1817 et 1820 avec les Anglais, il abolit la traite des esclaves et reçoit en échange une aide militaire et technique. Il réorganise l’armée (le foloalindahy), crée les écoles du palais et les écoles publiques, envoie des jeunes se former en Angleterre, accueille artisans et missionnaires — le christianisme entre dans le royaume — et établit des postes militaires à Mahabo, Marovoay, Fort-Dauphin et Tamatave.</w:t>
+          <w:sz w:val="21"/>
+          <w:szCs w:val="21"/>
+          <w:rFonts w:ascii="Times New Roman" w:cs="Times New Roman" w:eastAsia="Times New Roman" w:hAnsi="Times New Roman"/>
+        </w:rPr>
+        <w:t xml:space="preserve">Traite abolie contre armes, écoles et instructeurs : le marché de 1817 transforme le royaume.</w:t>
       </w:r>
     </w:p>
     <w:p>
       <w:pPr>
-        <w:spacing w:after="110" w:line="300"/>
+        <w:spacing w:after="80" w:line="300"/>
         <w:jc w:val="both"/>
       </w:pPr>
       <w:r>
@@ -5676,30 +6666,17 @@
           <w:bCs/>
           <w:i w:val="false"/>
           <w:iCs w:val="false"/>
-          <w:color w:val="1F4E79"/>
-          <w:sz w:val="24"/>
-          <w:szCs w:val="24"/>
-          <w:rFonts w:ascii="Times New Roman" w:cs="Times New Roman" w:eastAsia="Times New Roman" w:hAnsi="Times New Roman"/>
-        </w:rPr>
-        <w:t xml:space="preserve">Autrement dit : </w:t>
-      </w:r>
-      <w:r>
-        <w:rPr>
-          <w:b w:val="false"/>
-          <w:bCs w:val="false"/>
-          <w:i w:val="false"/>
-          <w:iCs w:val="false"/>
-          <w:color w:val="000000"/>
-          <w:sz w:val="24"/>
-          <w:szCs w:val="24"/>
-          <w:rFonts w:ascii="Times New Roman" w:cs="Times New Roman" w:eastAsia="Times New Roman" w:hAnsi="Times New Roman"/>
-        </w:rPr>
-        <w:t xml:space="preserve">Radama échange la traite contre l’aide anglaise : fusils, instructeurs, artisans et écoles ; son armée nouvelle plante des garnisons jusqu’aux côtes — le Royaume de Madagascar est né.</w:t>
+          <w:color w:val="2E7D32"/>
+          <w:sz w:val="26"/>
+          <w:szCs w:val="26"/>
+          <w:rFonts w:ascii="Times New Roman" w:cs="Times New Roman" w:eastAsia="Times New Roman" w:hAnsi="Times New Roman"/>
+        </w:rPr>
+        <w:t xml:space="preserve">1. Le marché des traités anglais</w:t>
       </w:r>
     </w:p>
     <w:p>
       <w:pPr>
-        <w:spacing w:after="110" w:line="300"/>
+        <w:spacing w:after="100" w:line="300"/>
         <w:jc w:val="both"/>
       </w:pPr>
       <w:r>
@@ -5713,7 +6690,348 @@
           <w:szCs w:val="24"/>
           <w:rFonts w:ascii="Times New Roman" w:cs="Times New Roman" w:eastAsia="Times New Roman" w:hAnsi="Times New Roman"/>
         </w:rPr>
-        <w:t xml:space="preserve">Tout part d’un calcul diplomatique. Les Anglais, maîtres de Maurice depuis 1810, veulent tarir la traite dans l’océan Indien ; Radama veut des armes et des savoirs. Le traité de 1817, renouvelé en 1820, scelle l’échange : abolition de l’exportation des esclaves contre une compensation annuelle — « l’équivalent » en argent, armes et munitions — et l’envoi d’instructeurs. Première transformation : l’armée. Fini les levées en masse d’autrefois : Radama bâtit une armée permanente, le foloalindahy (« les cent mille hommes »), instruite à l’européenne par des sergents anglais, disciplinée, articulée en grades. Deuxième transformation : l’école. Les missionnaires de la London Missionary Society ouvrent dès 1820 les premières écoles — écoles du palais pour les enfants des grands, puis écoles publiques ; le malgache s’écrit désormais en caractères latins ; des milliers d’enfants apprennent à lire. Des jeunes gens partent se former en Angleterre, des artisans missionnaires enseignent la charpente, la forge, l’imprimerie ; et avec les missionnaires entre le christianisme, qui gagne du terrain dans l’Imerina. Troisième transformation : l’espace. L’armée nouvelle mène les expéditions qui soumettent l’essentiel de l’île : des postes militaires s’installent à Mahabo (pays sakalava du Menabe), Marovoay (Boina), Fort-Dauphin (sud-est) et Tamatave (côte est) — verrous du royaume sur les quatre horizons. À la mort de Radama en 1828, l’Imerina est devenue le Royaume de Madagascar : un État reconnu, armé, scolarisé — première modernisation de l’histoire malgache.</w:t>
+        <w:t xml:space="preserve">Tout part d’un calcul diplomatique. Les Anglais, maîtres de Maurice depuis 1810, veulent tarir la traite dans l’océan Indien ; Radama veut des armes et des savoirs. Le traité de 1817, renouvelé en 1820, scelle l’échange : abolition de l’exportation des esclaves contre une compensation annuelle — « l’équivalent » en argent, armes et munitions — et l’envoi d’instructeurs.</w:t>
+      </w:r>
+    </w:p>
+    <w:p>
+      <w:pPr>
+        <w:spacing w:after="80" w:line="300"/>
+        <w:jc w:val="both"/>
+      </w:pPr>
+      <w:r>
+        <w:rPr>
+          <w:b/>
+          <w:bCs/>
+          <w:i w:val="false"/>
+          <w:iCs w:val="false"/>
+          <w:color w:val="2E7D32"/>
+          <w:sz w:val="26"/>
+          <w:szCs w:val="26"/>
+          <w:rFonts w:ascii="Times New Roman" w:cs="Times New Roman" w:eastAsia="Times New Roman" w:hAnsi="Times New Roman"/>
+        </w:rPr>
+        <w:t xml:space="preserve">2. Trois transformations</w:t>
+      </w:r>
+    </w:p>
+    <w:p>
+      <w:pPr>
+        <w:spacing w:after="100" w:line="300"/>
+        <w:jc w:val="both"/>
+      </w:pPr>
+      <w:r>
+        <w:rPr>
+          <w:b w:val="false"/>
+          <w:bCs w:val="false"/>
+          <w:i w:val="false"/>
+          <w:iCs w:val="false"/>
+          <w:color w:val="000000"/>
+          <w:sz w:val="24"/>
+          <w:szCs w:val="24"/>
+          <w:rFonts w:ascii="Times New Roman" w:cs="Times New Roman" w:eastAsia="Times New Roman" w:hAnsi="Times New Roman"/>
+        </w:rPr>
+        <w:t xml:space="preserve">Le royaume se transforme en quinze ans :</w:t>
+      </w:r>
+    </w:p>
+    <w:p>
+      <w:pPr>
+        <w:spacing w:after="60" w:line="300"/>
+        <w:jc w:val="both"/>
+      </w:pPr>
+      <w:r>
+        <w:rPr>
+          <w:b w:val="false"/>
+          <w:bCs w:val="false"/>
+          <w:i w:val="false"/>
+          <w:iCs w:val="false"/>
+          <w:color w:val="000000"/>
+          <w:sz w:val="24"/>
+          <w:szCs w:val="24"/>
+          <w:rFonts w:ascii="Times New Roman" w:cs="Times New Roman" w:eastAsia="Times New Roman" w:hAnsi="Times New Roman"/>
+        </w:rPr>
+        <w:t xml:space="preserve">• l’armée : fini les levées en masse d’autrefois ; Radama bâtit une armée permanente, le </w:t>
+      </w:r>
+      <w:r>
+        <w:rPr>
+          <w:b/>
+          <w:bCs/>
+          <w:i w:val="false"/>
+          <w:iCs w:val="false"/>
+          <w:color w:val="1F4E79"/>
+          <w:sz w:val="24"/>
+          <w:szCs w:val="24"/>
+          <w:rFonts w:ascii="Times New Roman" w:cs="Times New Roman" w:eastAsia="Times New Roman" w:hAnsi="Times New Roman"/>
+        </w:rPr>
+        <w:t xml:space="preserve">foloalindahy</w:t>
+      </w:r>
+      <w:r>
+        <w:rPr>
+          <w:b w:val="false"/>
+          <w:bCs w:val="false"/>
+          <w:i w:val="false"/>
+          <w:iCs w:val="false"/>
+          <w:color w:val="000000"/>
+          <w:sz w:val="24"/>
+          <w:szCs w:val="24"/>
+          <w:rFonts w:ascii="Times New Roman" w:cs="Times New Roman" w:eastAsia="Times New Roman" w:hAnsi="Times New Roman"/>
+        </w:rPr>
+        <w:t xml:space="preserve"> (« les cent mille hommes »), instruite à l’européenne par des sergents anglais, disciplinée, articulée en grades ;</w:t>
+      </w:r>
+    </w:p>
+    <w:p>
+      <w:pPr>
+        <w:spacing w:after="60" w:line="300"/>
+        <w:jc w:val="both"/>
+      </w:pPr>
+      <w:r>
+        <w:rPr>
+          <w:b w:val="false"/>
+          <w:bCs w:val="false"/>
+          <w:i w:val="false"/>
+          <w:iCs w:val="false"/>
+          <w:color w:val="000000"/>
+          <w:sz w:val="24"/>
+          <w:szCs w:val="24"/>
+          <w:rFonts w:ascii="Times New Roman" w:cs="Times New Roman" w:eastAsia="Times New Roman" w:hAnsi="Times New Roman"/>
+        </w:rPr>
+        <w:t xml:space="preserve">• l’école : les missionnaires de la </w:t>
+      </w:r>
+      <w:r>
+        <w:rPr>
+          <w:b/>
+          <w:bCs/>
+          <w:i w:val="false"/>
+          <w:iCs w:val="false"/>
+          <w:color w:val="1F4E79"/>
+          <w:sz w:val="24"/>
+          <w:szCs w:val="24"/>
+          <w:rFonts w:ascii="Times New Roman" w:cs="Times New Roman" w:eastAsia="Times New Roman" w:hAnsi="Times New Roman"/>
+        </w:rPr>
+        <w:t xml:space="preserve">London Missionary Society</w:t>
+      </w:r>
+      <w:r>
+        <w:rPr>
+          <w:b w:val="false"/>
+          <w:bCs w:val="false"/>
+          <w:i w:val="false"/>
+          <w:iCs w:val="false"/>
+          <w:color w:val="000000"/>
+          <w:sz w:val="24"/>
+          <w:szCs w:val="24"/>
+          <w:rFonts w:ascii="Times New Roman" w:cs="Times New Roman" w:eastAsia="Times New Roman" w:hAnsi="Times New Roman"/>
+        </w:rPr>
+        <w:t xml:space="preserve"> ouvrent dès 1820 les premières écoles — </w:t>
+      </w:r>
+      <w:r>
+        <w:rPr>
+          <w:b/>
+          <w:bCs/>
+          <w:i w:val="false"/>
+          <w:iCs w:val="false"/>
+          <w:color w:val="1F4E79"/>
+          <w:sz w:val="24"/>
+          <w:szCs w:val="24"/>
+          <w:rFonts w:ascii="Times New Roman" w:cs="Times New Roman" w:eastAsia="Times New Roman" w:hAnsi="Times New Roman"/>
+        </w:rPr>
+        <w:t xml:space="preserve">écoles du palais</w:t>
+      </w:r>
+      <w:r>
+        <w:rPr>
+          <w:b w:val="false"/>
+          <w:bCs w:val="false"/>
+          <w:i w:val="false"/>
+          <w:iCs w:val="false"/>
+          <w:color w:val="000000"/>
+          <w:sz w:val="24"/>
+          <w:szCs w:val="24"/>
+          <w:rFonts w:ascii="Times New Roman" w:cs="Times New Roman" w:eastAsia="Times New Roman" w:hAnsi="Times New Roman"/>
+        </w:rPr>
+        <w:t xml:space="preserve"> pour les enfants des grands, puis écoles publiques ; le malgache s’écrit désormais en caractères latins ; des milliers d’enfants apprennent à lire ; des jeunes gens partent se former en Angleterre, des artisans missionnaires enseignent la charpente, la forge, l’imprimerie — et avec les missionnaires entre le </w:t>
+      </w:r>
+      <w:r>
+        <w:rPr>
+          <w:b/>
+          <w:bCs/>
+          <w:i w:val="false"/>
+          <w:iCs w:val="false"/>
+          <w:color w:val="1F4E79"/>
+          <w:sz w:val="24"/>
+          <w:szCs w:val="24"/>
+          <w:rFonts w:ascii="Times New Roman" w:cs="Times New Roman" w:eastAsia="Times New Roman" w:hAnsi="Times New Roman"/>
+        </w:rPr>
+        <w:t xml:space="preserve">christianisme</w:t>
+      </w:r>
+      <w:r>
+        <w:rPr>
+          <w:b w:val="false"/>
+          <w:bCs w:val="false"/>
+          <w:i w:val="false"/>
+          <w:iCs w:val="false"/>
+          <w:color w:val="000000"/>
+          <w:sz w:val="24"/>
+          <w:szCs w:val="24"/>
+          <w:rFonts w:ascii="Times New Roman" w:cs="Times New Roman" w:eastAsia="Times New Roman" w:hAnsi="Times New Roman"/>
+        </w:rPr>
+        <w:t xml:space="preserve">, qui gagne du terrain dans l’Imerina ;</w:t>
+      </w:r>
+    </w:p>
+    <w:p>
+      <w:pPr>
+        <w:spacing w:after="60" w:line="300"/>
+        <w:jc w:val="both"/>
+      </w:pPr>
+      <w:r>
+        <w:rPr>
+          <w:b w:val="false"/>
+          <w:bCs w:val="false"/>
+          <w:i w:val="false"/>
+          <w:iCs w:val="false"/>
+          <w:color w:val="000000"/>
+          <w:sz w:val="24"/>
+          <w:szCs w:val="24"/>
+          <w:rFonts w:ascii="Times New Roman" w:cs="Times New Roman" w:eastAsia="Times New Roman" w:hAnsi="Times New Roman"/>
+        </w:rPr>
+        <w:t xml:space="preserve">• l’espace : l’armée nouvelle mène les expéditions qui soumettent l’essentiel de l’île — des postes militaires s’installent à </w:t>
+      </w:r>
+      <w:r>
+        <w:rPr>
+          <w:b/>
+          <w:bCs/>
+          <w:i w:val="false"/>
+          <w:iCs w:val="false"/>
+          <w:color w:val="1F4E79"/>
+          <w:sz w:val="24"/>
+          <w:szCs w:val="24"/>
+          <w:rFonts w:ascii="Times New Roman" w:cs="Times New Roman" w:eastAsia="Times New Roman" w:hAnsi="Times New Roman"/>
+        </w:rPr>
+        <w:t xml:space="preserve">Mahabo</w:t>
+      </w:r>
+      <w:r>
+        <w:rPr>
+          <w:b w:val="false"/>
+          <w:bCs w:val="false"/>
+          <w:i w:val="false"/>
+          <w:iCs w:val="false"/>
+          <w:color w:val="000000"/>
+          <w:sz w:val="24"/>
+          <w:szCs w:val="24"/>
+          <w:rFonts w:ascii="Times New Roman" w:cs="Times New Roman" w:eastAsia="Times New Roman" w:hAnsi="Times New Roman"/>
+        </w:rPr>
+        <w:t xml:space="preserve"> (pays sakalava du Menabe), </w:t>
+      </w:r>
+      <w:r>
+        <w:rPr>
+          <w:b/>
+          <w:bCs/>
+          <w:i w:val="false"/>
+          <w:iCs w:val="false"/>
+          <w:color w:val="1F4E79"/>
+          <w:sz w:val="24"/>
+          <w:szCs w:val="24"/>
+          <w:rFonts w:ascii="Times New Roman" w:cs="Times New Roman" w:eastAsia="Times New Roman" w:hAnsi="Times New Roman"/>
+        </w:rPr>
+        <w:t xml:space="preserve">Marovoay</w:t>
+      </w:r>
+      <w:r>
+        <w:rPr>
+          <w:b w:val="false"/>
+          <w:bCs w:val="false"/>
+          <w:i w:val="false"/>
+          <w:iCs w:val="false"/>
+          <w:color w:val="000000"/>
+          <w:sz w:val="24"/>
+          <w:szCs w:val="24"/>
+          <w:rFonts w:ascii="Times New Roman" w:cs="Times New Roman" w:eastAsia="Times New Roman" w:hAnsi="Times New Roman"/>
+        </w:rPr>
+        <w:t xml:space="preserve"> (Boina), </w:t>
+      </w:r>
+      <w:r>
+        <w:rPr>
+          <w:b/>
+          <w:bCs/>
+          <w:i w:val="false"/>
+          <w:iCs w:val="false"/>
+          <w:color w:val="1F4E79"/>
+          <w:sz w:val="24"/>
+          <w:szCs w:val="24"/>
+          <w:rFonts w:ascii="Times New Roman" w:cs="Times New Roman" w:eastAsia="Times New Roman" w:hAnsi="Times New Roman"/>
+        </w:rPr>
+        <w:t xml:space="preserve">Fort-Dauphin</w:t>
+      </w:r>
+      <w:r>
+        <w:rPr>
+          <w:b w:val="false"/>
+          <w:bCs w:val="false"/>
+          <w:i w:val="false"/>
+          <w:iCs w:val="false"/>
+          <w:color w:val="000000"/>
+          <w:sz w:val="24"/>
+          <w:szCs w:val="24"/>
+          <w:rFonts w:ascii="Times New Roman" w:cs="Times New Roman" w:eastAsia="Times New Roman" w:hAnsi="Times New Roman"/>
+        </w:rPr>
+        <w:t xml:space="preserve"> (sud-est) et </w:t>
+      </w:r>
+      <w:r>
+        <w:rPr>
+          <w:b/>
+          <w:bCs/>
+          <w:i w:val="false"/>
+          <w:iCs w:val="false"/>
+          <w:color w:val="1F4E79"/>
+          <w:sz w:val="24"/>
+          <w:szCs w:val="24"/>
+          <w:rFonts w:ascii="Times New Roman" w:cs="Times New Roman" w:eastAsia="Times New Roman" w:hAnsi="Times New Roman"/>
+        </w:rPr>
+        <w:t xml:space="preserve">Tamatave</w:t>
+      </w:r>
+      <w:r>
+        <w:rPr>
+          <w:b w:val="false"/>
+          <w:bCs w:val="false"/>
+          <w:i w:val="false"/>
+          <w:iCs w:val="false"/>
+          <w:color w:val="000000"/>
+          <w:sz w:val="24"/>
+          <w:szCs w:val="24"/>
+          <w:rFonts w:ascii="Times New Roman" w:cs="Times New Roman" w:eastAsia="Times New Roman" w:hAnsi="Times New Roman"/>
+        </w:rPr>
+        <w:t xml:space="preserve"> (côte est), verrous du royaume sur les quatre horizons.</w:t>
+      </w:r>
+    </w:p>
+    <w:p>
+      <w:pPr>
+        <w:spacing w:after="80" w:line="300"/>
+        <w:jc w:val="both"/>
+      </w:pPr>
+      <w:r>
+        <w:rPr>
+          <w:b/>
+          <w:bCs/>
+          <w:i w:val="false"/>
+          <w:iCs w:val="false"/>
+          <w:color w:val="2E7D32"/>
+          <w:sz w:val="26"/>
+          <w:szCs w:val="26"/>
+          <w:rFonts w:ascii="Times New Roman" w:cs="Times New Roman" w:eastAsia="Times New Roman" w:hAnsi="Times New Roman"/>
+        </w:rPr>
+        <w:t xml:space="preserve">3. Un État reconnu</w:t>
+      </w:r>
+    </w:p>
+    <w:p>
+      <w:pPr>
+        <w:spacing w:after="100" w:line="300"/>
+        <w:jc w:val="both"/>
+      </w:pPr>
+      <w:r>
+        <w:rPr>
+          <w:b w:val="false"/>
+          <w:bCs w:val="false"/>
+          <w:i w:val="false"/>
+          <w:iCs w:val="false"/>
+          <w:color w:val="000000"/>
+          <w:sz w:val="24"/>
+          <w:szCs w:val="24"/>
+          <w:rFonts w:ascii="Times New Roman" w:cs="Times New Roman" w:eastAsia="Times New Roman" w:hAnsi="Times New Roman"/>
+        </w:rPr>
+        <w:t xml:space="preserve">À la mort de Radama en 1828, l’Imerina est devenue le Royaume de Madagascar : un État reconnu, armé, scolarisé — première modernisation de l’histoire malgache.</w:t>
       </w:r>
     </w:p>
     <w:p>
@@ -5764,176 +7082,670 @@
     </w:p>
     <w:p>
       <w:pPr>
-        <w:spacing w:before="200" w:after="150"/>
-        <w:jc w:val="left"/>
+        <w:spacing w:after="120"/>
       </w:pPr>
-      <w:r>
-        <w:rPr>
-          <w:b/>
-          <w:bCs/>
-          <w:i w:val="false"/>
-          <w:iCs w:val="false"/>
-          <w:color w:val="2E7D32"/>
-          <w:sz w:val="28"/>
-          <w:szCs w:val="28"/>
-          <w:rFonts w:ascii="Times New Roman" w:cs="Times New Roman" w:eastAsia="Times New Roman" w:hAnsi="Times New Roman"/>
-        </w:rPr>
-        <w:t xml:space="preserve">Méthode</w:t>
-      </w:r>
+    </w:p>
+    <w:tbl>
+      <w:tblPr>
+        <w:tblW w:type="dxa" w:w="9600"/>
+        <w:tblBorders>
+          <w:top w:val="single" w:color="B25000" w:sz="12"/>
+          <w:left w:val="single" w:color="B25000" w:sz="12"/>
+          <w:bottom w:val="single" w:color="B25000" w:sz="12"/>
+          <w:right w:val="single" w:color="B25000" w:sz="12"/>
+          <w:insideH w:val="none"/>
+          <w:insideV w:val="none"/>
+        </w:tblBorders>
+        <w:tblLayout w:type="fixed"/>
+      </w:tblPr>
+      <w:tblGrid>
+        <w:gridCol w:w="9600"/>
+      </w:tblGrid>
+      <w:tr>
+        <w:tc>
+          <w:tcPr>
+            <w:shd w:fill="FFF8EF" w:val="clear"/>
+            <w:tcMar>
+              <w:top w:type="dxa" w:w="140"/>
+              <w:left w:type="dxa" w:w="180"/>
+              <w:bottom w:type="dxa" w:w="140"/>
+              <w:right w:type="dxa" w:w="180"/>
+            </w:tcMar>
+          </w:tcPr>
+          <w:p>
+            <w:pPr>
+              <w:spacing w:after="90"/>
+            </w:pPr>
+            <w:r>
+              <w:rPr>
+                <w:b/>
+                <w:bCs/>
+                <w:i w:val="false"/>
+                <w:iCs w:val="false"/>
+                <w:color w:val="B25000"/>
+                <w:sz w:val="25"/>
+                <w:szCs w:val="25"/>
+                <w:rFonts w:ascii="Times New Roman" w:cs="Times New Roman" w:eastAsia="Times New Roman" w:hAnsi="Times New Roman"/>
+              </w:rPr>
+              <w:t xml:space="preserve">Document à étudier</w:t>
+            </w:r>
+          </w:p>
+          <w:p>
+            <w:pPr>
+              <w:spacing w:after="80" w:line="300"/>
+              <w:jc w:val="left"/>
+            </w:pPr>
+            <w:r>
+              <w:rPr>
+                <w:b/>
+                <w:bCs/>
+                <w:i w:val="false"/>
+                <w:iCs w:val="false"/>
+                <w:color w:val="000000"/>
+                <w:sz w:val="21"/>
+                <w:szCs w:val="21"/>
+                <w:rFonts w:ascii="Times New Roman" w:cs="Times New Roman" w:eastAsia="Times New Roman" w:hAnsi="Times New Roman"/>
+              </w:rPr>
+              <w:t xml:space="preserve">Le traité anglo-merina de 1817 — d’après le traité conclu à Tamatave entre Radama I et le gouverneur britannique de Maurice (23 octobre 1817) — extraits adaptés</w:t>
+            </w:r>
+          </w:p>
+          <w:p>
+            <w:pPr>
+              <w:spacing w:after="100" w:line="300"/>
+              <w:jc w:val="both"/>
+            </w:pPr>
+            <w:r>
+              <w:rPr>
+                <w:b w:val="false"/>
+                <w:bCs w:val="false"/>
+                <w:i/>
+                <w:iCs/>
+                <w:color w:val="000000"/>
+                <w:sz w:val="24"/>
+                <w:szCs w:val="24"/>
+                <w:rFonts w:ascii="Times New Roman" w:cs="Times New Roman" w:eastAsia="Times New Roman" w:hAnsi="Times New Roman"/>
+              </w:rPr>
+              <w:t xml:space="preserve">« Article premier. Il y aura paix et amitié perpétuelles entre les sujets du roi Radama et ceux de Sa Majesté britannique. Article 2. Le roi Radama s’engage à interdire, dans tous ses domaines, l’exportation des esclaves, et à punir quiconque enfreindra cette défense. Article 3. En considération de cet engagement, il sera remis chaque année au roi Radama un équivalent en piastres, en armes, en poudre et en uniformes. Il recevra en outre des instructeurs pour ses troupes, et des jeunes gens de son royaume seront reçus pour être instruits. »</w:t>
+            </w:r>
+          </w:p>
+          <w:p>
+            <w:pPr>
+              <w:spacing w:after="40" w:line="300"/>
+              <w:jc w:val="both"/>
+            </w:pPr>
+            <w:r>
+              <w:rPr>
+                <w:b w:val="false"/>
+                <w:bCs w:val="false"/>
+                <w:i w:val="false"/>
+                <w:iCs w:val="false"/>
+                <w:color w:val="000000"/>
+                <w:sz w:val="24"/>
+                <w:szCs w:val="24"/>
+                <w:rFonts w:ascii="Times New Roman" w:cs="Times New Roman" w:eastAsia="Times New Roman" w:hAnsi="Times New Roman"/>
+              </w:rPr>
+              <w:t xml:space="preserve">1. Que promet chaque partie dans ce traité ?</w:t>
+            </w:r>
+          </w:p>
+          <w:p>
+            <w:pPr>
+              <w:spacing w:after="40" w:line="300"/>
+              <w:jc w:val="both"/>
+            </w:pPr>
+            <w:r>
+              <w:rPr>
+                <w:b w:val="false"/>
+                <w:bCs w:val="false"/>
+                <w:i w:val="false"/>
+                <w:iCs w:val="false"/>
+                <w:color w:val="000000"/>
+                <w:sz w:val="24"/>
+                <w:szCs w:val="24"/>
+                <w:rFonts w:ascii="Times New Roman" w:cs="Times New Roman" w:eastAsia="Times New Roman" w:hAnsi="Times New Roman"/>
+              </w:rPr>
+              <w:t xml:space="preserve">2. Pourquoi peut-on dire que Radama fait un pari risqué mais calculé ?</w:t>
+            </w:r>
+          </w:p>
+          <w:p>
+            <w:pPr>
+              <w:spacing w:after="40" w:line="300"/>
+              <w:jc w:val="both"/>
+            </w:pPr>
+            <w:r>
+              <w:rPr>
+                <w:b w:val="false"/>
+                <w:bCs w:val="false"/>
+                <w:i w:val="false"/>
+                <w:iCs w:val="false"/>
+                <w:color w:val="000000"/>
+                <w:sz w:val="24"/>
+                <w:szCs w:val="24"/>
+                <w:rFonts w:ascii="Times New Roman" w:cs="Times New Roman" w:eastAsia="Times New Roman" w:hAnsi="Times New Roman"/>
+              </w:rPr>
+              <w:t xml:space="preserve">3. Ce traité abolit-il l’esclavage à Madagascar ? Justifie précisément.</w:t>
+            </w:r>
+          </w:p>
+          <w:p>
+            <w:pPr>
+              <w:spacing w:after="60"/>
+            </w:pPr>
+          </w:p>
+          <w:p>
+            <w:pPr>
+              <w:spacing w:after="40"/>
+            </w:pPr>
+            <w:r>
+              <w:rPr>
+                <w:b/>
+                <w:bCs/>
+                <w:i w:val="false"/>
+                <w:iCs w:val="false"/>
+                <w:color w:val="C2185B"/>
+                <w:sz w:val="22"/>
+                <w:szCs w:val="22"/>
+                <w:rFonts w:ascii="Times New Roman" w:cs="Times New Roman" w:eastAsia="Times New Roman" w:hAnsi="Times New Roman"/>
+              </w:rPr>
+              <w:t xml:space="preserve">Réponse 1. </w:t>
+            </w:r>
+            <w:r>
+              <w:rPr>
+                <w:b w:val="false"/>
+                <w:bCs w:val="false"/>
+                <w:i w:val="false"/>
+                <w:iCs w:val="false"/>
+                <w:color w:val="000000"/>
+                <w:sz w:val="22"/>
+                <w:szCs w:val="22"/>
+                <w:rFonts w:ascii="Times New Roman" w:cs="Times New Roman" w:eastAsia="Times New Roman" w:hAnsi="Times New Roman"/>
+              </w:rPr>
+              <w:t xml:space="preserve">Radama interdit l’exportation des esclaves ; les Britanniques versent un équivalent annuel (piastres, armes, poudre, uniformes) et fournissent instructeurs et formation pour les jeunes.</w:t>
+            </w:r>
+          </w:p>
+          <w:p>
+            <w:pPr>
+              <w:spacing w:after="40"/>
+            </w:pPr>
+            <w:r>
+              <w:rPr>
+                <w:b/>
+                <w:bCs/>
+                <w:i w:val="false"/>
+                <w:iCs w:val="false"/>
+                <w:color w:val="C2185B"/>
+                <w:sz w:val="22"/>
+                <w:szCs w:val="22"/>
+                <w:rFonts w:ascii="Times New Roman" w:cs="Times New Roman" w:eastAsia="Times New Roman" w:hAnsi="Times New Roman"/>
+              </w:rPr>
+              <w:t xml:space="preserve">Réponse 2. </w:t>
+            </w:r>
+            <w:r>
+              <w:rPr>
+                <w:b w:val="false"/>
+                <w:bCs w:val="false"/>
+                <w:i w:val="false"/>
+                <w:iCs w:val="false"/>
+                <w:color w:val="000000"/>
+                <w:sz w:val="22"/>
+                <w:szCs w:val="22"/>
+                <w:rFonts w:ascii="Times New Roman" w:cs="Times New Roman" w:eastAsia="Times New Roman" w:hAnsi="Times New Roman"/>
+              </w:rPr>
+              <w:t xml:space="preserve">Il renonce à une grande source de revenus (la traite), mais obtient en échange armes, argent et savoirs — de quoi bâtir l’armée et les écoles qui feront de lui le maître de l’île.</w:t>
+            </w:r>
+          </w:p>
+          <w:p>
+            <w:pPr>
+              <w:spacing w:after="40"/>
+            </w:pPr>
+            <w:r>
+              <w:rPr>
+                <w:b/>
+                <w:bCs/>
+                <w:i w:val="false"/>
+                <w:iCs w:val="false"/>
+                <w:color w:val="C2185B"/>
+                <w:sz w:val="22"/>
+                <w:szCs w:val="22"/>
+                <w:rFonts w:ascii="Times New Roman" w:cs="Times New Roman" w:eastAsia="Times New Roman" w:hAnsi="Times New Roman"/>
+              </w:rPr>
+              <w:t xml:space="preserve">Réponse 3. </w:t>
+            </w:r>
+            <w:r>
+              <w:rPr>
+                <w:b w:val="false"/>
+                <w:bCs w:val="false"/>
+                <w:i w:val="false"/>
+                <w:iCs w:val="false"/>
+                <w:color w:val="000000"/>
+                <w:sz w:val="22"/>
+                <w:szCs w:val="22"/>
+                <w:rFonts w:ascii="Times New Roman" w:cs="Times New Roman" w:eastAsia="Times New Roman" w:hAnsi="Times New Roman"/>
+              </w:rPr>
+              <w:t xml:space="preserve">Non : il abolit seulement l’EXPORTATION des esclaves (la traite extérieure) ; l’esclavage intérieur subsiste dans le royaume jusqu’en 1896.</w:t>
+            </w:r>
+          </w:p>
+        </w:tc>
+      </w:tr>
+    </w:tbl>
+    <w:p>
+      <w:pPr>
+        <w:spacing w:after="160"/>
+      </w:pPr>
+    </w:p>
+    <w:tbl>
+      <w:tblPr>
+        <w:tblW w:type="dxa" w:w="9600"/>
+        <w:tblBorders>
+          <w:top w:val="single" w:color="1565C0" w:sz="12"/>
+          <w:left w:val="single" w:color="1565C0" w:sz="12"/>
+          <w:bottom w:val="single" w:color="1565C0" w:sz="12"/>
+          <w:right w:val="single" w:color="1565C0" w:sz="12"/>
+          <w:insideH w:val="none"/>
+          <w:insideV w:val="none"/>
+        </w:tblBorders>
+        <w:tblLayout w:type="fixed"/>
+      </w:tblPr>
+      <w:tblGrid>
+        <w:gridCol w:w="9600"/>
+      </w:tblGrid>
+      <w:tr>
+        <w:tc>
+          <w:tcPr>
+            <w:shd w:fill="E3F2FD" w:val="clear"/>
+            <w:tcMar>
+              <w:top w:type="dxa" w:w="140"/>
+              <w:left w:type="dxa" w:w="180"/>
+              <w:bottom w:type="dxa" w:w="140"/>
+              <w:right w:type="dxa" w:w="180"/>
+            </w:tcMar>
+          </w:tcPr>
+          <w:p>
+            <w:pPr>
+              <w:spacing w:after="90"/>
+            </w:pPr>
+            <w:r>
+              <w:rPr>
+                <w:b/>
+                <w:bCs/>
+                <w:i w:val="false"/>
+                <w:iCs w:val="false"/>
+                <w:color w:val="1565C0"/>
+                <w:sz w:val="25"/>
+                <w:szCs w:val="25"/>
+                <w:rFonts w:ascii="Times New Roman" w:cs="Times New Roman" w:eastAsia="Times New Roman" w:hAnsi="Times New Roman"/>
+              </w:rPr>
+              <w:t xml:space="preserve">Le savais-tu ?</w:t>
+            </w:r>
+          </w:p>
+          <w:p>
+            <w:pPr>
+              <w:spacing w:after="0" w:line="300"/>
+              <w:jc w:val="both"/>
+            </w:pPr>
+            <w:r>
+              <w:rPr>
+                <w:b w:val="false"/>
+                <w:bCs w:val="false"/>
+                <w:i w:val="false"/>
+                <w:iCs w:val="false"/>
+                <w:color w:val="000000"/>
+                <w:sz w:val="22"/>
+                <w:szCs w:val="22"/>
+                <w:rFonts w:ascii="Times New Roman" w:cs="Times New Roman" w:eastAsia="Times New Roman" w:hAnsi="Times New Roman"/>
+              </w:rPr>
+              <w:t xml:space="preserve">C’est sous Radama I que le malgache est passé à l’alphabet latin — et la légende raconte que le roi trancha lui-même : les consonnes anglaises, les voyelles « à la française » ! Décidée vers 1823 avec les missionnaires, cette écriture est celle que tu utilises aujourd’hui : chaque ligne que tu écris en malgache doit quelque chose à ce choix royal.</w:t>
+            </w:r>
+          </w:p>
+        </w:tc>
+      </w:tr>
+    </w:tbl>
+    <w:p>
+      <w:pPr>
+        <w:spacing w:after="160"/>
+      </w:pPr>
     </w:p>
     <w:p>
       <w:pPr>
-        <w:spacing w:after="60" w:line="300"/>
+        <w:spacing w:after="80" w:line="300"/>
         <w:jc w:val="both"/>
       </w:pPr>
       <w:r>
         <w:rPr>
-          <w:b w:val="false"/>
-          <w:bCs w:val="false"/>
-          <w:i w:val="false"/>
-          <w:iCs w:val="false"/>
-          <w:color w:val="000000"/>
-          <w:sz w:val="24"/>
-          <w:szCs w:val="24"/>
-          <w:rFonts w:ascii="Times New Roman" w:cs="Times New Roman" w:eastAsia="Times New Roman" w:hAnsi="Times New Roman"/>
-        </w:rPr>
-        <w:t xml:space="preserve">1. Expliquer le marché des traités : traite abolie CONTRE armes, instructeurs, compensation.</w:t>
+          <w:b/>
+          <w:bCs/>
+          <w:i w:val="false"/>
+          <w:iCs w:val="false"/>
+          <w:color w:val="2E7D32"/>
+          <w:sz w:val="26"/>
+          <w:szCs w:val="26"/>
+          <w:rFonts w:ascii="Times New Roman" w:cs="Times New Roman" w:eastAsia="Times New Roman" w:hAnsi="Times New Roman"/>
+        </w:rPr>
+        <w:t xml:space="preserve">Petit lexique</w:t>
       </w:r>
     </w:p>
+    <w:tbl>
+      <w:tblPr>
+        <w:tblW w:type="dxa" w:w="9600"/>
+        <w:tblBorders>
+          <w:top w:val="single" w:color="808080" w:sz="4"/>
+          <w:left w:val="single" w:color="808080" w:sz="4"/>
+          <w:bottom w:val="single" w:color="808080" w:sz="4"/>
+          <w:right w:val="single" w:color="808080" w:sz="4"/>
+          <w:insideH w:val="single" w:color="B0B0B0" w:sz="4"/>
+          <w:insideV w:val="single" w:color="B0B0B0" w:sz="4"/>
+        </w:tblBorders>
+        <w:tblLayout w:type="fixed"/>
+      </w:tblPr>
+      <w:tblGrid>
+        <w:gridCol w:w="2800"/>
+        <w:gridCol w:w="6800"/>
+      </w:tblGrid>
+      <w:tr>
+        <w:tc>
+          <w:tcPr>
+            <w:shd w:fill="E7E6E6" w:val="clear"/>
+            <w:tcMar>
+              <w:top w:type="dxa" w:w="80"/>
+              <w:left w:type="dxa" w:w="80"/>
+              <w:bottom w:type="dxa" w:w="80"/>
+              <w:right w:type="dxa" w:w="80"/>
+            </w:tcMar>
+          </w:tcPr>
+          <w:p>
+            <w:pPr>
+              <w:spacing w:after="40"/>
+              <w:jc w:val="left"/>
+            </w:pPr>
+            <w:r>
+              <w:rPr>
+                <w:b/>
+                <w:bCs/>
+                <w:i w:val="false"/>
+                <w:iCs w:val="false"/>
+                <w:color w:val="000000"/>
+                <w:sz w:val="20"/>
+                <w:szCs w:val="20"/>
+                <w:rFonts w:ascii="Times New Roman" w:cs="Times New Roman" w:eastAsia="Times New Roman" w:hAnsi="Times New Roman"/>
+              </w:rPr>
+              <w:t xml:space="preserve">Mot</w:t>
+            </w:r>
+          </w:p>
+        </w:tc>
+        <w:tc>
+          <w:tcPr>
+            <w:shd w:fill="E7E6E6" w:val="clear"/>
+            <w:tcMar>
+              <w:top w:type="dxa" w:w="80"/>
+              <w:left w:type="dxa" w:w="80"/>
+              <w:bottom w:type="dxa" w:w="80"/>
+              <w:right w:type="dxa" w:w="80"/>
+            </w:tcMar>
+          </w:tcPr>
+          <w:p>
+            <w:pPr>
+              <w:spacing w:after="40"/>
+              <w:jc w:val="left"/>
+            </w:pPr>
+            <w:r>
+              <w:rPr>
+                <w:b/>
+                <w:bCs/>
+                <w:i w:val="false"/>
+                <w:iCs w:val="false"/>
+                <w:color w:val="000000"/>
+                <w:sz w:val="20"/>
+                <w:szCs w:val="20"/>
+                <w:rFonts w:ascii="Times New Roman" w:cs="Times New Roman" w:eastAsia="Times New Roman" w:hAnsi="Times New Roman"/>
+              </w:rPr>
+              <w:t xml:space="preserve">Sens</w:t>
+            </w:r>
+          </w:p>
+        </w:tc>
+      </w:tr>
+      <w:tr>
+        <w:tc>
+          <w:tcPr>
+            <w:tcMar>
+              <w:top w:type="dxa" w:w="80"/>
+              <w:left w:type="dxa" w:w="80"/>
+              <w:bottom w:type="dxa" w:w="80"/>
+              <w:right w:type="dxa" w:w="80"/>
+            </w:tcMar>
+          </w:tcPr>
+          <w:p>
+            <w:pPr>
+              <w:spacing w:after="40"/>
+              <w:jc w:val="left"/>
+            </w:pPr>
+            <w:r>
+              <w:rPr>
+                <w:b/>
+                <w:bCs/>
+                <w:i w:val="false"/>
+                <w:iCs w:val="false"/>
+                <w:color w:val="000000"/>
+                <w:sz w:val="20"/>
+                <w:szCs w:val="20"/>
+                <w:rFonts w:ascii="Times New Roman" w:cs="Times New Roman" w:eastAsia="Times New Roman" w:hAnsi="Times New Roman"/>
+              </w:rPr>
+              <w:t xml:space="preserve">Traité</w:t>
+            </w:r>
+          </w:p>
+        </w:tc>
+        <w:tc>
+          <w:tcPr>
+            <w:tcMar>
+              <w:top w:type="dxa" w:w="80"/>
+              <w:left w:type="dxa" w:w="80"/>
+              <w:bottom w:type="dxa" w:w="80"/>
+              <w:right w:type="dxa" w:w="80"/>
+            </w:tcMar>
+          </w:tcPr>
+          <w:p>
+            <w:pPr>
+              <w:spacing w:after="40"/>
+              <w:jc w:val="left"/>
+            </w:pPr>
+            <w:r>
+              <w:rPr>
+                <w:b w:val="false"/>
+                <w:bCs w:val="false"/>
+                <w:i w:val="false"/>
+                <w:iCs w:val="false"/>
+                <w:color w:val="000000"/>
+                <w:sz w:val="20"/>
+                <w:szCs w:val="20"/>
+                <w:rFonts w:ascii="Times New Roman" w:cs="Times New Roman" w:eastAsia="Times New Roman" w:hAnsi="Times New Roman"/>
+              </w:rPr>
+              <w:t xml:space="preserve">accord officiel signé entre deux États</w:t>
+            </w:r>
+          </w:p>
+        </w:tc>
+      </w:tr>
+      <w:tr>
+        <w:tc>
+          <w:tcPr>
+            <w:tcMar>
+              <w:top w:type="dxa" w:w="80"/>
+              <w:left w:type="dxa" w:w="80"/>
+              <w:bottom w:type="dxa" w:w="80"/>
+              <w:right w:type="dxa" w:w="80"/>
+            </w:tcMar>
+          </w:tcPr>
+          <w:p>
+            <w:pPr>
+              <w:spacing w:after="40"/>
+              <w:jc w:val="left"/>
+            </w:pPr>
+            <w:r>
+              <w:rPr>
+                <w:b/>
+                <w:bCs/>
+                <w:i w:val="false"/>
+                <w:iCs w:val="false"/>
+                <w:color w:val="000000"/>
+                <w:sz w:val="20"/>
+                <w:szCs w:val="20"/>
+                <w:rFonts w:ascii="Times New Roman" w:cs="Times New Roman" w:eastAsia="Times New Roman" w:hAnsi="Times New Roman"/>
+              </w:rPr>
+              <w:t xml:space="preserve">Foloalindahy</w:t>
+            </w:r>
+          </w:p>
+        </w:tc>
+        <w:tc>
+          <w:tcPr>
+            <w:tcMar>
+              <w:top w:type="dxa" w:w="80"/>
+              <w:left w:type="dxa" w:w="80"/>
+              <w:bottom w:type="dxa" w:w="80"/>
+              <w:right w:type="dxa" w:w="80"/>
+            </w:tcMar>
+          </w:tcPr>
+          <w:p>
+            <w:pPr>
+              <w:spacing w:after="40"/>
+              <w:jc w:val="left"/>
+            </w:pPr>
+            <w:r>
+              <w:rPr>
+                <w:b w:val="false"/>
+                <w:bCs w:val="false"/>
+                <w:i w:val="false"/>
+                <w:iCs w:val="false"/>
+                <w:color w:val="000000"/>
+                <w:sz w:val="20"/>
+                <w:szCs w:val="20"/>
+                <w:rFonts w:ascii="Times New Roman" w:cs="Times New Roman" w:eastAsia="Times New Roman" w:hAnsi="Times New Roman"/>
+              </w:rPr>
+              <w:t xml:space="preserve">armée permanente de Radama, « les cent mille hommes »</w:t>
+            </w:r>
+          </w:p>
+        </w:tc>
+      </w:tr>
+      <w:tr>
+        <w:tc>
+          <w:tcPr>
+            <w:tcMar>
+              <w:top w:type="dxa" w:w="80"/>
+              <w:left w:type="dxa" w:w="80"/>
+              <w:bottom w:type="dxa" w:w="80"/>
+              <w:right w:type="dxa" w:w="80"/>
+            </w:tcMar>
+          </w:tcPr>
+          <w:p>
+            <w:pPr>
+              <w:spacing w:after="40"/>
+              <w:jc w:val="left"/>
+            </w:pPr>
+            <w:r>
+              <w:rPr>
+                <w:b/>
+                <w:bCs/>
+                <w:i w:val="false"/>
+                <w:iCs w:val="false"/>
+                <w:color w:val="000000"/>
+                <w:sz w:val="20"/>
+                <w:szCs w:val="20"/>
+                <w:rFonts w:ascii="Times New Roman" w:cs="Times New Roman" w:eastAsia="Times New Roman" w:hAnsi="Times New Roman"/>
+              </w:rPr>
+              <w:t xml:space="preserve">Missionnaire</w:t>
+            </w:r>
+          </w:p>
+        </w:tc>
+        <w:tc>
+          <w:tcPr>
+            <w:tcMar>
+              <w:top w:type="dxa" w:w="80"/>
+              <w:left w:type="dxa" w:w="80"/>
+              <w:bottom w:type="dxa" w:w="80"/>
+              <w:right w:type="dxa" w:w="80"/>
+            </w:tcMar>
+          </w:tcPr>
+          <w:p>
+            <w:pPr>
+              <w:spacing w:after="40"/>
+              <w:jc w:val="left"/>
+            </w:pPr>
+            <w:r>
+              <w:rPr>
+                <w:b w:val="false"/>
+                <w:bCs w:val="false"/>
+                <w:i w:val="false"/>
+                <w:iCs w:val="false"/>
+                <w:color w:val="000000"/>
+                <w:sz w:val="20"/>
+                <w:szCs w:val="20"/>
+                <w:rFonts w:ascii="Times New Roman" w:cs="Times New Roman" w:eastAsia="Times New Roman" w:hAnsi="Times New Roman"/>
+              </w:rPr>
+              <w:t xml:space="preserve">religieux envoyé pour répandre sa foi et enseigner</w:t>
+            </w:r>
+          </w:p>
+        </w:tc>
+      </w:tr>
+      <w:tr>
+        <w:tc>
+          <w:tcPr>
+            <w:tcMar>
+              <w:top w:type="dxa" w:w="80"/>
+              <w:left w:type="dxa" w:w="80"/>
+              <w:bottom w:type="dxa" w:w="80"/>
+              <w:right w:type="dxa" w:w="80"/>
+            </w:tcMar>
+          </w:tcPr>
+          <w:p>
+            <w:pPr>
+              <w:spacing w:after="40"/>
+              <w:jc w:val="left"/>
+            </w:pPr>
+            <w:r>
+              <w:rPr>
+                <w:b/>
+                <w:bCs/>
+                <w:i w:val="false"/>
+                <w:iCs w:val="false"/>
+                <w:color w:val="000000"/>
+                <w:sz w:val="20"/>
+                <w:szCs w:val="20"/>
+                <w:rFonts w:ascii="Times New Roman" w:cs="Times New Roman" w:eastAsia="Times New Roman" w:hAnsi="Times New Roman"/>
+              </w:rPr>
+              <w:t xml:space="preserve">Compensation</w:t>
+            </w:r>
+          </w:p>
+        </w:tc>
+        <w:tc>
+          <w:tcPr>
+            <w:tcMar>
+              <w:top w:type="dxa" w:w="80"/>
+              <w:left w:type="dxa" w:w="80"/>
+              <w:bottom w:type="dxa" w:w="80"/>
+              <w:right w:type="dxa" w:w="80"/>
+            </w:tcMar>
+          </w:tcPr>
+          <w:p>
+            <w:pPr>
+              <w:spacing w:after="40"/>
+              <w:jc w:val="left"/>
+            </w:pPr>
+            <w:r>
+              <w:rPr>
+                <w:b w:val="false"/>
+                <w:bCs w:val="false"/>
+                <w:i w:val="false"/>
+                <w:iCs w:val="false"/>
+                <w:color w:val="000000"/>
+                <w:sz w:val="20"/>
+                <w:szCs w:val="20"/>
+                <w:rFonts w:ascii="Times New Roman" w:cs="Times New Roman" w:eastAsia="Times New Roman" w:hAnsi="Times New Roman"/>
+              </w:rPr>
+              <w:t xml:space="preserve">dédommagement versé en échange d’un engagement</w:t>
+            </w:r>
+          </w:p>
+        </w:tc>
+      </w:tr>
+    </w:tbl>
     <w:p>
       <w:pPr>
-        <w:spacing w:after="60" w:line="300"/>
-        <w:jc w:val="both"/>
+        <w:spacing w:after="120"/>
       </w:pPr>
-      <w:r>
-        <w:rPr>
-          <w:b w:val="false"/>
-          <w:bCs w:val="false"/>
-          <w:i w:val="false"/>
-          <w:iCs w:val="false"/>
-          <w:color w:val="000000"/>
-          <w:sz w:val="24"/>
-          <w:szCs w:val="24"/>
-          <w:rFonts w:ascii="Times New Roman" w:cs="Times New Roman" w:eastAsia="Times New Roman" w:hAnsi="Times New Roman"/>
-        </w:rPr>
-        <w:t xml:space="preserve">2. Lister les transformations : armée, écoles, élites, religion.</w:t>
-      </w:r>
-    </w:p>
-    <w:p>
-      <w:pPr>
-        <w:spacing w:after="60" w:line="300"/>
-        <w:jc w:val="both"/>
-      </w:pPr>
-      <w:r>
-        <w:rPr>
-          <w:b w:val="false"/>
-          <w:bCs w:val="false"/>
-          <w:i w:val="false"/>
-          <w:iCs w:val="false"/>
-          <w:color w:val="000000"/>
-          <w:sz w:val="24"/>
-          <w:szCs w:val="24"/>
-          <w:rFonts w:ascii="Times New Roman" w:cs="Times New Roman" w:eastAsia="Times New Roman" w:hAnsi="Times New Roman"/>
-        </w:rPr>
-        <w:t xml:space="preserve">3. Citer les quatre postes militaires et les placer sur la carte.</w:t>
-      </w:r>
-    </w:p>
-    <w:p>
-      <w:pPr>
-        <w:spacing w:after="110" w:line="300"/>
-        <w:jc w:val="both"/>
-      </w:pPr>
-      <w:r>
-        <w:rPr>
-          <w:b/>
-          <w:bCs/>
-          <w:i w:val="false"/>
-          <w:iCs w:val="false"/>
-          <w:color w:val="1F4E79"/>
-          <w:sz w:val="24"/>
-          <w:szCs w:val="24"/>
-          <w:rFonts w:ascii="Times New Roman" w:cs="Times New Roman" w:eastAsia="Times New Roman" w:hAnsi="Times New Roman"/>
-        </w:rPr>
-        <w:t xml:space="preserve">Exemple — </w:t>
-      </w:r>
-      <w:r>
-        <w:rPr>
-          <w:b w:val="false"/>
-          <w:bCs w:val="false"/>
-          <w:i w:val="false"/>
-          <w:iCs w:val="false"/>
-          <w:color w:val="000000"/>
-          <w:sz w:val="24"/>
-          <w:szCs w:val="24"/>
-          <w:rFonts w:ascii="Times New Roman" w:cs="Times New Roman" w:eastAsia="Times New Roman" w:hAnsi="Times New Roman"/>
-        </w:rPr>
-        <w:t xml:space="preserve">Le mot foloalindahy se décompose : folo (dix) × alina (dix mille) = cent mille — « les cent mille hommes ». Le chiffre est symbolique, mais il dit l’ambition : une armée nationale permanente, du jamais-vu dans l’île.</w:t>
-      </w:r>
-    </w:p>
-    <w:p>
-      <w:pPr>
-        <w:spacing w:after="110" w:line="300"/>
-        <w:jc w:val="both"/>
-      </w:pPr>
-      <w:r>
-        <w:rPr>
-          <w:b/>
-          <w:bCs/>
-          <w:i w:val="false"/>
-          <w:iCs w:val="false"/>
-          <w:color w:val="B25000"/>
-          <w:sz w:val="24"/>
-          <w:szCs w:val="24"/>
-          <w:rFonts w:ascii="Times New Roman" w:cs="Times New Roman" w:eastAsia="Times New Roman" w:hAnsi="Times New Roman"/>
-        </w:rPr>
-        <w:t xml:space="preserve">Erreur à éviter — </w:t>
-      </w:r>
-      <w:r>
-        <w:rPr>
-          <w:b w:val="false"/>
-          <w:bCs w:val="false"/>
-          <w:i w:val="false"/>
-          <w:iCs w:val="false"/>
-          <w:color w:val="000000"/>
-          <w:sz w:val="24"/>
-          <w:szCs w:val="24"/>
-          <w:rFonts w:ascii="Times New Roman" w:cs="Times New Roman" w:eastAsia="Times New Roman" w:hAnsi="Times New Roman"/>
-        </w:rPr>
-        <w:t xml:space="preserve">Croire que Radama a aboli l’esclavage : les traités abolissent l’EXPORTATION des esclaves (la traite), pas l’esclavage intérieur, qui subsiste jusqu’en 1896. La nuance est essentielle — et elle explique bien des réalités du royaume au XIXᵉ siècle.</w:t>
-      </w:r>
-    </w:p>
-    <w:p>
-      <w:pPr>
-        <w:shd w:fill="E3F2FD" w:val="clear"/>
-        <w:spacing w:after="110" w:line="300"/>
-        <w:jc w:val="both"/>
-      </w:pPr>
-      <w:r>
-        <w:rPr>
-          <w:b/>
-          <w:bCs/>
-          <w:i w:val="false"/>
-          <w:iCs w:val="false"/>
-          <w:color w:val="1565C0"/>
-          <w:sz w:val="24"/>
-          <w:szCs w:val="24"/>
-          <w:rFonts w:ascii="Times New Roman" w:cs="Times New Roman" w:eastAsia="Times New Roman" w:hAnsi="Times New Roman"/>
-        </w:rPr>
-        <w:t xml:space="preserve">Le savais-tu ? </w:t>
-      </w:r>
-      <w:r>
-        <w:rPr>
-          <w:b w:val="false"/>
-          <w:bCs w:val="false"/>
-          <w:i w:val="false"/>
-          <w:iCs w:val="false"/>
-          <w:color w:val="000000"/>
-          <w:sz w:val="24"/>
-          <w:szCs w:val="24"/>
-          <w:rFonts w:ascii="Times New Roman" w:cs="Times New Roman" w:eastAsia="Times New Roman" w:hAnsi="Times New Roman"/>
-        </w:rPr>
-        <w:t xml:space="preserve">C’est sous Radama I que le malgache est passé à l’alphabet latin — et la légende raconte que le roi trancha lui-même : les consonnes anglaises, les voyelles « à la française » ! Décidée vers 1823 avec les missionnaires, cette écriture est celle que tu utilises aujourd’hui : chaque ligne que tu écris en malgache doit quelque chose à ce choix royal.</w:t>
-      </w:r>
     </w:p>
     <w:p>
       <w:pPr>
@@ -7597,152 +9409,152 @@
                 <w:szCs w:val="20"/>
                 <w:rFonts w:ascii="Times New Roman" w:cs="Times New Roman" w:eastAsia="Times New Roman" w:hAnsi="Times New Roman"/>
               </w:rPr>
-              <w:t xml:space="preserve">3. Observation</w:t>
-            </w:r>
-          </w:p>
-        </w:tc>
-        <w:tc>
-          <w:tcPr>
-            <w:tcMar>
-              <w:top w:type="dxa" w:w="80"/>
-              <w:left w:type="dxa" w:w="80"/>
-              <w:bottom w:type="dxa" w:w="80"/>
-              <w:right w:type="dxa" w:w="80"/>
-            </w:tcMar>
-          </w:tcPr>
-          <w:p>
-            <w:pPr>
-              <w:spacing w:after="40"/>
-              <w:jc w:val="left"/>
-            </w:pPr>
-            <w:r>
-              <w:rPr>
-                <w:b w:val="false"/>
-                <w:bCs w:val="false"/>
-                <w:i w:val="false"/>
-                <w:iCs w:val="false"/>
-                <w:color w:val="000000"/>
-                <w:sz w:val="20"/>
-                <w:szCs w:val="20"/>
-                <w:rFonts w:ascii="Times New Roman" w:cs="Times New Roman" w:eastAsia="Times New Roman" w:hAnsi="Times New Roman"/>
-              </w:rPr>
-              <w:t xml:space="preserve">Le code des 305 articles en action : il rend l’école obligatoire pour les enfants — mesure très moderne — mais il maintient les hiérarchies sociales et prévoit des peines sévères contre les opposants. Une même loi peut moderniser ET verrouiller : c’est tout le paradoxe du royaume.</w:t>
-            </w:r>
-          </w:p>
-        </w:tc>
-        <w:tc>
-          <w:tcPr>
-            <w:tcMar>
-              <w:top w:type="dxa" w:w="80"/>
-              <w:left w:type="dxa" w:w="80"/>
-              <w:bottom w:type="dxa" w:w="80"/>
-              <w:right w:type="dxa" w:w="80"/>
-            </w:tcMar>
-          </w:tcPr>
-          <w:p>
-            <w:pPr>
-              <w:spacing w:after="40"/>
-              <w:jc w:val="left"/>
-            </w:pPr>
-            <w:r>
-              <w:rPr>
-                <w:b w:val="false"/>
-                <w:bCs w:val="false"/>
-                <w:i w:val="false"/>
-                <w:iCs w:val="false"/>
-                <w:color w:val="000000"/>
-                <w:sz w:val="20"/>
-                <w:szCs w:val="20"/>
-                <w:rFonts w:ascii="Times New Roman" w:cs="Times New Roman" w:eastAsia="Times New Roman" w:hAnsi="Times New Roman"/>
-              </w:rPr>
-              <w:t xml:space="preserve">Observent l’exemple résolu.</w:t>
-            </w:r>
-          </w:p>
-        </w:tc>
-        <w:tc>
-          <w:tcPr>
-            <w:tcMar>
-              <w:top w:type="dxa" w:w="80"/>
-              <w:left w:type="dxa" w:w="80"/>
-              <w:bottom w:type="dxa" w:w="80"/>
-              <w:right w:type="dxa" w:w="80"/>
-            </w:tcMar>
-          </w:tcPr>
-          <w:p>
-            <w:pPr>
-              <w:spacing w:after="40"/>
-              <w:jc w:val="left"/>
-            </w:pPr>
-            <w:r>
-              <w:rPr>
-                <w:b w:val="false"/>
-                <w:bCs w:val="false"/>
-                <w:i w:val="false"/>
-                <w:iCs w:val="false"/>
-                <w:color w:val="000000"/>
-                <w:sz w:val="20"/>
-                <w:szCs w:val="20"/>
-                <w:rFonts w:ascii="Times New Roman" w:cs="Times New Roman" w:eastAsia="Times New Roman" w:hAnsi="Times New Roman"/>
-              </w:rPr>
-              <w:t xml:space="preserve">Observation dirigée</w:t>
-            </w:r>
-          </w:p>
-        </w:tc>
-        <w:tc>
-          <w:tcPr>
-            <w:tcMar>
-              <w:top w:type="dxa" w:w="80"/>
-              <w:left w:type="dxa" w:w="80"/>
-              <w:bottom w:type="dxa" w:w="80"/>
-              <w:right w:type="dxa" w:w="80"/>
-            </w:tcMar>
-          </w:tcPr>
-          <w:p>
-            <w:pPr>
-              <w:spacing w:after="40"/>
-              <w:jc w:val="left"/>
-            </w:pPr>
-            <w:r>
-              <w:rPr>
-                <w:b w:val="false"/>
-                <w:bCs w:val="false"/>
-                <w:i w:val="false"/>
-                <w:iCs w:val="false"/>
-                <w:color w:val="000000"/>
-                <w:sz w:val="20"/>
-                <w:szCs w:val="20"/>
-                <w:rFonts w:ascii="Times New Roman" w:cs="Times New Roman" w:eastAsia="Times New Roman" w:hAnsi="Times New Roman"/>
-              </w:rPr>
-              <w:t xml:space="preserve">Document imprimé</w:t>
-            </w:r>
-          </w:p>
-        </w:tc>
-        <w:tc>
-          <w:tcPr>
-            <w:tcMar>
-              <w:top w:type="dxa" w:w="80"/>
-              <w:left w:type="dxa" w:w="80"/>
-              <w:bottom w:type="dxa" w:w="80"/>
-              <w:right w:type="dxa" w:w="80"/>
-            </w:tcMar>
-          </w:tcPr>
-          <w:p>
-            <w:pPr>
-              <w:spacing w:after="40"/>
-              <w:jc w:val="left"/>
-            </w:pPr>
-            <w:r>
-              <w:rPr>
-                <w:b w:val="false"/>
-                <w:bCs w:val="false"/>
-                <w:i w:val="false"/>
-                <w:iCs w:val="false"/>
-                <w:color w:val="000000"/>
-                <w:sz w:val="20"/>
-                <w:szCs w:val="20"/>
-                <w:rFonts w:ascii="Times New Roman" w:cs="Times New Roman" w:eastAsia="Times New Roman" w:hAnsi="Times New Roman"/>
-              </w:rPr>
-              <w:t xml:space="preserve">Compréhension</w:t>
+              <w:t xml:space="preserve">3. Développement</w:t>
+            </w:r>
+          </w:p>
+        </w:tc>
+        <w:tc>
+          <w:tcPr>
+            <w:tcMar>
+              <w:top w:type="dxa" w:w="80"/>
+              <w:left w:type="dxa" w:w="80"/>
+              <w:bottom w:type="dxa" w:w="80"/>
+              <w:right w:type="dxa" w:w="80"/>
+            </w:tcMar>
+          </w:tcPr>
+          <w:p>
+            <w:pPr>
+              <w:spacing w:after="40"/>
+              <w:jc w:val="left"/>
+            </w:pPr>
+            <w:r>
+              <w:rPr>
+                <w:b w:val="false"/>
+                <w:bCs w:val="false"/>
+                <w:i w:val="false"/>
+                <w:iCs w:val="false"/>
+                <w:color w:val="000000"/>
+                <w:sz w:val="20"/>
+                <w:szCs w:val="20"/>
+                <w:rFonts w:ascii="Times New Roman" w:cs="Times New Roman" w:eastAsia="Times New Roman" w:hAnsi="Times New Roman"/>
+              </w:rPr>
+              <w:t xml:space="preserve">Développe la leçon partie par partie : La reine règne, le Premier ministre gouverne ; Les instruments du pouvoir ; Société et sources.</w:t>
+            </w:r>
+          </w:p>
+        </w:tc>
+        <w:tc>
+          <w:tcPr>
+            <w:tcMar>
+              <w:top w:type="dxa" w:w="80"/>
+              <w:left w:type="dxa" w:w="80"/>
+              <w:bottom w:type="dxa" w:w="80"/>
+              <w:right w:type="dxa" w:w="80"/>
+            </w:tcMar>
+          </w:tcPr>
+          <w:p>
+            <w:pPr>
+              <w:spacing w:after="40"/>
+              <w:jc w:val="left"/>
+            </w:pPr>
+            <w:r>
+              <w:rPr>
+                <w:b w:val="false"/>
+                <w:bCs w:val="false"/>
+                <w:i w:val="false"/>
+                <w:iCs w:val="false"/>
+                <w:color w:val="000000"/>
+                <w:sz w:val="20"/>
+                <w:szCs w:val="20"/>
+                <w:rFonts w:ascii="Times New Roman" w:cs="Times New Roman" w:eastAsia="Times New Roman" w:hAnsi="Times New Roman"/>
+              </w:rPr>
+              <w:t xml:space="preserve">Écoutent, répondent aux questions et notent les mots-clés.</w:t>
+            </w:r>
+          </w:p>
+        </w:tc>
+        <w:tc>
+          <w:tcPr>
+            <w:tcMar>
+              <w:top w:type="dxa" w:w="80"/>
+              <w:left w:type="dxa" w:w="80"/>
+              <w:bottom w:type="dxa" w:w="80"/>
+              <w:right w:type="dxa" w:w="80"/>
+            </w:tcMar>
+          </w:tcPr>
+          <w:p>
+            <w:pPr>
+              <w:spacing w:after="40"/>
+              <w:jc w:val="left"/>
+            </w:pPr>
+            <w:r>
+              <w:rPr>
+                <w:b w:val="false"/>
+                <w:bCs w:val="false"/>
+                <w:i w:val="false"/>
+                <w:iCs w:val="false"/>
+                <w:color w:val="000000"/>
+                <w:sz w:val="20"/>
+                <w:szCs w:val="20"/>
+                <w:rFonts w:ascii="Times New Roman" w:cs="Times New Roman" w:eastAsia="Times New Roman" w:hAnsi="Times New Roman"/>
+              </w:rPr>
+              <w:t xml:space="preserve">Exposé interactif, questions-réponses</w:t>
+            </w:r>
+          </w:p>
+        </w:tc>
+        <w:tc>
+          <w:tcPr>
+            <w:tcMar>
+              <w:top w:type="dxa" w:w="80"/>
+              <w:left w:type="dxa" w:w="80"/>
+              <w:bottom w:type="dxa" w:w="80"/>
+              <w:right w:type="dxa" w:w="80"/>
+            </w:tcMar>
+          </w:tcPr>
+          <w:p>
+            <w:pPr>
+              <w:spacing w:after="40"/>
+              <w:jc w:val="left"/>
+            </w:pPr>
+            <w:r>
+              <w:rPr>
+                <w:b w:val="false"/>
+                <w:bCs w:val="false"/>
+                <w:i w:val="false"/>
+                <w:iCs w:val="false"/>
+                <w:color w:val="000000"/>
+                <w:sz w:val="20"/>
+                <w:szCs w:val="20"/>
+                <w:rFonts w:ascii="Times New Roman" w:cs="Times New Roman" w:eastAsia="Times New Roman" w:hAnsi="Times New Roman"/>
+              </w:rPr>
+              <w:t xml:space="preserve">Tableau, frises, cartes</w:t>
+            </w:r>
+          </w:p>
+        </w:tc>
+        <w:tc>
+          <w:tcPr>
+            <w:tcMar>
+              <w:top w:type="dxa" w:w="80"/>
+              <w:left w:type="dxa" w:w="80"/>
+              <w:bottom w:type="dxa" w:w="80"/>
+              <w:right w:type="dxa" w:w="80"/>
+            </w:tcMar>
+          </w:tcPr>
+          <w:p>
+            <w:pPr>
+              <w:spacing w:after="40"/>
+              <w:jc w:val="left"/>
+            </w:pPr>
+            <w:r>
+              <w:rPr>
+                <w:b w:val="false"/>
+                <w:bCs w:val="false"/>
+                <w:i w:val="false"/>
+                <w:iCs w:val="false"/>
+                <w:color w:val="000000"/>
+                <w:sz w:val="20"/>
+                <w:szCs w:val="20"/>
+                <w:rFonts w:ascii="Times New Roman" w:cs="Times New Roman" w:eastAsia="Times New Roman" w:hAnsi="Times New Roman"/>
+              </w:rPr>
+              <w:t xml:space="preserve">Attention, participation</w:t>
             </w:r>
           </w:p>
         </w:tc>
@@ -7773,152 +9585,152 @@
                 <w:szCs w:val="20"/>
                 <w:rFonts w:ascii="Times New Roman" w:cs="Times New Roman" w:eastAsia="Times New Roman" w:hAnsi="Times New Roman"/>
               </w:rPr>
-              <w:t xml:space="preserve">4. Analyse</w:t>
-            </w:r>
-          </w:p>
-        </w:tc>
-        <w:tc>
-          <w:tcPr>
-            <w:tcMar>
-              <w:top w:type="dxa" w:w="80"/>
-              <w:left w:type="dxa" w:w="80"/>
-              <w:bottom w:type="dxa" w:w="80"/>
-              <w:right w:type="dxa" w:w="80"/>
-            </w:tcMar>
-          </w:tcPr>
-          <w:p>
-            <w:pPr>
-              <w:spacing w:after="40"/>
-              <w:jc w:val="left"/>
-            </w:pPr>
-            <w:r>
-              <w:rPr>
-                <w:b w:val="false"/>
-                <w:bCs w:val="false"/>
-                <w:i w:val="false"/>
-                <w:iCs w:val="false"/>
-                <w:color w:val="000000"/>
-                <w:sz w:val="20"/>
-                <w:szCs w:val="20"/>
-                <w:rFonts w:ascii="Times New Roman" w:cs="Times New Roman" w:eastAsia="Times New Roman" w:hAnsi="Times New Roman"/>
-              </w:rPr>
-              <w:t xml:space="preserve">Guide l’analyse : Une oligarchie est le gouvernement d’un petit nombre. Celle du royaume naît d’un basculement : à la mort de Radama II (1863), les grandes familles hova — enrichies par le commerce et les charges — imposent un contrat aux souveraines : la reine règne, mais ne décide plus seule ; le Premier ministre, issu de leur rang, gouverne. L’alliance se scelle par le mariage : Rainilaiarivony épouse successivement Rasoherina, Ranavalona II et Ranavalona III — trois reines, un seul gouvernant, de 1864 à 1895. Les instruments du pouvoir : d’abord la loi — le code des 305 articles, promulgué en 1881, rassemble en un seul texte le droit du royaume : organisation de la justice, mariage, propriété, écoles rendues obligatoires, peines ; c’est l’une des premières codifications modernes d’Afrique. Ensuite la contrainte : les opposants sont déportés, les provinces conquises paient l’impôt et fournissent corvées et soldats — ce qui nourrit des résistances durables chez les peuples soumis. La société reste une pyramide : Andriana (nobles), Hova (libres), olon-tsotra (gens du commun) et andevo (non-libres). Enfin la religion : en 1869, Ranavalona II et le Premier ministre se font baptiser — protestants ; le protestantisme devient religion d’État, les temples se multiplient, l’école missionnaire aussi. Sur tout cela, une source exceptionnelle nous renseigne : le Tantara ny Andriana, recueil des traditions orales de l’Imerina collectées par le père jésuite François Callet dans les années 1860-1870 — des milliers de pages en malgache, mémoire écrite d’un royaume.</w:t>
-            </w:r>
-          </w:p>
-        </w:tc>
-        <w:tc>
-          <w:tcPr>
-            <w:tcMar>
-              <w:top w:type="dxa" w:w="80"/>
-              <w:left w:type="dxa" w:w="80"/>
-              <w:bottom w:type="dxa" w:w="80"/>
-              <w:right w:type="dxa" w:w="80"/>
-            </w:tcMar>
-          </w:tcPr>
-          <w:p>
-            <w:pPr>
-              <w:spacing w:after="40"/>
-              <w:jc w:val="left"/>
-            </w:pPr>
-            <w:r>
-              <w:rPr>
-                <w:b w:val="false"/>
-                <w:bCs w:val="false"/>
-                <w:i w:val="false"/>
-                <w:iCs w:val="false"/>
-                <w:color w:val="000000"/>
-                <w:sz w:val="20"/>
-                <w:szCs w:val="20"/>
-                <w:rFonts w:ascii="Times New Roman" w:cs="Times New Roman" w:eastAsia="Times New Roman" w:hAnsi="Times New Roman"/>
-              </w:rPr>
-              <w:t xml:space="preserve">Expliquent la démarche et vérifient le résultat.</w:t>
-            </w:r>
-          </w:p>
-        </w:tc>
-        <w:tc>
-          <w:tcPr>
-            <w:tcMar>
-              <w:top w:type="dxa" w:w="80"/>
-              <w:left w:type="dxa" w:w="80"/>
-              <w:bottom w:type="dxa" w:w="80"/>
-              <w:right w:type="dxa" w:w="80"/>
-            </w:tcMar>
-          </w:tcPr>
-          <w:p>
-            <w:pPr>
-              <w:spacing w:after="40"/>
-              <w:jc w:val="left"/>
-            </w:pPr>
-            <w:r>
-              <w:rPr>
-                <w:b w:val="false"/>
-                <w:bCs w:val="false"/>
-                <w:i w:val="false"/>
-                <w:iCs w:val="false"/>
-                <w:color w:val="000000"/>
-                <w:sz w:val="20"/>
-                <w:szCs w:val="20"/>
-                <w:rFonts w:ascii="Times New Roman" w:cs="Times New Roman" w:eastAsia="Times New Roman" w:hAnsi="Times New Roman"/>
-              </w:rPr>
-              <w:t xml:space="preserve">Recherche en binômes</w:t>
-            </w:r>
-          </w:p>
-        </w:tc>
-        <w:tc>
-          <w:tcPr>
-            <w:tcMar>
-              <w:top w:type="dxa" w:w="80"/>
-              <w:left w:type="dxa" w:w="80"/>
-              <w:bottom w:type="dxa" w:w="80"/>
-              <w:right w:type="dxa" w:w="80"/>
-            </w:tcMar>
-          </w:tcPr>
-          <w:p>
-            <w:pPr>
-              <w:spacing w:after="40"/>
-              <w:jc w:val="left"/>
-            </w:pPr>
-            <w:r>
-              <w:rPr>
-                <w:b w:val="false"/>
-                <w:bCs w:val="false"/>
-                <w:i w:val="false"/>
-                <w:iCs w:val="false"/>
-                <w:color w:val="000000"/>
-                <w:sz w:val="20"/>
-                <w:szCs w:val="20"/>
-                <w:rFonts w:ascii="Times New Roman" w:cs="Times New Roman" w:eastAsia="Times New Roman" w:hAnsi="Times New Roman"/>
-              </w:rPr>
-              <w:t xml:space="preserve">Documents, cartes, frises</w:t>
-            </w:r>
-          </w:p>
-        </w:tc>
-        <w:tc>
-          <w:tcPr>
-            <w:tcMar>
-              <w:top w:type="dxa" w:w="80"/>
-              <w:left w:type="dxa" w:w="80"/>
-              <w:bottom w:type="dxa" w:w="80"/>
-              <w:right w:type="dxa" w:w="80"/>
-            </w:tcMar>
-          </w:tcPr>
-          <w:p>
-            <w:pPr>
-              <w:spacing w:after="40"/>
-              <w:jc w:val="left"/>
-            </w:pPr>
-            <w:r>
-              <w:rPr>
-                <w:b w:val="false"/>
-                <w:bCs w:val="false"/>
-                <w:i w:val="false"/>
-                <w:iCs w:val="false"/>
-                <w:color w:val="000000"/>
-                <w:sz w:val="20"/>
-                <w:szCs w:val="20"/>
-                <w:rFonts w:ascii="Times New Roman" w:cs="Times New Roman" w:eastAsia="Times New Roman" w:hAnsi="Times New Roman"/>
-              </w:rPr>
-              <w:t xml:space="preserve">Raisonnement</w:t>
+              <w:t xml:space="preserve">4. Étude de document</w:t>
+            </w:r>
+          </w:p>
+        </w:tc>
+        <w:tc>
+          <w:tcPr>
+            <w:tcMar>
+              <w:top w:type="dxa" w:w="80"/>
+              <w:left w:type="dxa" w:w="80"/>
+              <w:bottom w:type="dxa" w:w="80"/>
+              <w:right w:type="dxa" w:w="80"/>
+            </w:tcMar>
+          </w:tcPr>
+          <w:p>
+            <w:pPr>
+              <w:spacing w:after="40"/>
+              <w:jc w:val="left"/>
+            </w:pPr>
+            <w:r>
+              <w:rPr>
+                <w:b w:val="false"/>
+                <w:bCs w:val="false"/>
+                <w:i w:val="false"/>
+                <w:iCs w:val="false"/>
+                <w:color w:val="000000"/>
+                <w:sz w:val="20"/>
+                <w:szCs w:val="20"/>
+                <w:rFonts w:ascii="Times New Roman" w:cs="Times New Roman" w:eastAsia="Times New Roman" w:hAnsi="Times New Roman"/>
+              </w:rPr>
+              <w:t xml:space="preserve">Fait lire le document « Le code des 305 articles » (d’après le code promulgué au nom de la reine Ranavalona II (29 mars 1881) — extraits adaptés), puis pose les questions.</w:t>
+            </w:r>
+          </w:p>
+        </w:tc>
+        <w:tc>
+          <w:tcPr>
+            <w:tcMar>
+              <w:top w:type="dxa" w:w="80"/>
+              <w:left w:type="dxa" w:w="80"/>
+              <w:bottom w:type="dxa" w:w="80"/>
+              <w:right w:type="dxa" w:w="80"/>
+            </w:tcMar>
+          </w:tcPr>
+          <w:p>
+            <w:pPr>
+              <w:spacing w:after="40"/>
+              <w:jc w:val="left"/>
+            </w:pPr>
+            <w:r>
+              <w:rPr>
+                <w:b w:val="false"/>
+                <w:bCs w:val="false"/>
+                <w:i w:val="false"/>
+                <w:iCs w:val="false"/>
+                <w:color w:val="000000"/>
+                <w:sz w:val="20"/>
+                <w:szCs w:val="20"/>
+                <w:rFonts w:ascii="Times New Roman" w:cs="Times New Roman" w:eastAsia="Times New Roman" w:hAnsi="Times New Roman"/>
+              </w:rPr>
+              <w:t xml:space="preserve">Lisent le document, répondent aux questions et critiquent la source.</w:t>
+            </w:r>
+          </w:p>
+        </w:tc>
+        <w:tc>
+          <w:tcPr>
+            <w:tcMar>
+              <w:top w:type="dxa" w:w="80"/>
+              <w:left w:type="dxa" w:w="80"/>
+              <w:bottom w:type="dxa" w:w="80"/>
+              <w:right w:type="dxa" w:w="80"/>
+            </w:tcMar>
+          </w:tcPr>
+          <w:p>
+            <w:pPr>
+              <w:spacing w:after="40"/>
+              <w:jc w:val="left"/>
+            </w:pPr>
+            <w:r>
+              <w:rPr>
+                <w:b w:val="false"/>
+                <w:bCs w:val="false"/>
+                <w:i w:val="false"/>
+                <w:iCs w:val="false"/>
+                <w:color w:val="000000"/>
+                <w:sz w:val="20"/>
+                <w:szCs w:val="20"/>
+                <w:rFonts w:ascii="Times New Roman" w:cs="Times New Roman" w:eastAsia="Times New Roman" w:hAnsi="Times New Roman"/>
+              </w:rPr>
+              <w:t xml:space="preserve">Observation dirigée, travail en binômes</w:t>
+            </w:r>
+          </w:p>
+        </w:tc>
+        <w:tc>
+          <w:tcPr>
+            <w:tcMar>
+              <w:top w:type="dxa" w:w="80"/>
+              <w:left w:type="dxa" w:w="80"/>
+              <w:bottom w:type="dxa" w:w="80"/>
+              <w:right w:type="dxa" w:w="80"/>
+            </w:tcMar>
+          </w:tcPr>
+          <w:p>
+            <w:pPr>
+              <w:spacing w:after="40"/>
+              <w:jc w:val="left"/>
+            </w:pPr>
+            <w:r>
+              <w:rPr>
+                <w:b w:val="false"/>
+                <w:bCs w:val="false"/>
+                <w:i w:val="false"/>
+                <w:iCs w:val="false"/>
+                <w:color w:val="000000"/>
+                <w:sz w:val="20"/>
+                <w:szCs w:val="20"/>
+                <w:rFonts w:ascii="Times New Roman" w:cs="Times New Roman" w:eastAsia="Times New Roman" w:hAnsi="Times New Roman"/>
+              </w:rPr>
+              <w:t xml:space="preserve">Document imprimé</w:t>
+            </w:r>
+          </w:p>
+        </w:tc>
+        <w:tc>
+          <w:tcPr>
+            <w:tcMar>
+              <w:top w:type="dxa" w:w="80"/>
+              <w:left w:type="dxa" w:w="80"/>
+              <w:bottom w:type="dxa" w:w="80"/>
+              <w:right w:type="dxa" w:w="80"/>
+            </w:tcMar>
+          </w:tcPr>
+          <w:p>
+            <w:pPr>
+              <w:spacing w:after="40"/>
+              <w:jc w:val="left"/>
+            </w:pPr>
+            <w:r>
+              <w:rPr>
+                <w:b w:val="false"/>
+                <w:bCs w:val="false"/>
+                <w:i w:val="false"/>
+                <w:iCs w:val="false"/>
+                <w:color w:val="000000"/>
+                <w:sz w:val="20"/>
+                <w:szCs w:val="20"/>
+                <w:rFonts w:ascii="Times New Roman" w:cs="Times New Roman" w:eastAsia="Times New Roman" w:hAnsi="Times New Roman"/>
+              </w:rPr>
+              <w:t xml:space="preserve">Esprit critique</w:t>
             </w:r>
           </w:p>
         </w:tc>
@@ -8524,39 +10336,26 @@
     </w:p>
     <w:p>
       <w:pPr>
-        <w:spacing w:after="110" w:line="300"/>
-        <w:jc w:val="both"/>
+        <w:spacing w:after="160" w:line="300"/>
+        <w:jc w:val="center"/>
       </w:pPr>
       <w:r>
         <w:rPr>
-          <w:b/>
-          <w:bCs/>
-          <w:i w:val="false"/>
-          <w:iCs w:val="false"/>
-          <w:color w:val="2E7D32"/>
-          <w:sz w:val="24"/>
-          <w:szCs w:val="24"/>
-          <w:rFonts w:ascii="Times New Roman" w:cs="Times New Roman" w:eastAsia="Times New Roman" w:hAnsi="Times New Roman"/>
-        </w:rPr>
-        <w:t xml:space="preserve">Définition — </w:t>
-      </w:r>
-      <w:r>
-        <w:rPr>
-          <w:b/>
-          <w:bCs/>
-          <w:i w:val="false"/>
-          <w:iCs w:val="false"/>
+          <w:b w:val="false"/>
+          <w:bCs w:val="false"/>
+          <w:i/>
+          <w:iCs/>
           <w:color w:val="000000"/>
-          <w:sz w:val="24"/>
-          <w:szCs w:val="24"/>
-          <w:rFonts w:ascii="Times New Roman" w:cs="Times New Roman" w:eastAsia="Times New Roman" w:hAnsi="Times New Roman"/>
-        </w:rPr>
-        <w:t xml:space="preserve">Après 1861, le pouvoir réel passe à une oligarchie merina — un petit groupe de grandes familles hova — dont le chef, le Premier ministre, s’allie par mariage aux souveraines successives. Cette organisation s’appuie sur le code des 305 articles (1881), la déportation des opposants et les impôts levés sur les provinces conquises. La société reste hiérarchisée en Andriana, Hova, olon-tsotra et andevo, et le protestantisme devient religion d’État en 1869. Une source majeure sur le royaume : le Tantara ny Andriana du R.P. Callet.</w:t>
+          <w:sz w:val="21"/>
+          <w:szCs w:val="21"/>
+          <w:rFonts w:ascii="Times New Roman" w:cs="Times New Roman" w:eastAsia="Times New Roman" w:hAnsi="Times New Roman"/>
+        </w:rPr>
+        <w:t xml:space="preserve">Trois reines, un seul gouvernant : le Premier ministre Rainilaiarivony et son clan tiennent le royaume.</w:t>
       </w:r>
     </w:p>
     <w:p>
       <w:pPr>
-        <w:spacing w:after="110" w:line="300"/>
+        <w:spacing w:after="80" w:line="300"/>
         <w:jc w:val="both"/>
       </w:pPr>
       <w:r>
@@ -8565,30 +10364,17 @@
           <w:bCs/>
           <w:i w:val="false"/>
           <w:iCs w:val="false"/>
-          <w:color w:val="1F4E79"/>
-          <w:sz w:val="24"/>
-          <w:szCs w:val="24"/>
-          <w:rFonts w:ascii="Times New Roman" w:cs="Times New Roman" w:eastAsia="Times New Roman" w:hAnsi="Times New Roman"/>
-        </w:rPr>
-        <w:t xml:space="preserve">Autrement dit : </w:t>
-      </w:r>
-      <w:r>
-        <w:rPr>
-          <w:b w:val="false"/>
-          <w:bCs w:val="false"/>
-          <w:i w:val="false"/>
-          <w:iCs w:val="false"/>
-          <w:color w:val="000000"/>
-          <w:sz w:val="24"/>
-          <w:szCs w:val="24"/>
-          <w:rFonts w:ascii="Times New Roman" w:cs="Times New Roman" w:eastAsia="Times New Roman" w:hAnsi="Times New Roman"/>
-        </w:rPr>
-        <w:t xml:space="preserve">les reines règnent, mais un Premier ministre hova — marié à la reine — gouverne avec son clan ; il légifère (305 articles), écarte les opposants, taxe les provinces, et fait du protestantisme la religion officielle.</w:t>
+          <w:color w:val="2E7D32"/>
+          <w:sz w:val="26"/>
+          <w:szCs w:val="26"/>
+          <w:rFonts w:ascii="Times New Roman" w:cs="Times New Roman" w:eastAsia="Times New Roman" w:hAnsi="Times New Roman"/>
+        </w:rPr>
+        <w:t xml:space="preserve">1. La reine règne, le Premier ministre gouverne</w:t>
       </w:r>
     </w:p>
     <w:p>
       <w:pPr>
-        <w:spacing w:after="110" w:line="300"/>
+        <w:spacing w:after="100" w:line="300"/>
         <w:jc w:val="both"/>
       </w:pPr>
       <w:r>
@@ -8602,7 +10388,445 @@
           <w:szCs w:val="24"/>
           <w:rFonts w:ascii="Times New Roman" w:cs="Times New Roman" w:eastAsia="Times New Roman" w:hAnsi="Times New Roman"/>
         </w:rPr>
-        <w:t xml:space="preserve">Une oligarchie est le gouvernement d’un petit nombre. Celle du royaume naît d’un basculement : à la mort de Radama II (1863), les grandes familles hova — enrichies par le commerce et les charges — imposent un contrat aux souveraines : la reine règne, mais ne décide plus seule ; le Premier ministre, issu de leur rang, gouverne. L’alliance se scelle par le mariage : Rainilaiarivony épouse successivement Rasoherina, Ranavalona II et Ranavalona III — trois reines, un seul gouvernant, de 1864 à 1895. Les instruments du pouvoir : d’abord la loi — le code des 305 articles, promulgué en 1881, rassemble en un seul texte le droit du royaume : organisation de la justice, mariage, propriété, écoles rendues obligatoires, peines ; c’est l’une des premières codifications modernes d’Afrique. Ensuite la contrainte : les opposants sont déportés, les provinces conquises paient l’impôt et fournissent corvées et soldats — ce qui nourrit des résistances durables chez les peuples soumis. La société reste une pyramide : Andriana (nobles), Hova (libres), olon-tsotra (gens du commun) et andevo (non-libres). Enfin la religion : en 1869, Ranavalona II et le Premier ministre se font baptiser — protestants ; le protestantisme devient religion d’État, les temples se multiplient, l’école missionnaire aussi. Sur tout cela, une source exceptionnelle nous renseigne : le Tantara ny Andriana, recueil des traditions orales de l’Imerina collectées par le père jésuite François Callet dans les années 1860-1870 — des milliers de pages en malgache, mémoire écrite d’un royaume.</w:t>
+        <w:t xml:space="preserve">Une </w:t>
+      </w:r>
+      <w:r>
+        <w:rPr>
+          <w:b/>
+          <w:bCs/>
+          <w:i w:val="false"/>
+          <w:iCs w:val="false"/>
+          <w:color w:val="1F4E79"/>
+          <w:sz w:val="24"/>
+          <w:szCs w:val="24"/>
+          <w:rFonts w:ascii="Times New Roman" w:cs="Times New Roman" w:eastAsia="Times New Roman" w:hAnsi="Times New Roman"/>
+        </w:rPr>
+        <w:t xml:space="preserve">oligarchie</w:t>
+      </w:r>
+      <w:r>
+        <w:rPr>
+          <w:b w:val="false"/>
+          <w:bCs w:val="false"/>
+          <w:i w:val="false"/>
+          <w:iCs w:val="false"/>
+          <w:color w:val="000000"/>
+          <w:sz w:val="24"/>
+          <w:szCs w:val="24"/>
+          <w:rFonts w:ascii="Times New Roman" w:cs="Times New Roman" w:eastAsia="Times New Roman" w:hAnsi="Times New Roman"/>
+        </w:rPr>
+        <w:t xml:space="preserve"> est le gouvernement d’un petit nombre. Celle du royaume naît d’un basculement : à la mort de Radama II (1863), les </w:t>
+      </w:r>
+      <w:r>
+        <w:rPr>
+          <w:b/>
+          <w:bCs/>
+          <w:i w:val="false"/>
+          <w:iCs w:val="false"/>
+          <w:color w:val="1F4E79"/>
+          <w:sz w:val="24"/>
+          <w:szCs w:val="24"/>
+          <w:rFonts w:ascii="Times New Roman" w:cs="Times New Roman" w:eastAsia="Times New Roman" w:hAnsi="Times New Roman"/>
+        </w:rPr>
+        <w:t xml:space="preserve">grandes familles hova</w:t>
+      </w:r>
+      <w:r>
+        <w:rPr>
+          <w:b w:val="false"/>
+          <w:bCs w:val="false"/>
+          <w:i w:val="false"/>
+          <w:iCs w:val="false"/>
+          <w:color w:val="000000"/>
+          <w:sz w:val="24"/>
+          <w:szCs w:val="24"/>
+          <w:rFonts w:ascii="Times New Roman" w:cs="Times New Roman" w:eastAsia="Times New Roman" w:hAnsi="Times New Roman"/>
+        </w:rPr>
+        <w:t xml:space="preserve"> — enrichies par le commerce et les charges — imposent un contrat aux souveraines : la reine règne, mais ne décide plus seule ; le </w:t>
+      </w:r>
+      <w:r>
+        <w:rPr>
+          <w:b/>
+          <w:bCs/>
+          <w:i w:val="false"/>
+          <w:iCs w:val="false"/>
+          <w:color w:val="1F4E79"/>
+          <w:sz w:val="24"/>
+          <w:szCs w:val="24"/>
+          <w:rFonts w:ascii="Times New Roman" w:cs="Times New Roman" w:eastAsia="Times New Roman" w:hAnsi="Times New Roman"/>
+        </w:rPr>
+        <w:t xml:space="preserve">Premier ministre</w:t>
+      </w:r>
+      <w:r>
+        <w:rPr>
+          <w:b w:val="false"/>
+          <w:bCs w:val="false"/>
+          <w:i w:val="false"/>
+          <w:iCs w:val="false"/>
+          <w:color w:val="000000"/>
+          <w:sz w:val="24"/>
+          <w:szCs w:val="24"/>
+          <w:rFonts w:ascii="Times New Roman" w:cs="Times New Roman" w:eastAsia="Times New Roman" w:hAnsi="Times New Roman"/>
+        </w:rPr>
+        <w:t xml:space="preserve">, issu de leur rang, gouverne. L’alliance se scelle par le mariage : </w:t>
+      </w:r>
+      <w:r>
+        <w:rPr>
+          <w:b/>
+          <w:bCs/>
+          <w:i w:val="false"/>
+          <w:iCs w:val="false"/>
+          <w:color w:val="1F4E79"/>
+          <w:sz w:val="24"/>
+          <w:szCs w:val="24"/>
+          <w:rFonts w:ascii="Times New Roman" w:cs="Times New Roman" w:eastAsia="Times New Roman" w:hAnsi="Times New Roman"/>
+        </w:rPr>
+        <w:t xml:space="preserve">Rainilaiarivony</w:t>
+      </w:r>
+      <w:r>
+        <w:rPr>
+          <w:b w:val="false"/>
+          <w:bCs w:val="false"/>
+          <w:i w:val="false"/>
+          <w:iCs w:val="false"/>
+          <w:color w:val="000000"/>
+          <w:sz w:val="24"/>
+          <w:szCs w:val="24"/>
+          <w:rFonts w:ascii="Times New Roman" w:cs="Times New Roman" w:eastAsia="Times New Roman" w:hAnsi="Times New Roman"/>
+        </w:rPr>
+        <w:t xml:space="preserve"> épouse successivement Rasoherina, Ranavalona II et Ranavalona III — trois reines, un seul gouvernant, de 1864 à 1895.</w:t>
+      </w:r>
+    </w:p>
+    <w:p>
+      <w:pPr>
+        <w:spacing w:after="80" w:line="300"/>
+        <w:jc w:val="both"/>
+      </w:pPr>
+      <w:r>
+        <w:rPr>
+          <w:b/>
+          <w:bCs/>
+          <w:i w:val="false"/>
+          <w:iCs w:val="false"/>
+          <w:color w:val="2E7D32"/>
+          <w:sz w:val="26"/>
+          <w:szCs w:val="26"/>
+          <w:rFonts w:ascii="Times New Roman" w:cs="Times New Roman" w:eastAsia="Times New Roman" w:hAnsi="Times New Roman"/>
+        </w:rPr>
+        <w:t xml:space="preserve">2. Les instruments du pouvoir</w:t>
+      </w:r>
+    </w:p>
+    <w:p>
+      <w:pPr>
+        <w:spacing w:after="100" w:line="300"/>
+        <w:jc w:val="both"/>
+      </w:pPr>
+      <w:r>
+        <w:rPr>
+          <w:b w:val="false"/>
+          <w:bCs w:val="false"/>
+          <w:i w:val="false"/>
+          <w:iCs w:val="false"/>
+          <w:color w:val="000000"/>
+          <w:sz w:val="24"/>
+          <w:szCs w:val="24"/>
+          <w:rFonts w:ascii="Times New Roman" w:cs="Times New Roman" w:eastAsia="Times New Roman" w:hAnsi="Times New Roman"/>
+        </w:rPr>
+        <w:t xml:space="preserve">L’</w:t>
+      </w:r>
+      <w:r>
+        <w:rPr>
+          <w:b/>
+          <w:bCs/>
+          <w:i w:val="false"/>
+          <w:iCs w:val="false"/>
+          <w:color w:val="1F4E79"/>
+          <w:sz w:val="24"/>
+          <w:szCs w:val="24"/>
+          <w:rFonts w:ascii="Times New Roman" w:cs="Times New Roman" w:eastAsia="Times New Roman" w:hAnsi="Times New Roman"/>
+        </w:rPr>
+        <w:t xml:space="preserve">oligarchie</w:t>
+      </w:r>
+      <w:r>
+        <w:rPr>
+          <w:b w:val="false"/>
+          <w:bCs w:val="false"/>
+          <w:i w:val="false"/>
+          <w:iCs w:val="false"/>
+          <w:color w:val="000000"/>
+          <w:sz w:val="24"/>
+          <w:szCs w:val="24"/>
+          <w:rFonts w:ascii="Times New Roman" w:cs="Times New Roman" w:eastAsia="Times New Roman" w:hAnsi="Times New Roman"/>
+        </w:rPr>
+        <w:t xml:space="preserve"> gouverne avec trois instruments :</w:t>
+      </w:r>
+    </w:p>
+    <w:p>
+      <w:pPr>
+        <w:spacing w:after="60" w:line="300"/>
+        <w:jc w:val="both"/>
+      </w:pPr>
+      <w:r>
+        <w:rPr>
+          <w:b w:val="false"/>
+          <w:bCs w:val="false"/>
+          <w:i w:val="false"/>
+          <w:iCs w:val="false"/>
+          <w:color w:val="000000"/>
+          <w:sz w:val="24"/>
+          <w:szCs w:val="24"/>
+          <w:rFonts w:ascii="Times New Roman" w:cs="Times New Roman" w:eastAsia="Times New Roman" w:hAnsi="Times New Roman"/>
+        </w:rPr>
+        <w:t xml:space="preserve">• la loi : le </w:t>
+      </w:r>
+      <w:r>
+        <w:rPr>
+          <w:b/>
+          <w:bCs/>
+          <w:i w:val="false"/>
+          <w:iCs w:val="false"/>
+          <w:color w:val="1F4E79"/>
+          <w:sz w:val="24"/>
+          <w:szCs w:val="24"/>
+          <w:rFonts w:ascii="Times New Roman" w:cs="Times New Roman" w:eastAsia="Times New Roman" w:hAnsi="Times New Roman"/>
+        </w:rPr>
+        <w:t xml:space="preserve">code des 305 articles</w:t>
+      </w:r>
+      <w:r>
+        <w:rPr>
+          <w:b w:val="false"/>
+          <w:bCs w:val="false"/>
+          <w:i w:val="false"/>
+          <w:iCs w:val="false"/>
+          <w:color w:val="000000"/>
+          <w:sz w:val="24"/>
+          <w:szCs w:val="24"/>
+          <w:rFonts w:ascii="Times New Roman" w:cs="Times New Roman" w:eastAsia="Times New Roman" w:hAnsi="Times New Roman"/>
+        </w:rPr>
+        <w:t xml:space="preserve">, promulgué en </w:t>
+      </w:r>
+      <w:r>
+        <w:rPr>
+          <w:b/>
+          <w:bCs/>
+          <w:i w:val="false"/>
+          <w:iCs w:val="false"/>
+          <w:color w:val="1F4E79"/>
+          <w:sz w:val="24"/>
+          <w:szCs w:val="24"/>
+          <w:rFonts w:ascii="Times New Roman" w:cs="Times New Roman" w:eastAsia="Times New Roman" w:hAnsi="Times New Roman"/>
+        </w:rPr>
+        <w:t xml:space="preserve">1881</w:t>
+      </w:r>
+      <w:r>
+        <w:rPr>
+          <w:b w:val="false"/>
+          <w:bCs w:val="false"/>
+          <w:i w:val="false"/>
+          <w:iCs w:val="false"/>
+          <w:color w:val="000000"/>
+          <w:sz w:val="24"/>
+          <w:szCs w:val="24"/>
+          <w:rFonts w:ascii="Times New Roman" w:cs="Times New Roman" w:eastAsia="Times New Roman" w:hAnsi="Times New Roman"/>
+        </w:rPr>
+        <w:t xml:space="preserve">, rassemble en un seul texte le droit du royaume — organisation de la justice, mariage, propriété, écoles rendues obligatoires, peines ; c’est l’une des premières codifications modernes d’Afrique ;</w:t>
+      </w:r>
+    </w:p>
+    <w:p>
+      <w:pPr>
+        <w:spacing w:after="60" w:line="300"/>
+        <w:jc w:val="both"/>
+      </w:pPr>
+      <w:r>
+        <w:rPr>
+          <w:b w:val="false"/>
+          <w:bCs w:val="false"/>
+          <w:i w:val="false"/>
+          <w:iCs w:val="false"/>
+          <w:color w:val="000000"/>
+          <w:sz w:val="24"/>
+          <w:szCs w:val="24"/>
+          <w:rFonts w:ascii="Times New Roman" w:cs="Times New Roman" w:eastAsia="Times New Roman" w:hAnsi="Times New Roman"/>
+        </w:rPr>
+        <w:t xml:space="preserve">• la contrainte : les opposants sont déportés, les provinces conquises paient l’impôt et fournissent corvées et soldats — ce qui nourrit des résistances durables chez les peuples soumis ;</w:t>
+      </w:r>
+    </w:p>
+    <w:p>
+      <w:pPr>
+        <w:spacing w:after="60" w:line="300"/>
+        <w:jc w:val="both"/>
+      </w:pPr>
+      <w:r>
+        <w:rPr>
+          <w:b w:val="false"/>
+          <w:bCs w:val="false"/>
+          <w:i w:val="false"/>
+          <w:iCs w:val="false"/>
+          <w:color w:val="000000"/>
+          <w:sz w:val="24"/>
+          <w:szCs w:val="24"/>
+          <w:rFonts w:ascii="Times New Roman" w:cs="Times New Roman" w:eastAsia="Times New Roman" w:hAnsi="Times New Roman"/>
+        </w:rPr>
+        <w:t xml:space="preserve">• la religion : en </w:t>
+      </w:r>
+      <w:r>
+        <w:rPr>
+          <w:b/>
+          <w:bCs/>
+          <w:i w:val="false"/>
+          <w:iCs w:val="false"/>
+          <w:color w:val="1F4E79"/>
+          <w:sz w:val="24"/>
+          <w:szCs w:val="24"/>
+          <w:rFonts w:ascii="Times New Roman" w:cs="Times New Roman" w:eastAsia="Times New Roman" w:hAnsi="Times New Roman"/>
+        </w:rPr>
+        <w:t xml:space="preserve">1869</w:t>
+      </w:r>
+      <w:r>
+        <w:rPr>
+          <w:b w:val="false"/>
+          <w:bCs w:val="false"/>
+          <w:i w:val="false"/>
+          <w:iCs w:val="false"/>
+          <w:color w:val="000000"/>
+          <w:sz w:val="24"/>
+          <w:szCs w:val="24"/>
+          <w:rFonts w:ascii="Times New Roman" w:cs="Times New Roman" w:eastAsia="Times New Roman" w:hAnsi="Times New Roman"/>
+        </w:rPr>
+        <w:t xml:space="preserve">, Ranavalona II et le </w:t>
+      </w:r>
+      <w:r>
+        <w:rPr>
+          <w:b/>
+          <w:bCs/>
+          <w:i w:val="false"/>
+          <w:iCs w:val="false"/>
+          <w:color w:val="1F4E79"/>
+          <w:sz w:val="24"/>
+          <w:szCs w:val="24"/>
+          <w:rFonts w:ascii="Times New Roman" w:cs="Times New Roman" w:eastAsia="Times New Roman" w:hAnsi="Times New Roman"/>
+        </w:rPr>
+        <w:t xml:space="preserve">Premier ministre</w:t>
+      </w:r>
+      <w:r>
+        <w:rPr>
+          <w:b w:val="false"/>
+          <w:bCs w:val="false"/>
+          <w:i w:val="false"/>
+          <w:iCs w:val="false"/>
+          <w:color w:val="000000"/>
+          <w:sz w:val="24"/>
+          <w:szCs w:val="24"/>
+          <w:rFonts w:ascii="Times New Roman" w:cs="Times New Roman" w:eastAsia="Times New Roman" w:hAnsi="Times New Roman"/>
+        </w:rPr>
+        <w:t xml:space="preserve"> se font baptiser — protestants ; le protestantisme devient religion d’État, les temples se multiplient, l’école missionnaire aussi.</w:t>
+      </w:r>
+    </w:p>
+    <w:p>
+      <w:pPr>
+        <w:spacing w:after="80" w:line="300"/>
+        <w:jc w:val="both"/>
+      </w:pPr>
+      <w:r>
+        <w:rPr>
+          <w:b/>
+          <w:bCs/>
+          <w:i w:val="false"/>
+          <w:iCs w:val="false"/>
+          <w:color w:val="2E7D32"/>
+          <w:sz w:val="26"/>
+          <w:szCs w:val="26"/>
+          <w:rFonts w:ascii="Times New Roman" w:cs="Times New Roman" w:eastAsia="Times New Roman" w:hAnsi="Times New Roman"/>
+        </w:rPr>
+        <w:t xml:space="preserve">3. Société et sources</w:t>
+      </w:r>
+    </w:p>
+    <w:p>
+      <w:pPr>
+        <w:spacing w:after="100" w:line="300"/>
+        <w:jc w:val="both"/>
+      </w:pPr>
+      <w:r>
+        <w:rPr>
+          <w:b w:val="false"/>
+          <w:bCs w:val="false"/>
+          <w:i w:val="false"/>
+          <w:iCs w:val="false"/>
+          <w:color w:val="000000"/>
+          <w:sz w:val="24"/>
+          <w:szCs w:val="24"/>
+          <w:rFonts w:ascii="Times New Roman" w:cs="Times New Roman" w:eastAsia="Times New Roman" w:hAnsi="Times New Roman"/>
+        </w:rPr>
+        <w:t xml:space="preserve">La société reste une pyramide : Andriana (nobles), Hova (libres), </w:t>
+      </w:r>
+      <w:r>
+        <w:rPr>
+          <w:b/>
+          <w:bCs/>
+          <w:i w:val="false"/>
+          <w:iCs w:val="false"/>
+          <w:color w:val="1F4E79"/>
+          <w:sz w:val="24"/>
+          <w:szCs w:val="24"/>
+          <w:rFonts w:ascii="Times New Roman" w:cs="Times New Roman" w:eastAsia="Times New Roman" w:hAnsi="Times New Roman"/>
+        </w:rPr>
+        <w:t xml:space="preserve">olon-tsotra</w:t>
+      </w:r>
+      <w:r>
+        <w:rPr>
+          <w:b w:val="false"/>
+          <w:bCs w:val="false"/>
+          <w:i w:val="false"/>
+          <w:iCs w:val="false"/>
+          <w:color w:val="000000"/>
+          <w:sz w:val="24"/>
+          <w:szCs w:val="24"/>
+          <w:rFonts w:ascii="Times New Roman" w:cs="Times New Roman" w:eastAsia="Times New Roman" w:hAnsi="Times New Roman"/>
+        </w:rPr>
+        <w:t xml:space="preserve"> (gens du commun) et andevo (non-libres).</w:t>
+      </w:r>
+    </w:p>
+    <w:p>
+      <w:pPr>
+        <w:spacing w:after="100" w:line="300"/>
+        <w:jc w:val="both"/>
+      </w:pPr>
+      <w:r>
+        <w:rPr>
+          <w:b w:val="false"/>
+          <w:bCs w:val="false"/>
+          <w:i w:val="false"/>
+          <w:iCs w:val="false"/>
+          <w:color w:val="000000"/>
+          <w:sz w:val="24"/>
+          <w:szCs w:val="24"/>
+          <w:rFonts w:ascii="Times New Roman" w:cs="Times New Roman" w:eastAsia="Times New Roman" w:hAnsi="Times New Roman"/>
+        </w:rPr>
+        <w:t xml:space="preserve">Sur tout cela, une source exceptionnelle nous renseigne : le </w:t>
+      </w:r>
+      <w:r>
+        <w:rPr>
+          <w:b/>
+          <w:bCs/>
+          <w:i w:val="false"/>
+          <w:iCs w:val="false"/>
+          <w:color w:val="1F4E79"/>
+          <w:sz w:val="24"/>
+          <w:szCs w:val="24"/>
+          <w:rFonts w:ascii="Times New Roman" w:cs="Times New Roman" w:eastAsia="Times New Roman" w:hAnsi="Times New Roman"/>
+        </w:rPr>
+        <w:t xml:space="preserve">Tantara ny Andriana</w:t>
+      </w:r>
+      <w:r>
+        <w:rPr>
+          <w:b w:val="false"/>
+          <w:bCs w:val="false"/>
+          <w:i w:val="false"/>
+          <w:iCs w:val="false"/>
+          <w:color w:val="000000"/>
+          <w:sz w:val="24"/>
+          <w:szCs w:val="24"/>
+          <w:rFonts w:ascii="Times New Roman" w:cs="Times New Roman" w:eastAsia="Times New Roman" w:hAnsi="Times New Roman"/>
+        </w:rPr>
+        <w:t xml:space="preserve">, recueil des traditions orales de l’Imerina collectées par le père jésuite François Callet dans les années 1860-1870 — des milliers de pages en malgache, mémoire écrite d’un royaume.</w:t>
       </w:r>
     </w:p>
     <w:p>
@@ -8653,176 +10877,670 @@
     </w:p>
     <w:p>
       <w:pPr>
-        <w:spacing w:before="200" w:after="150"/>
-        <w:jc w:val="left"/>
+        <w:spacing w:after="120"/>
       </w:pPr>
-      <w:r>
-        <w:rPr>
-          <w:b/>
-          <w:bCs/>
-          <w:i w:val="false"/>
-          <w:iCs w:val="false"/>
-          <w:color w:val="2E7D32"/>
-          <w:sz w:val="28"/>
-          <w:szCs w:val="28"/>
-          <w:rFonts w:ascii="Times New Roman" w:cs="Times New Roman" w:eastAsia="Times New Roman" w:hAnsi="Times New Roman"/>
-        </w:rPr>
-        <w:t xml:space="preserve">Méthode</w:t>
-      </w:r>
+    </w:p>
+    <w:tbl>
+      <w:tblPr>
+        <w:tblW w:type="dxa" w:w="9600"/>
+        <w:tblBorders>
+          <w:top w:val="single" w:color="B25000" w:sz="12"/>
+          <w:left w:val="single" w:color="B25000" w:sz="12"/>
+          <w:bottom w:val="single" w:color="B25000" w:sz="12"/>
+          <w:right w:val="single" w:color="B25000" w:sz="12"/>
+          <w:insideH w:val="none"/>
+          <w:insideV w:val="none"/>
+        </w:tblBorders>
+        <w:tblLayout w:type="fixed"/>
+      </w:tblPr>
+      <w:tblGrid>
+        <w:gridCol w:w="9600"/>
+      </w:tblGrid>
+      <w:tr>
+        <w:tc>
+          <w:tcPr>
+            <w:shd w:fill="FFF8EF" w:val="clear"/>
+            <w:tcMar>
+              <w:top w:type="dxa" w:w="140"/>
+              <w:left w:type="dxa" w:w="180"/>
+              <w:bottom w:type="dxa" w:w="140"/>
+              <w:right w:type="dxa" w:w="180"/>
+            </w:tcMar>
+          </w:tcPr>
+          <w:p>
+            <w:pPr>
+              <w:spacing w:after="90"/>
+            </w:pPr>
+            <w:r>
+              <w:rPr>
+                <w:b/>
+                <w:bCs/>
+                <w:i w:val="false"/>
+                <w:iCs w:val="false"/>
+                <w:color w:val="B25000"/>
+                <w:sz w:val="25"/>
+                <w:szCs w:val="25"/>
+                <w:rFonts w:ascii="Times New Roman" w:cs="Times New Roman" w:eastAsia="Times New Roman" w:hAnsi="Times New Roman"/>
+              </w:rPr>
+              <w:t xml:space="preserve">Document à étudier</w:t>
+            </w:r>
+          </w:p>
+          <w:p>
+            <w:pPr>
+              <w:spacing w:after="80" w:line="300"/>
+              <w:jc w:val="left"/>
+            </w:pPr>
+            <w:r>
+              <w:rPr>
+                <w:b/>
+                <w:bCs/>
+                <w:i w:val="false"/>
+                <w:iCs w:val="false"/>
+                <w:color w:val="000000"/>
+                <w:sz w:val="21"/>
+                <w:szCs w:val="21"/>
+                <w:rFonts w:ascii="Times New Roman" w:cs="Times New Roman" w:eastAsia="Times New Roman" w:hAnsi="Times New Roman"/>
+              </w:rPr>
+              <w:t xml:space="preserve">Le code des 305 articles — d’après le code promulgué au nom de la reine Ranavalona II (29 mars 1881) — extraits adaptés</w:t>
+            </w:r>
+          </w:p>
+          <w:p>
+            <w:pPr>
+              <w:spacing w:after="100" w:line="300"/>
+              <w:jc w:val="both"/>
+            </w:pPr>
+            <w:r>
+              <w:rPr>
+                <w:b w:val="false"/>
+                <w:bCs w:val="false"/>
+                <w:i/>
+                <w:iCs/>
+                <w:color w:val="000000"/>
+                <w:sz w:val="24"/>
+                <w:szCs w:val="24"/>
+                <w:rFonts w:ascii="Times New Roman" w:cs="Times New Roman" w:eastAsia="Times New Roman" w:hAnsi="Times New Roman"/>
+              </w:rPr>
+              <w:t xml:space="preserve">« Article 1. Voici les lois que je donne à mon royaume ; elles s’appliquent à tous, dans toute l’île. Article 85. Tous les enfants, garçons et filles, ayant l’âge requis, devront fréquenter l’école ; les parents qui les en empêcheront seront punis d’une amende. Article 118. Nul ne peut être condamné sans avoir été jugé selon les lois. Article 262. Quiconque trahira le royaume ou passera à l’ennemi sera puni de la peine la plus sévère. »</w:t>
+            </w:r>
+          </w:p>
+          <w:p>
+            <w:pPr>
+              <w:spacing w:after="40" w:line="300"/>
+              <w:jc w:val="both"/>
+            </w:pPr>
+            <w:r>
+              <w:rPr>
+                <w:b w:val="false"/>
+                <w:bCs w:val="false"/>
+                <w:i w:val="false"/>
+                <w:iCs w:val="false"/>
+                <w:color w:val="000000"/>
+                <w:sz w:val="24"/>
+                <w:szCs w:val="24"/>
+                <w:rFonts w:ascii="Times New Roman" w:cs="Times New Roman" w:eastAsia="Times New Roman" w:hAnsi="Times New Roman"/>
+              </w:rPr>
+              <w:t xml:space="preserve">1. Relève un article qui modernise le royaume et explique pourquoi.</w:t>
+            </w:r>
+          </w:p>
+          <w:p>
+            <w:pPr>
+              <w:spacing w:after="40" w:line="300"/>
+              <w:jc w:val="both"/>
+            </w:pPr>
+            <w:r>
+              <w:rPr>
+                <w:b w:val="false"/>
+                <w:bCs w:val="false"/>
+                <w:i w:val="false"/>
+                <w:iCs w:val="false"/>
+                <w:color w:val="000000"/>
+                <w:sz w:val="24"/>
+                <w:szCs w:val="24"/>
+                <w:rFonts w:ascii="Times New Roman" w:cs="Times New Roman" w:eastAsia="Times New Roman" w:hAnsi="Times New Roman"/>
+              </w:rPr>
+              <w:t xml:space="preserve">2. Quel article protège les habitants contre l’arbitraire ? Que garantit-il ?</w:t>
+            </w:r>
+          </w:p>
+          <w:p>
+            <w:pPr>
+              <w:spacing w:after="40" w:line="300"/>
+              <w:jc w:val="both"/>
+            </w:pPr>
+            <w:r>
+              <w:rPr>
+                <w:b w:val="false"/>
+                <w:bCs w:val="false"/>
+                <w:i w:val="false"/>
+                <w:iCs w:val="false"/>
+                <w:color w:val="000000"/>
+                <w:sz w:val="24"/>
+                <w:szCs w:val="24"/>
+                <w:rFonts w:ascii="Times New Roman" w:cs="Times New Roman" w:eastAsia="Times New Roman" w:hAnsi="Times New Roman"/>
+              </w:rPr>
+              <w:t xml:space="preserve">3. Montre, avec l’article 262, que le code sert aussi à verrouiller le pouvoir.</w:t>
+            </w:r>
+          </w:p>
+          <w:p>
+            <w:pPr>
+              <w:spacing w:after="60"/>
+            </w:pPr>
+          </w:p>
+          <w:p>
+            <w:pPr>
+              <w:spacing w:after="40"/>
+            </w:pPr>
+            <w:r>
+              <w:rPr>
+                <w:b/>
+                <w:bCs/>
+                <w:i w:val="false"/>
+                <w:iCs w:val="false"/>
+                <w:color w:val="C2185B"/>
+                <w:sz w:val="22"/>
+                <w:szCs w:val="22"/>
+                <w:rFonts w:ascii="Times New Roman" w:cs="Times New Roman" w:eastAsia="Times New Roman" w:hAnsi="Times New Roman"/>
+              </w:rPr>
+              <w:t xml:space="preserve">Réponse 1. </w:t>
+            </w:r>
+            <w:r>
+              <w:rPr>
+                <w:b w:val="false"/>
+                <w:bCs w:val="false"/>
+                <w:i w:val="false"/>
+                <w:iCs w:val="false"/>
+                <w:color w:val="000000"/>
+                <w:sz w:val="22"/>
+                <w:szCs w:val="22"/>
+                <w:rFonts w:ascii="Times New Roman" w:cs="Times New Roman" w:eastAsia="Times New Roman" w:hAnsi="Times New Roman"/>
+              </w:rPr>
+              <w:t xml:space="preserve">L’article 85 : l’école obligatoire pour les garçons ET les filles — une mesure très avancée pour l’époque, qui fait du royaume un pionnier de la scolarisation.</w:t>
+            </w:r>
+          </w:p>
+          <w:p>
+            <w:pPr>
+              <w:spacing w:after="40"/>
+            </w:pPr>
+            <w:r>
+              <w:rPr>
+                <w:b/>
+                <w:bCs/>
+                <w:i w:val="false"/>
+                <w:iCs w:val="false"/>
+                <w:color w:val="C2185B"/>
+                <w:sz w:val="22"/>
+                <w:szCs w:val="22"/>
+                <w:rFonts w:ascii="Times New Roman" w:cs="Times New Roman" w:eastAsia="Times New Roman" w:hAnsi="Times New Roman"/>
+              </w:rPr>
+              <w:t xml:space="preserve">Réponse 2. </w:t>
+            </w:r>
+            <w:r>
+              <w:rPr>
+                <w:b w:val="false"/>
+                <w:bCs w:val="false"/>
+                <w:i w:val="false"/>
+                <w:iCs w:val="false"/>
+                <w:color w:val="000000"/>
+                <w:sz w:val="22"/>
+                <w:szCs w:val="22"/>
+                <w:rFonts w:ascii="Times New Roman" w:cs="Times New Roman" w:eastAsia="Times New Roman" w:hAnsi="Times New Roman"/>
+              </w:rPr>
+              <w:t xml:space="preserve">L’article 118 : nul ne peut être condamné sans jugement selon les lois — c’est le principe de la légalité des peines, protection contre l’arbitraire.</w:t>
+            </w:r>
+          </w:p>
+          <w:p>
+            <w:pPr>
+              <w:spacing w:after="40"/>
+            </w:pPr>
+            <w:r>
+              <w:rPr>
+                <w:b/>
+                <w:bCs/>
+                <w:i w:val="false"/>
+                <w:iCs w:val="false"/>
+                <w:color w:val="C2185B"/>
+                <w:sz w:val="22"/>
+                <w:szCs w:val="22"/>
+                <w:rFonts w:ascii="Times New Roman" w:cs="Times New Roman" w:eastAsia="Times New Roman" w:hAnsi="Times New Roman"/>
+              </w:rPr>
+              <w:t xml:space="preserve">Réponse 3. </w:t>
+            </w:r>
+            <w:r>
+              <w:rPr>
+                <w:b w:val="false"/>
+                <w:bCs w:val="false"/>
+                <w:i w:val="false"/>
+                <w:iCs w:val="false"/>
+                <w:color w:val="000000"/>
+                <w:sz w:val="22"/>
+                <w:szCs w:val="22"/>
+                <w:rFonts w:ascii="Times New Roman" w:cs="Times New Roman" w:eastAsia="Times New Roman" w:hAnsi="Times New Roman"/>
+              </w:rPr>
+              <w:t xml:space="preserve">L’article 262 punit de la peine la plus sévère toute trahison : il permet d’écarter durement les opposants — le même code qui modernise sert aussi à défendre l’oligarchie au pouvoir.</w:t>
+            </w:r>
+          </w:p>
+        </w:tc>
+      </w:tr>
+    </w:tbl>
+    <w:p>
+      <w:pPr>
+        <w:spacing w:after="160"/>
+      </w:pPr>
+    </w:p>
+    <w:tbl>
+      <w:tblPr>
+        <w:tblW w:type="dxa" w:w="9600"/>
+        <w:tblBorders>
+          <w:top w:val="single" w:color="1565C0" w:sz="12"/>
+          <w:left w:val="single" w:color="1565C0" w:sz="12"/>
+          <w:bottom w:val="single" w:color="1565C0" w:sz="12"/>
+          <w:right w:val="single" w:color="1565C0" w:sz="12"/>
+          <w:insideH w:val="none"/>
+          <w:insideV w:val="none"/>
+        </w:tblBorders>
+        <w:tblLayout w:type="fixed"/>
+      </w:tblPr>
+      <w:tblGrid>
+        <w:gridCol w:w="9600"/>
+      </w:tblGrid>
+      <w:tr>
+        <w:tc>
+          <w:tcPr>
+            <w:shd w:fill="E3F2FD" w:val="clear"/>
+            <w:tcMar>
+              <w:top w:type="dxa" w:w="140"/>
+              <w:left w:type="dxa" w:w="180"/>
+              <w:bottom w:type="dxa" w:w="140"/>
+              <w:right w:type="dxa" w:w="180"/>
+            </w:tcMar>
+          </w:tcPr>
+          <w:p>
+            <w:pPr>
+              <w:spacing w:after="90"/>
+            </w:pPr>
+            <w:r>
+              <w:rPr>
+                <w:b/>
+                <w:bCs/>
+                <w:i w:val="false"/>
+                <w:iCs w:val="false"/>
+                <w:color w:val="1565C0"/>
+                <w:sz w:val="25"/>
+                <w:szCs w:val="25"/>
+                <w:rFonts w:ascii="Times New Roman" w:cs="Times New Roman" w:eastAsia="Times New Roman" w:hAnsi="Times New Roman"/>
+              </w:rPr>
+              <w:t xml:space="preserve">Le savais-tu ?</w:t>
+            </w:r>
+          </w:p>
+          <w:p>
+            <w:pPr>
+              <w:spacing w:after="0" w:line="300"/>
+              <w:jc w:val="both"/>
+            </w:pPr>
+            <w:r>
+              <w:rPr>
+                <w:b w:val="false"/>
+                <w:bCs w:val="false"/>
+                <w:i w:val="false"/>
+                <w:iCs w:val="false"/>
+                <w:color w:val="000000"/>
+                <w:sz w:val="22"/>
+                <w:szCs w:val="22"/>
+                <w:rFonts w:ascii="Times New Roman" w:cs="Times New Roman" w:eastAsia="Times New Roman" w:hAnsi="Times New Roman"/>
+              </w:rPr>
+              <w:t xml:space="preserve">Le Tantara ny Andriana est un trésor unique : le père Callet n’a presque rien écrit lui-même — il a noté, en malgache, ce que les anciens de l’Imerina lui racontaient : généalogies, coutumes, discours royaux… Près de 1 200 pages de mémoire orale devenue livre ! C’est exactement la démarche de l’Histoire orale que tu as apprise à l’unité I — appliquée il y a 150 ans.</w:t>
+            </w:r>
+          </w:p>
+        </w:tc>
+      </w:tr>
+    </w:tbl>
+    <w:p>
+      <w:pPr>
+        <w:spacing w:after="160"/>
+      </w:pPr>
     </w:p>
     <w:p>
       <w:pPr>
-        <w:spacing w:after="60" w:line="300"/>
+        <w:spacing w:after="80" w:line="300"/>
         <w:jc w:val="both"/>
       </w:pPr>
       <w:r>
         <w:rPr>
-          <w:b w:val="false"/>
-          <w:bCs w:val="false"/>
-          <w:i w:val="false"/>
-          <w:iCs w:val="false"/>
-          <w:color w:val="000000"/>
-          <w:sz w:val="24"/>
-          <w:szCs w:val="24"/>
-          <w:rFonts w:ascii="Times New Roman" w:cs="Times New Roman" w:eastAsia="Times New Roman" w:hAnsi="Times New Roman"/>
-        </w:rPr>
-        <w:t xml:space="preserve">1. Définir l’oligarchie et le mécanisme reine-Premier ministre (alliance par mariage).</w:t>
+          <w:b/>
+          <w:bCs/>
+          <w:i w:val="false"/>
+          <w:iCs w:val="false"/>
+          <w:color w:val="2E7D32"/>
+          <w:sz w:val="26"/>
+          <w:szCs w:val="26"/>
+          <w:rFonts w:ascii="Times New Roman" w:cs="Times New Roman" w:eastAsia="Times New Roman" w:hAnsi="Times New Roman"/>
+        </w:rPr>
+        <w:t xml:space="preserve">Petit lexique</w:t>
       </w:r>
     </w:p>
+    <w:tbl>
+      <w:tblPr>
+        <w:tblW w:type="dxa" w:w="9600"/>
+        <w:tblBorders>
+          <w:top w:val="single" w:color="808080" w:sz="4"/>
+          <w:left w:val="single" w:color="808080" w:sz="4"/>
+          <w:bottom w:val="single" w:color="808080" w:sz="4"/>
+          <w:right w:val="single" w:color="808080" w:sz="4"/>
+          <w:insideH w:val="single" w:color="B0B0B0" w:sz="4"/>
+          <w:insideV w:val="single" w:color="B0B0B0" w:sz="4"/>
+        </w:tblBorders>
+        <w:tblLayout w:type="fixed"/>
+      </w:tblPr>
+      <w:tblGrid>
+        <w:gridCol w:w="2800"/>
+        <w:gridCol w:w="6800"/>
+      </w:tblGrid>
+      <w:tr>
+        <w:tc>
+          <w:tcPr>
+            <w:shd w:fill="E7E6E6" w:val="clear"/>
+            <w:tcMar>
+              <w:top w:type="dxa" w:w="80"/>
+              <w:left w:type="dxa" w:w="80"/>
+              <w:bottom w:type="dxa" w:w="80"/>
+              <w:right w:type="dxa" w:w="80"/>
+            </w:tcMar>
+          </w:tcPr>
+          <w:p>
+            <w:pPr>
+              <w:spacing w:after="40"/>
+              <w:jc w:val="left"/>
+            </w:pPr>
+            <w:r>
+              <w:rPr>
+                <w:b/>
+                <w:bCs/>
+                <w:i w:val="false"/>
+                <w:iCs w:val="false"/>
+                <w:color w:val="000000"/>
+                <w:sz w:val="20"/>
+                <w:szCs w:val="20"/>
+                <w:rFonts w:ascii="Times New Roman" w:cs="Times New Roman" w:eastAsia="Times New Roman" w:hAnsi="Times New Roman"/>
+              </w:rPr>
+              <w:t xml:space="preserve">Mot</w:t>
+            </w:r>
+          </w:p>
+        </w:tc>
+        <w:tc>
+          <w:tcPr>
+            <w:shd w:fill="E7E6E6" w:val="clear"/>
+            <w:tcMar>
+              <w:top w:type="dxa" w:w="80"/>
+              <w:left w:type="dxa" w:w="80"/>
+              <w:bottom w:type="dxa" w:w="80"/>
+              <w:right w:type="dxa" w:w="80"/>
+            </w:tcMar>
+          </w:tcPr>
+          <w:p>
+            <w:pPr>
+              <w:spacing w:after="40"/>
+              <w:jc w:val="left"/>
+            </w:pPr>
+            <w:r>
+              <w:rPr>
+                <w:b/>
+                <w:bCs/>
+                <w:i w:val="false"/>
+                <w:iCs w:val="false"/>
+                <w:color w:val="000000"/>
+                <w:sz w:val="20"/>
+                <w:szCs w:val="20"/>
+                <w:rFonts w:ascii="Times New Roman" w:cs="Times New Roman" w:eastAsia="Times New Roman" w:hAnsi="Times New Roman"/>
+              </w:rPr>
+              <w:t xml:space="preserve">Sens</w:t>
+            </w:r>
+          </w:p>
+        </w:tc>
+      </w:tr>
+      <w:tr>
+        <w:tc>
+          <w:tcPr>
+            <w:tcMar>
+              <w:top w:type="dxa" w:w="80"/>
+              <w:left w:type="dxa" w:w="80"/>
+              <w:bottom w:type="dxa" w:w="80"/>
+              <w:right w:type="dxa" w:w="80"/>
+            </w:tcMar>
+          </w:tcPr>
+          <w:p>
+            <w:pPr>
+              <w:spacing w:after="40"/>
+              <w:jc w:val="left"/>
+            </w:pPr>
+            <w:r>
+              <w:rPr>
+                <w:b/>
+                <w:bCs/>
+                <w:i w:val="false"/>
+                <w:iCs w:val="false"/>
+                <w:color w:val="000000"/>
+                <w:sz w:val="20"/>
+                <w:szCs w:val="20"/>
+                <w:rFonts w:ascii="Times New Roman" w:cs="Times New Roman" w:eastAsia="Times New Roman" w:hAnsi="Times New Roman"/>
+              </w:rPr>
+              <w:t xml:space="preserve">Oligarchie</w:t>
+            </w:r>
+          </w:p>
+        </w:tc>
+        <w:tc>
+          <w:tcPr>
+            <w:tcMar>
+              <w:top w:type="dxa" w:w="80"/>
+              <w:left w:type="dxa" w:w="80"/>
+              <w:bottom w:type="dxa" w:w="80"/>
+              <w:right w:type="dxa" w:w="80"/>
+            </w:tcMar>
+          </w:tcPr>
+          <w:p>
+            <w:pPr>
+              <w:spacing w:after="40"/>
+              <w:jc w:val="left"/>
+            </w:pPr>
+            <w:r>
+              <w:rPr>
+                <w:b w:val="false"/>
+                <w:bCs w:val="false"/>
+                <w:i w:val="false"/>
+                <w:iCs w:val="false"/>
+                <w:color w:val="000000"/>
+                <w:sz w:val="20"/>
+                <w:szCs w:val="20"/>
+                <w:rFonts w:ascii="Times New Roman" w:cs="Times New Roman" w:eastAsia="Times New Roman" w:hAnsi="Times New Roman"/>
+              </w:rPr>
+              <w:t xml:space="preserve">gouvernement d’un petit nombre de familles ou de personnes</w:t>
+            </w:r>
+          </w:p>
+        </w:tc>
+      </w:tr>
+      <w:tr>
+        <w:tc>
+          <w:tcPr>
+            <w:tcMar>
+              <w:top w:type="dxa" w:w="80"/>
+              <w:left w:type="dxa" w:w="80"/>
+              <w:bottom w:type="dxa" w:w="80"/>
+              <w:right w:type="dxa" w:w="80"/>
+            </w:tcMar>
+          </w:tcPr>
+          <w:p>
+            <w:pPr>
+              <w:spacing w:after="40"/>
+              <w:jc w:val="left"/>
+            </w:pPr>
+            <w:r>
+              <w:rPr>
+                <w:b/>
+                <w:bCs/>
+                <w:i w:val="false"/>
+                <w:iCs w:val="false"/>
+                <w:color w:val="000000"/>
+                <w:sz w:val="20"/>
+                <w:szCs w:val="20"/>
+                <w:rFonts w:ascii="Times New Roman" w:cs="Times New Roman" w:eastAsia="Times New Roman" w:hAnsi="Times New Roman"/>
+              </w:rPr>
+              <w:t xml:space="preserve">Code</w:t>
+            </w:r>
+          </w:p>
+        </w:tc>
+        <w:tc>
+          <w:tcPr>
+            <w:tcMar>
+              <w:top w:type="dxa" w:w="80"/>
+              <w:left w:type="dxa" w:w="80"/>
+              <w:bottom w:type="dxa" w:w="80"/>
+              <w:right w:type="dxa" w:w="80"/>
+            </w:tcMar>
+          </w:tcPr>
+          <w:p>
+            <w:pPr>
+              <w:spacing w:after="40"/>
+              <w:jc w:val="left"/>
+            </w:pPr>
+            <w:r>
+              <w:rPr>
+                <w:b w:val="false"/>
+                <w:bCs w:val="false"/>
+                <w:i w:val="false"/>
+                <w:iCs w:val="false"/>
+                <w:color w:val="000000"/>
+                <w:sz w:val="20"/>
+                <w:szCs w:val="20"/>
+                <w:rFonts w:ascii="Times New Roman" w:cs="Times New Roman" w:eastAsia="Times New Roman" w:hAnsi="Times New Roman"/>
+              </w:rPr>
+              <w:t xml:space="preserve">recueil ordonné des lois d’un État</w:t>
+            </w:r>
+          </w:p>
+        </w:tc>
+      </w:tr>
+      <w:tr>
+        <w:tc>
+          <w:tcPr>
+            <w:tcMar>
+              <w:top w:type="dxa" w:w="80"/>
+              <w:left w:type="dxa" w:w="80"/>
+              <w:bottom w:type="dxa" w:w="80"/>
+              <w:right w:type="dxa" w:w="80"/>
+            </w:tcMar>
+          </w:tcPr>
+          <w:p>
+            <w:pPr>
+              <w:spacing w:after="40"/>
+              <w:jc w:val="left"/>
+            </w:pPr>
+            <w:r>
+              <w:rPr>
+                <w:b/>
+                <w:bCs/>
+                <w:i w:val="false"/>
+                <w:iCs w:val="false"/>
+                <w:color w:val="000000"/>
+                <w:sz w:val="20"/>
+                <w:szCs w:val="20"/>
+                <w:rFonts w:ascii="Times New Roman" w:cs="Times New Roman" w:eastAsia="Times New Roman" w:hAnsi="Times New Roman"/>
+              </w:rPr>
+              <w:t xml:space="preserve">Déportation</w:t>
+            </w:r>
+          </w:p>
+        </w:tc>
+        <w:tc>
+          <w:tcPr>
+            <w:tcMar>
+              <w:top w:type="dxa" w:w="80"/>
+              <w:left w:type="dxa" w:w="80"/>
+              <w:bottom w:type="dxa" w:w="80"/>
+              <w:right w:type="dxa" w:w="80"/>
+            </w:tcMar>
+          </w:tcPr>
+          <w:p>
+            <w:pPr>
+              <w:spacing w:after="40"/>
+              <w:jc w:val="left"/>
+            </w:pPr>
+            <w:r>
+              <w:rPr>
+                <w:b w:val="false"/>
+                <w:bCs w:val="false"/>
+                <w:i w:val="false"/>
+                <w:iCs w:val="false"/>
+                <w:color w:val="000000"/>
+                <w:sz w:val="20"/>
+                <w:szCs w:val="20"/>
+                <w:rFonts w:ascii="Times New Roman" w:cs="Times New Roman" w:eastAsia="Times New Roman" w:hAnsi="Times New Roman"/>
+              </w:rPr>
+              <w:t xml:space="preserve">peine consistant à exiler un condamné loin de chez lui</w:t>
+            </w:r>
+          </w:p>
+        </w:tc>
+      </w:tr>
+      <w:tr>
+        <w:tc>
+          <w:tcPr>
+            <w:tcMar>
+              <w:top w:type="dxa" w:w="80"/>
+              <w:left w:type="dxa" w:w="80"/>
+              <w:bottom w:type="dxa" w:w="80"/>
+              <w:right w:type="dxa" w:w="80"/>
+            </w:tcMar>
+          </w:tcPr>
+          <w:p>
+            <w:pPr>
+              <w:spacing w:after="40"/>
+              <w:jc w:val="left"/>
+            </w:pPr>
+            <w:r>
+              <w:rPr>
+                <w:b/>
+                <w:bCs/>
+                <w:i w:val="false"/>
+                <w:iCs w:val="false"/>
+                <w:color w:val="000000"/>
+                <w:sz w:val="20"/>
+                <w:szCs w:val="20"/>
+                <w:rFonts w:ascii="Times New Roman" w:cs="Times New Roman" w:eastAsia="Times New Roman" w:hAnsi="Times New Roman"/>
+              </w:rPr>
+              <w:t xml:space="preserve">Religion d’État</w:t>
+            </w:r>
+          </w:p>
+        </w:tc>
+        <w:tc>
+          <w:tcPr>
+            <w:tcMar>
+              <w:top w:type="dxa" w:w="80"/>
+              <w:left w:type="dxa" w:w="80"/>
+              <w:bottom w:type="dxa" w:w="80"/>
+              <w:right w:type="dxa" w:w="80"/>
+            </w:tcMar>
+          </w:tcPr>
+          <w:p>
+            <w:pPr>
+              <w:spacing w:after="40"/>
+              <w:jc w:val="left"/>
+            </w:pPr>
+            <w:r>
+              <w:rPr>
+                <w:b w:val="false"/>
+                <w:bCs w:val="false"/>
+                <w:i w:val="false"/>
+                <w:iCs w:val="false"/>
+                <w:color w:val="000000"/>
+                <w:sz w:val="20"/>
+                <w:szCs w:val="20"/>
+                <w:rFonts w:ascii="Times New Roman" w:cs="Times New Roman" w:eastAsia="Times New Roman" w:hAnsi="Times New Roman"/>
+              </w:rPr>
+              <w:t xml:space="preserve">religion officielle adoptée par le pouvoir</w:t>
+            </w:r>
+          </w:p>
+        </w:tc>
+      </w:tr>
+    </w:tbl>
     <w:p>
       <w:pPr>
-        <w:spacing w:after="60" w:line="300"/>
-        <w:jc w:val="both"/>
+        <w:spacing w:after="120"/>
       </w:pPr>
-      <w:r>
-        <w:rPr>
-          <w:b w:val="false"/>
-          <w:bCs w:val="false"/>
-          <w:i w:val="false"/>
-          <w:iCs w:val="false"/>
-          <w:color w:val="000000"/>
-          <w:sz w:val="24"/>
-          <w:szCs w:val="24"/>
-          <w:rFonts w:ascii="Times New Roman" w:cs="Times New Roman" w:eastAsia="Times New Roman" w:hAnsi="Times New Roman"/>
-        </w:rPr>
-        <w:t xml:space="preserve">2. Citer les instruments du pouvoir : code de 1881, déportations, impôts des provinces.</w:t>
-      </w:r>
-    </w:p>
-    <w:p>
-      <w:pPr>
-        <w:spacing w:after="60" w:line="300"/>
-        <w:jc w:val="both"/>
-      </w:pPr>
-      <w:r>
-        <w:rPr>
-          <w:b w:val="false"/>
-          <w:bCs w:val="false"/>
-          <w:i w:val="false"/>
-          <w:iCs w:val="false"/>
-          <w:color w:val="000000"/>
-          <w:sz w:val="24"/>
-          <w:szCs w:val="24"/>
-          <w:rFonts w:ascii="Times New Roman" w:cs="Times New Roman" w:eastAsia="Times New Roman" w:hAnsi="Times New Roman"/>
-        </w:rPr>
-        <w:t xml:space="preserve">3. Présenter la société (quatre groupes) et la religion d’État (1869).</w:t>
-      </w:r>
-    </w:p>
-    <w:p>
-      <w:pPr>
-        <w:spacing w:after="110" w:line="300"/>
-        <w:jc w:val="both"/>
-      </w:pPr>
-      <w:r>
-        <w:rPr>
-          <w:b/>
-          <w:bCs/>
-          <w:i w:val="false"/>
-          <w:iCs w:val="false"/>
-          <w:color w:val="1F4E79"/>
-          <w:sz w:val="24"/>
-          <w:szCs w:val="24"/>
-          <w:rFonts w:ascii="Times New Roman" w:cs="Times New Roman" w:eastAsia="Times New Roman" w:hAnsi="Times New Roman"/>
-        </w:rPr>
-        <w:t xml:space="preserve">Exemple — </w:t>
-      </w:r>
-      <w:r>
-        <w:rPr>
-          <w:b w:val="false"/>
-          <w:bCs w:val="false"/>
-          <w:i w:val="false"/>
-          <w:iCs w:val="false"/>
-          <w:color w:val="000000"/>
-          <w:sz w:val="24"/>
-          <w:szCs w:val="24"/>
-          <w:rFonts w:ascii="Times New Roman" w:cs="Times New Roman" w:eastAsia="Times New Roman" w:hAnsi="Times New Roman"/>
-        </w:rPr>
-        <w:t xml:space="preserve">Le code des 305 articles en action : il rend l’école obligatoire pour les enfants — mesure très moderne — mais il maintient les hiérarchies sociales et prévoit des peines sévères contre les opposants. Une même loi peut moderniser ET verrouiller : c’est tout le paradoxe du royaume.</w:t>
-      </w:r>
-    </w:p>
-    <w:p>
-      <w:pPr>
-        <w:spacing w:after="110" w:line="300"/>
-        <w:jc w:val="both"/>
-      </w:pPr>
-      <w:r>
-        <w:rPr>
-          <w:b/>
-          <w:bCs/>
-          <w:i w:val="false"/>
-          <w:iCs w:val="false"/>
-          <w:color w:val="B25000"/>
-          <w:sz w:val="24"/>
-          <w:szCs w:val="24"/>
-          <w:rFonts w:ascii="Times New Roman" w:cs="Times New Roman" w:eastAsia="Times New Roman" w:hAnsi="Times New Roman"/>
-        </w:rPr>
-        <w:t xml:space="preserve">Erreur à éviter — </w:t>
-      </w:r>
-      <w:r>
-        <w:rPr>
-          <w:b w:val="false"/>
-          <w:bCs w:val="false"/>
-          <w:i w:val="false"/>
-          <w:iCs w:val="false"/>
-          <w:color w:val="000000"/>
-          <w:sz w:val="24"/>
-          <w:szCs w:val="24"/>
-          <w:rFonts w:ascii="Times New Roman" w:cs="Times New Roman" w:eastAsia="Times New Roman" w:hAnsi="Times New Roman"/>
-        </w:rPr>
-        <w:t xml:space="preserve">Croire que les reines n’étaient que des marionnettes sans rôle : elles incarnaient la légitimité royale, sacrée aux yeux du peuple, sans laquelle le Premier ministre n’aurait pas tenu un jour. L’oligarchie avait besoin du trône autant que le trône de l’oligarchie — c’est un partage du pouvoir, pas une disparition de la royauté.</w:t>
-      </w:r>
-    </w:p>
-    <w:p>
-      <w:pPr>
-        <w:shd w:fill="E3F2FD" w:val="clear"/>
-        <w:spacing w:after="110" w:line="300"/>
-        <w:jc w:val="both"/>
-      </w:pPr>
-      <w:r>
-        <w:rPr>
-          <w:b/>
-          <w:bCs/>
-          <w:i w:val="false"/>
-          <w:iCs w:val="false"/>
-          <w:color w:val="1565C0"/>
-          <w:sz w:val="24"/>
-          <w:szCs w:val="24"/>
-          <w:rFonts w:ascii="Times New Roman" w:cs="Times New Roman" w:eastAsia="Times New Roman" w:hAnsi="Times New Roman"/>
-        </w:rPr>
-        <w:t xml:space="preserve">Le savais-tu ? </w:t>
-      </w:r>
-      <w:r>
-        <w:rPr>
-          <w:b w:val="false"/>
-          <w:bCs w:val="false"/>
-          <w:i w:val="false"/>
-          <w:iCs w:val="false"/>
-          <w:color w:val="000000"/>
-          <w:sz w:val="24"/>
-          <w:szCs w:val="24"/>
-          <w:rFonts w:ascii="Times New Roman" w:cs="Times New Roman" w:eastAsia="Times New Roman" w:hAnsi="Times New Roman"/>
-        </w:rPr>
-        <w:t xml:space="preserve">Le Tantara ny Andriana est un trésor unique : le père Callet n’a presque rien écrit lui-même — il a noté, en malgache, ce que les anciens de l’Imerina lui racontaient : généalogies, coutumes, discours royaux… Près de 1 200 pages de mémoire orale devenue livre ! C’est exactement la démarche de l’Histoire orale que tu as apprise à l’unité I — appliquée il y a 150 ans.</w:t>
-      </w:r>
     </w:p>
     <w:p>
       <w:pPr>

--- a/manuel-histoire-t8/Manuel_Histoire_T8_UNITE5.docx
+++ b/manuel-histoire-t8/Manuel_Histoire_T8_UNITE5.docx
@@ -6773,7 +6773,7 @@
           <w:szCs w:val="24"/>
           <w:rFonts w:ascii="Times New Roman" w:cs="Times New Roman" w:eastAsia="Times New Roman" w:hAnsi="Times New Roman"/>
         </w:rPr>
-        <w:t xml:space="preserve"> (« les cent mille hommes »), instruite à l’européenne par des sergents anglais, disciplinée, articulée en grades ;</w:t>
+        <w:t xml:space="preserve"> (« les cent mille hommes »), instruite à l’européenne par des sergents anglais, disciplinée, articulée en grades — elle compte déjà près de 12 000 soldats de métier vers 1821 ;</w:t>
       </w:r>
     </w:p>
     <w:p>
@@ -6818,7 +6818,7 @@
           <w:szCs w:val="24"/>
           <w:rFonts w:ascii="Times New Roman" w:cs="Times New Roman" w:eastAsia="Times New Roman" w:hAnsi="Times New Roman"/>
         </w:rPr>
-        <w:t xml:space="preserve"> ouvrent dès 1820 les premières écoles — </w:t>
+        <w:t xml:space="preserve"> — les deux premiers, David Jones et Thomas Bevan, débarquent à Toamasina dès 1818 — ouvrent à partir de 1820 les premières écoles — </w:t>
       </w:r>
       <w:r>
         <w:rPr>
